--- a/trabalhos-direito-ambiental/Giovanni Ribeiro Saldanha - RGM 181.761 - Direito Ambiental - Proibicao de Retrocesso Socioambiental.docx
+++ b/trabalhos-direito-ambiental/Giovanni Ribeiro Saldanha - RGM 181.761 - Direito Ambiental - Proibicao de Retrocesso Socioambiental.docx
@@ -10,198 +10,103 @@
       <w:r>
         <w:rPr>
           <w:rFonts w:ascii="Times New Roman" w:cs="Times New Roman" w:eastAsia="Times New Roman" w:hAnsi="Times New Roman"/>
+          <w:sz w:val="24"/>
+          <w:szCs w:val="24"/>
+        </w:rPr>
+        <w:t xml:space="preserve">Aluno: Giovanni Ribeiro Saldanha</w:t>
+      </w:r>
+    </w:p>
+    <w:p>
+      <w:pPr>
+        <w:spacing w:after="0" w:line="276" w:lineRule="auto"/>
+        <w:jc w:val="left"/>
+      </w:pPr>
+      <w:r>
+        <w:rPr>
+          <w:rFonts w:ascii="Times New Roman" w:cs="Times New Roman" w:eastAsia="Times New Roman" w:hAnsi="Times New Roman"/>
+          <w:sz w:val="24"/>
+          <w:szCs w:val="24"/>
+        </w:rPr>
+        <w:t xml:space="preserve">RGM: 181.761</w:t>
+      </w:r>
+    </w:p>
+    <w:p>
+      <w:pPr>
+        <w:spacing w:after="0" w:line="276" w:lineRule="auto"/>
+        <w:jc w:val="left"/>
+      </w:pPr>
+      <w:r>
+        <w:rPr>
+          <w:rFonts w:ascii="Times New Roman" w:cs="Times New Roman" w:eastAsia="Times New Roman" w:hAnsi="Times New Roman"/>
+          <w:sz w:val="24"/>
+          <w:szCs w:val="24"/>
+        </w:rPr>
+        <w:t xml:space="preserve">Disciplina: Direito Ambiental</w:t>
+      </w:r>
+    </w:p>
+    <w:p>
+      <w:pPr>
+        <w:spacing w:after="240" w:line="276" w:lineRule="auto"/>
+        <w:jc w:val="left"/>
+      </w:pPr>
+      <w:r>
+        <w:rPr>
+          <w:rFonts w:ascii="Times New Roman" w:cs="Times New Roman" w:eastAsia="Times New Roman" w:hAnsi="Times New Roman"/>
+          <w:sz w:val="24"/>
+          <w:szCs w:val="24"/>
+        </w:rPr>
+        <w:t xml:space="preserve">Atividade avaliativa — P1</w:t>
+      </w:r>
+    </w:p>
+    <w:p>
+      <w:pPr>
+        <w:spacing w:after="480" w:before="240" w:line="360" w:lineRule="auto"/>
+        <w:jc w:val="center"/>
+      </w:pPr>
+      <w:r>
+        <w:rPr>
+          <w:rFonts w:ascii="Times New Roman" w:cs="Times New Roman" w:eastAsia="Times New Roman" w:hAnsi="Times New Roman"/>
+          <w:b/>
+          <w:bCs/>
+          <w:sz w:val="24"/>
+          <w:szCs w:val="24"/>
+        </w:rPr>
+        <w:t xml:space="preserve">A PROIBIÇÃO DE RETROCESSO SOCIOAMBIENTAL: DA AMPLIAÇÃO DO CÍRCULO MORAL AO CONTROLE DE CONSTITUCIONALIDADE NA ADI 4.717/DF</w:t>
+      </w:r>
+    </w:p>
+    <w:p>
+      <w:pPr>
+        <w:spacing w:after="240" w:before="360" w:line="360" w:lineRule="auto"/>
+        <w:jc w:val="left"/>
+      </w:pPr>
+      <w:r>
+        <w:rPr>
+          <w:rFonts w:ascii="Times New Roman" w:cs="Times New Roman" w:eastAsia="Times New Roman" w:hAnsi="Times New Roman"/>
+          <w:b/>
+          <w:bCs/>
+          <w:sz w:val="24"/>
+          <w:szCs w:val="24"/>
+        </w:rPr>
+        <w:t xml:space="preserve">1 INTRODUÇÃO</w:t>
+      </w:r>
+    </w:p>
+    <w:p>
+      <w:pPr>
+        <w:spacing w:line="360" w:lineRule="auto"/>
+        <w:ind w:firstLine="709"/>
+        <w:jc w:val="both"/>
+      </w:pPr>
+      <w:r>
+        <w:rPr>
+          <w:rFonts w:ascii="Times New Roman" w:cs="Times New Roman" w:eastAsia="Times New Roman" w:hAnsi="Times New Roman"/>
           <w:b w:val="false"/>
           <w:bCs w:val="false"/>
-          <w:sz w:val="24"/>
-          <w:szCs w:val="24"/>
-        </w:rPr>
-        <w:t xml:space="preserve">Aluno: Giovanni Ribeiro Saldanha</w:t>
-      </w:r>
-    </w:p>
-    <w:p>
-      <w:pPr>
-        <w:spacing w:after="0" w:line="276" w:lineRule="auto"/>
-        <w:jc w:val="left"/>
-      </w:pPr>
-      <w:r>
-        <w:rPr>
-          <w:rFonts w:ascii="Times New Roman" w:cs="Times New Roman" w:eastAsia="Times New Roman" w:hAnsi="Times New Roman"/>
-          <w:b w:val="false"/>
-          <w:bCs w:val="false"/>
-          <w:sz w:val="24"/>
-          <w:szCs w:val="24"/>
-        </w:rPr>
-        <w:t xml:space="preserve">RGM: 181.761</w:t>
-      </w:r>
-    </w:p>
-    <w:p>
-      <w:pPr>
-        <w:spacing w:after="0" w:line="276" w:lineRule="auto"/>
-        <w:jc w:val="left"/>
-      </w:pPr>
-      <w:r>
-        <w:rPr>
-          <w:rFonts w:ascii="Times New Roman" w:cs="Times New Roman" w:eastAsia="Times New Roman" w:hAnsi="Times New Roman"/>
-          <w:b w:val="false"/>
-          <w:bCs w:val="false"/>
-          <w:sz w:val="24"/>
-          <w:szCs w:val="24"/>
-        </w:rPr>
-        <w:t xml:space="preserve">Disciplina: Direito Ambiental</w:t>
-      </w:r>
-    </w:p>
-    <w:p>
-      <w:pPr>
-        <w:spacing w:after="240" w:line="276" w:lineRule="auto"/>
-        <w:jc w:val="left"/>
-      </w:pPr>
-      <w:r>
-        <w:rPr>
-          <w:rFonts w:ascii="Times New Roman" w:cs="Times New Roman" w:eastAsia="Times New Roman" w:hAnsi="Times New Roman"/>
-          <w:b w:val="false"/>
-          <w:bCs w:val="false"/>
-          <w:sz w:val="24"/>
-          <w:szCs w:val="24"/>
-        </w:rPr>
-        <w:t xml:space="preserve">Atividade avaliativa — P1</w:t>
-      </w:r>
-    </w:p>
-    <w:p>
-      <w:pPr>
-        <w:spacing w:after="480" w:before="240" w:line="360" w:lineRule="auto"/>
-        <w:jc w:val="center"/>
-      </w:pPr>
-      <w:r>
-        <w:rPr>
-          <w:rFonts w:ascii="Times New Roman" w:cs="Times New Roman" w:eastAsia="Times New Roman" w:hAnsi="Times New Roman"/>
-          <w:b/>
-          <w:bCs/>
-          <w:sz w:val="24"/>
-          <w:szCs w:val="24"/>
-        </w:rPr>
-        <w:t xml:space="preserve">A PROIBIÇÃO DE RETROCESSO SOCIOAMBIENTAL: FUNDAMENTO DOGMÁTICO E APLICAÇÃO NA ADI 4.717/DF</w:t>
-      </w:r>
-    </w:p>
-    <w:p>
-      <w:pPr>
-        <w:spacing w:after="240" w:before="360" w:line="360" w:lineRule="auto"/>
-        <w:jc w:val="left"/>
-      </w:pPr>
-      <w:r>
-        <w:rPr>
-          <w:rFonts w:ascii="Times New Roman" w:cs="Times New Roman" w:eastAsia="Times New Roman" w:hAnsi="Times New Roman"/>
-          <w:b/>
-          <w:bCs/>
-          <w:sz w:val="24"/>
-          <w:szCs w:val="24"/>
-        </w:rPr>
-        <w:t xml:space="preserve">1 INTRODUÇÃO</w:t>
-      </w:r>
-    </w:p>
-    <w:p>
-      <w:pPr>
-        <w:spacing w:after="0" w:before="0" w:line="360" w:lineRule="auto"/>
-        <w:ind w:left="0" w:firstLine="709"/>
-        <w:jc w:val="both"/>
-      </w:pPr>
-      <w:r>
-        <w:rPr>
-          <w:rFonts w:ascii="Times New Roman" w:cs="Times New Roman" w:eastAsia="Times New Roman" w:hAnsi="Times New Roman"/>
-          <w:b w:val="false"/>
-          <w:bCs w:val="false"/>
-          <w:i w:val="false"/>
-          <w:iCs w:val="false"/>
-          <w:sz w:val="24"/>
-          <w:szCs w:val="24"/>
-        </w:rPr>
-        <w:t xml:space="preserve">O art. 225 da Constituição Federal de 1988 não se limitou a reconhecer o direito de todos ao meio ambiente ecologicamente equilibrado. Ao acrescentar, no mesmo dispositivo, que incumbe ao Poder Público e à coletividade o dever de defendê-lo e preservá-lo para as presentes e futuras gerações, o constituinte estruturou a tutela ambiental sobre duas dimensões que caminham juntas: uma dimensão subjetiva, de que decorre uma posição jurídica exigível, e uma dimensão objetiva, da qual se extraem deveres estatais de proteção. É dessa segunda dimensão que nasce o problema examinado neste trabalho.</w:t>
-      </w:r>
-    </w:p>
-    <w:p>
-      <w:pPr>
-        <w:spacing w:after="0" w:before="0" w:line="360" w:lineRule="auto"/>
-        <w:ind w:left="0" w:firstLine="709"/>
-        <w:jc w:val="both"/>
-      </w:pPr>
-      <w:r>
-        <w:rPr>
-          <w:rFonts w:ascii="Times New Roman" w:cs="Times New Roman" w:eastAsia="Times New Roman" w:hAnsi="Times New Roman"/>
-          <w:b w:val="false"/>
-          <w:bCs w:val="false"/>
-          <w:i w:val="false"/>
-          <w:iCs w:val="false"/>
-          <w:sz w:val="24"/>
-          <w:szCs w:val="24"/>
-        </w:rPr>
-        <w:t xml:space="preserve">Se o Estado está constitucionalmente vinculado a proteger determinado bem, indaga-se em que medida lhe é lícito desproteger aquilo que já protegeu. Pode o legislador revogar, flexibilizar ou esvaziar um regime de tutela ambiental já consolidado, invocando sua liberdade de conformação? A resposta a essa pergunta é oferecida pelo princípio da proibição de retrocesso socioambiental — também referido como vedação de retrocesso ecológico —, cujo conteúdo se pretende descrever a partir da doutrina, para em seguida verificar sua aplicação concreta no julgamento da Ação Direta de Inconstitucionalidade n. 4.717/DF pelo Supremo Tribunal Federal.</w:t>
-      </w:r>
-    </w:p>
-    <w:p>
-      <w:pPr>
-        <w:spacing w:after="240" w:before="360" w:line="360" w:lineRule="auto"/>
-        <w:jc w:val="left"/>
-      </w:pPr>
-      <w:r>
-        <w:rPr>
-          <w:rFonts w:ascii="Times New Roman" w:cs="Times New Roman" w:eastAsia="Times New Roman" w:hAnsi="Times New Roman"/>
-          <w:b/>
-          <w:bCs/>
-          <w:sz w:val="24"/>
-          <w:szCs w:val="24"/>
-        </w:rPr>
-        <w:t xml:space="preserve">2 O PRINCÍPIO NA DOUTRINA</w:t>
-      </w:r>
-    </w:p>
-    <w:p>
-      <w:pPr>
-        <w:spacing w:after="180" w:before="280" w:line="360" w:lineRule="auto"/>
-        <w:jc w:val="left"/>
-      </w:pPr>
-      <w:r>
-        <w:rPr>
-          <w:rFonts w:ascii="Times New Roman" w:cs="Times New Roman" w:eastAsia="Times New Roman" w:hAnsi="Times New Roman"/>
-          <w:sz w:val="24"/>
-          <w:szCs w:val="24"/>
-        </w:rPr>
-        <w:t xml:space="preserve">2.1 Da matriz social à transposição para o domínio ecológico</w:t>
-      </w:r>
-    </w:p>
-    <w:p>
-      <w:pPr>
-        <w:spacing w:after="0" w:before="0" w:line="360" w:lineRule="auto"/>
-        <w:ind w:left="0" w:firstLine="709"/>
-        <w:jc w:val="both"/>
-      </w:pPr>
-      <w:r>
-        <w:rPr>
-          <w:rFonts w:ascii="Times New Roman" w:cs="Times New Roman" w:eastAsia="Times New Roman" w:hAnsi="Times New Roman"/>
-          <w:b w:val="false"/>
-          <w:bCs w:val="false"/>
-          <w:i w:val="false"/>
-          <w:iCs w:val="false"/>
-          <w:sz w:val="24"/>
-          <w:szCs w:val="24"/>
-        </w:rPr>
-        <w:t xml:space="preserve">A proibição de retrocesso foi originalmente formulada no campo dos direitos sociais, como resposta dogmática ao risco de que o legislador ordinário desfizesse, por simples maioria, o grau de concretização já alcançado por direitos que a Constituição confiara à sua mediação. Sarlet e Fensterseifer promovem a transposição dessa construção para o domínio ambiental, sustentando que a proteção ecológica, uma vez incorporada ao ordenamento, integra o patrimônio jurídico da coletividade e não pode ser livremente desfeita pelo poder que a instituiu.</w:t>
-      </w:r>
-    </w:p>
-    <w:p>
-      <w:pPr>
-        <w:spacing w:after="0" w:before="0" w:line="360" w:lineRule="auto"/>
-        <w:ind w:left="0" w:firstLine="709"/>
-        <w:jc w:val="both"/>
-      </w:pPr>
-      <w:r>
-        <w:rPr>
-          <w:rFonts w:ascii="Times New Roman" w:cs="Times New Roman" w:eastAsia="Times New Roman" w:hAnsi="Times New Roman"/>
-          <w:b w:val="false"/>
-          <w:bCs w:val="false"/>
-          <w:i w:val="false"/>
-          <w:iCs w:val="false"/>
-          <w:sz w:val="24"/>
-          <w:szCs w:val="24"/>
-        </w:rPr>
-        <w:t xml:space="preserve">O fundamento dessa transposição é duplo. De um lado, encontra-se a segurança jurídica: para os autores, a proibição de retrocesso é expressão inafastável do próprio Estado de Direito, pois de pouco valeria uma Constituição que assegurasse direitos cuja concretização pudesse ser revertida ao sabor da conjuntura política. De outro, encontra-se a solidariedade intergeracional inscrita no </w:t>
+          <w:i w:val="false"/>
+          <w:iCs w:val="false"/>
+          <w:sz w:val="24"/>
+          <w:szCs w:val="24"/>
+        </w:rPr>
+        <w:t xml:space="preserve">Há um quadro, no capítulo que Ingo Wolfgang Sarlet e Tiago Fensterseifer dedicam à ética ecológica, que merece leitura mais atenta do que normalmente se concede a um esquema ilustrativo. Reproduzido da obra </w:t>
       </w:r>
       <w:r>
         <w:rPr>
@@ -213,7 +118,7 @@
           <w:sz w:val="24"/>
           <w:szCs w:val="24"/>
         </w:rPr>
-        <w:t xml:space="preserve">caput</w:t>
+        <w:t xml:space="preserve">The Rights of Nature</w:t>
       </w:r>
       <w:r>
         <w:rPr>
@@ -225,111 +130,52 @@
           <w:sz w:val="24"/>
           <w:szCs w:val="24"/>
         </w:rPr>
-        <w:t xml:space="preserve"> do art. 225. Como observam Sarlet e Fensterseifer, a geração presente é responsável por legar às gerações futuras condições ecológicas iguais ou melhores do que aquelas que recebeu, o que veda à geração viva a alteração negativa desse patrimônio (SARLET; FENSTERSEIFER, 2026, p. ___). O retrocesso, sob essa ótica, não é apenas uma opção legislativa desfavorável: é a apropriação, pela geração atual, de um bem que não lhe pertence integralmente.</w:t>
-      </w:r>
-    </w:p>
-    <w:p>
-      <w:pPr>
-        <w:spacing w:after="180" w:before="280" w:line="360" w:lineRule="auto"/>
-        <w:jc w:val="left"/>
-      </w:pPr>
-      <w:r>
-        <w:rPr>
-          <w:rFonts w:ascii="Times New Roman" w:cs="Times New Roman" w:eastAsia="Times New Roman" w:hAnsi="Times New Roman"/>
-          <w:sz w:val="24"/>
-          <w:szCs w:val="24"/>
-        </w:rPr>
-        <w:t xml:space="preserve">2.2 Conteúdo normativo: o bloco normativo e o núcleo essencial</w:t>
-      </w:r>
-    </w:p>
-    <w:p>
-      <w:pPr>
-        <w:spacing w:after="0" w:before="0" w:line="360" w:lineRule="auto"/>
-        <w:ind w:left="0" w:firstLine="709"/>
-        <w:jc w:val="both"/>
-      </w:pPr>
-      <w:r>
-        <w:rPr>
-          <w:rFonts w:ascii="Times New Roman" w:cs="Times New Roman" w:eastAsia="Times New Roman" w:hAnsi="Times New Roman"/>
-          <w:b w:val="false"/>
-          <w:bCs w:val="false"/>
-          <w:i w:val="false"/>
-          <w:iCs w:val="false"/>
-          <w:sz w:val="24"/>
-          <w:szCs w:val="24"/>
-        </w:rPr>
-        <w:t xml:space="preserve">Delimitar o que o princípio efetivamente proíbe é o ponto mais delicado da matéria. A doutrina rejeita a leitura maximalista segundo a qual toda e qualquer alteração normativa desfavorável ao meio ambiente seria inconstitucional. Semelhante entendimento produziria o congelamento integral da ordem jurídica ambiental e, no limite, converteria o legislador ordinário em mero executor de suas próprias decisões pretéritas.</w:t>
-      </w:r>
-    </w:p>
-    <w:p>
-      <w:pPr>
-        <w:spacing w:after="0" w:before="0" w:line="360" w:lineRule="auto"/>
-        <w:ind w:left="0" w:firstLine="709"/>
-        <w:jc w:val="both"/>
-      </w:pPr>
-      <w:r>
-        <w:rPr>
-          <w:rFonts w:ascii="Times New Roman" w:cs="Times New Roman" w:eastAsia="Times New Roman" w:hAnsi="Times New Roman"/>
-          <w:b w:val="false"/>
-          <w:bCs w:val="false"/>
-          <w:i w:val="false"/>
-          <w:iCs w:val="false"/>
-          <w:sz w:val="24"/>
-          <w:szCs w:val="24"/>
-        </w:rPr>
-        <w:t xml:space="preserve">O que se protege, com maior rigor técnico, é o bloco normativo de proteção já construído, constitucional e infraconstitucional, na medida em que ele concretiza o núcleo essencial do direito fundamental ao meio ambiente. A proibição de retrocesso opera, portanto, como um parâmetro de controle: não impede a alteração legislativa, mas exige que ela não reduza o patamar de proteção abaixo do mínimo necessário à eficácia do direito. Trata-se, em termos práticos, de uma inversão do ônus argumentativo — cabe ao Estado demonstrar que a medida restritiva é justificada, proporcional e acompanhada de compensações idôneas, e não ao cidadão demonstrar a inconstitucionalidade do retrocesso.</w:t>
-      </w:r>
-    </w:p>
-    <w:p>
-      <w:pPr>
-        <w:spacing w:after="180" w:before="280" w:line="360" w:lineRule="auto"/>
-        <w:jc w:val="left"/>
-      </w:pPr>
-      <w:r>
-        <w:rPr>
-          <w:rFonts w:ascii="Times New Roman" w:cs="Times New Roman" w:eastAsia="Times New Roman" w:hAnsi="Times New Roman"/>
-          <w:sz w:val="24"/>
-          <w:szCs w:val="24"/>
-        </w:rPr>
-        <w:t xml:space="preserve">2.3 As objeções e o argumento democrático</w:t>
-      </w:r>
-    </w:p>
-    <w:p>
-      <w:pPr>
-        <w:spacing w:after="0" w:before="0" w:line="360" w:lineRule="auto"/>
-        <w:ind w:left="0" w:firstLine="709"/>
-        <w:jc w:val="both"/>
-      </w:pPr>
-      <w:r>
-        <w:rPr>
-          <w:rFonts w:ascii="Times New Roman" w:cs="Times New Roman" w:eastAsia="Times New Roman" w:hAnsi="Times New Roman"/>
-          <w:b w:val="false"/>
-          <w:bCs w:val="false"/>
-          <w:i w:val="false"/>
-          <w:iCs w:val="false"/>
-          <w:sz w:val="24"/>
-          <w:szCs w:val="24"/>
-        </w:rPr>
-        <w:t xml:space="preserve">Não se pode descrever o princípio sem enfrentar a crítica que lhe é dirigida com maior consistência. Objeta-se que a vedação de retrocesso, levada às últimas consequências, sacrifica a liberdade de conformação do legislador democraticamente eleito e transfere ao Judiciário a última palavra sobre políticas públicas ambientais, matéria intensamente técnica e marcada por escolhas de conveniência.</w:t>
-      </w:r>
-    </w:p>
-    <w:p>
-      <w:pPr>
-        <w:spacing w:after="0" w:before="0" w:line="360" w:lineRule="auto"/>
-        <w:ind w:left="0" w:firstLine="709"/>
-        <w:jc w:val="both"/>
-      </w:pPr>
-      <w:r>
-        <w:rPr>
-          <w:rFonts w:ascii="Times New Roman" w:cs="Times New Roman" w:eastAsia="Times New Roman" w:hAnsi="Times New Roman"/>
-          <w:b w:val="false"/>
-          <w:bCs w:val="false"/>
-          <w:i w:val="false"/>
-          <w:iCs w:val="false"/>
-          <w:sz w:val="24"/>
-          <w:szCs w:val="24"/>
-        </w:rPr>
-        <w:t xml:space="preserve">A objeção é séria e merece resposta em seus próprios termos. Ela perde força, contudo, quando se observa que o princípio não interdita a deliberação legislativa, mas apenas a submete a um ônus de justificação mais exigente. O legislador permanece livre para rever instrumentos, substituir mecanismos e reorganizar a política ambiental; o que não lhe é dado é reduzir o nível de proteção sem apresentar razões constitucionalmente idôneas. Nesse sentido, o princípio não é antidemocrático: é justamente uma técnica de preservação daquilo que a deliberação constituinte — e não a maioria ocasional — decidiu proteger.</w:t>
+        <w:t xml:space="preserve">, do historiador norte-americano Roderick Frazier Nash, ele dispõe em sequência cronológica os marcos de reconhecimento jurídico de direitos no contexto norte-americano: a Magna Carta de 1215, a Declaração de Independência de 1776, a Proclamação de Emancipação de 1863, a Décima Nona Emenda de 1920, o Indian Citizenship Act de 1924, o Fair Labor Standards Act de 1938, o Civil Rights Act de 1957 e, ao final da série, o Endangered Species Act de 1973.</w:t>
+      </w:r>
+    </w:p>
+    <w:p>
+      <w:pPr>
+        <w:spacing w:line="360" w:lineRule="auto"/>
+        <w:ind w:firstLine="709"/>
+        <w:jc w:val="both"/>
+      </w:pPr>
+      <w:r>
+        <w:rPr>
+          <w:rFonts w:ascii="Times New Roman" w:cs="Times New Roman" w:eastAsia="Times New Roman" w:hAnsi="Times New Roman"/>
+          <w:sz w:val="24"/>
+          <w:szCs w:val="24"/>
+        </w:rPr>
+        <w:t xml:space="preserve">O que impressiona nessa sequência não é apenas quem vai sendo progressivamente incluído. É a direção. Nenhuma das linhas retrocede. Barões, colonos, escravizados, mulheres, povos nativos, trabalhadores, população negra, e por fim a própria Natureza — a cada etapa, o círculo se alarga, e o que foi incorporado não volta a ser excluído. Os autores descrevem o fenômeno nos seguintes termos:</w:t>
+      </w:r>
+    </w:p>
+    <w:p>
+      <w:pPr>
+        <w:spacing w:after="240" w:before="240" w:line="240" w:lineRule="auto"/>
+        <w:ind w:left="2268"/>
+        <w:jc w:val="both"/>
+      </w:pPr>
+      <w:r>
+        <w:rPr>
+          <w:rFonts w:ascii="Times New Roman" w:cs="Times New Roman" w:eastAsia="Times New Roman" w:hAnsi="Times New Roman"/>
+          <w:sz w:val="20"/>
+          <w:szCs w:val="20"/>
+        </w:rPr>
+        <w:t xml:space="preserve">O reconhecimento do status moral para além do espectro humano também se situa na perspectiva histórica de ampliação progressiva do círculo moral – que, no passado, era limitado a apenas “alguns” seres humanos – e ampliação da atribuição de direitos, como ilustra bem o quadro que segue extraído da obra The Rights of Nature (1989) do historiador norte-americano Roderick Frazier Nash. (SARLET; FENSTERSEIFER, 2026, p. ___)</w:t>
+      </w:r>
+    </w:p>
+    <w:p>
+      <w:pPr>
+        <w:spacing w:line="360" w:lineRule="auto"/>
+        <w:ind w:firstLine="709"/>
+        <w:jc w:val="both"/>
+      </w:pPr>
+      <w:r>
+        <w:rPr>
+          <w:rFonts w:ascii="Times New Roman" w:cs="Times New Roman" w:eastAsia="Times New Roman" w:hAnsi="Times New Roman"/>
+          <w:sz w:val="24"/>
+          <w:szCs w:val="24"/>
+        </w:rPr>
+        <w:t xml:space="preserve">Chamo atenção para o adjetivo: progressiva. Ele carrega uma pretensão que é, no fundo, a mesma pretensão do princípio examinado neste trabalho. Se a expansão do reconhecimento jurídico é progressiva, então o retrocesso não é apenas uma opção legislativa infeliz — é uma anomalia dentro da lógica do próprio processo. O que pretendo demonstrar aqui é que a proibição de retrocesso socioambiental não constitui uma invenção da dogmática constitucional recente, mas a tradução técnica de uma intuição ética muito mais antiga, e que essa tradução foi efetivamente operada pelo Supremo Tribunal Federal no julgamento da ADI 4.717/DF.</w:t>
       </w:r>
     </w:p>
     <w:p>
@@ -345,102 +191,164 @@
           <w:sz w:val="24"/>
           <w:szCs w:val="24"/>
         </w:rPr>
-        <w:t xml:space="preserve">3 APLICAÇÃO CONCRETA: A ADI 4.717/DF</w:t>
-      </w:r>
-    </w:p>
-    <w:p>
-      <w:pPr>
-        <w:spacing w:after="0" w:before="0" w:line="360" w:lineRule="auto"/>
-        <w:ind w:left="0" w:firstLine="709"/>
-        <w:jc w:val="both"/>
-      </w:pPr>
-      <w:r>
-        <w:rPr>
-          <w:rFonts w:ascii="Times New Roman" w:cs="Times New Roman" w:eastAsia="Times New Roman" w:hAnsi="Times New Roman"/>
-          <w:b w:val="false"/>
-          <w:bCs w:val="false"/>
-          <w:i w:val="false"/>
-          <w:iCs w:val="false"/>
-          <w:sz w:val="24"/>
-          <w:szCs w:val="24"/>
-        </w:rPr>
-        <w:t xml:space="preserve">A aplicação mais expressiva do princípio na jurisprudência brasileira encontra-se no julgamento da ADI 4.717/DF, relatada pela Ministra Cármen Lúcia e apreciada pelo Plenário do Supremo Tribunal Federal em 5 de abril de 2018.</w:t>
-      </w:r>
-    </w:p>
-    <w:p>
-      <w:pPr>
-        <w:spacing w:after="0" w:before="0" w:line="360" w:lineRule="auto"/>
-        <w:ind w:left="0" w:firstLine="709"/>
-        <w:jc w:val="both"/>
-      </w:pPr>
-      <w:r>
-        <w:rPr>
-          <w:rFonts w:ascii="Times New Roman" w:cs="Times New Roman" w:eastAsia="Times New Roman" w:hAnsi="Times New Roman"/>
-          <w:b w:val="false"/>
-          <w:bCs w:val="false"/>
-          <w:i w:val="false"/>
-          <w:iCs w:val="false"/>
-          <w:sz w:val="24"/>
-          <w:szCs w:val="24"/>
-        </w:rPr>
-        <w:t xml:space="preserve">Discutia-se a constitucionalidade da Medida Provisória n. 558/2012, posteriormente convertida na Lei n. 12.678/2012, que promoveu a redução dos limites de sete espaços territorialmente protegidos na Amazônia — as Florestas Nacionais de Itaituba I, Itaituba II e Crepori, os Parques Nacionais dos Campos Amazônicos, da Amazônia e do Mapinguari, e a Área de Proteção Ambiental do Tapajós. A finalidade da alteração era instrumental e declarada: viabilizar o licenciamento e a instalação de cinco usinas hidrelétricas nas áreas desafetadas.</w:t>
-      </w:r>
-    </w:p>
-    <w:p>
-      <w:pPr>
-        <w:spacing w:after="0" w:before="0" w:line="360" w:lineRule="auto"/>
-        <w:ind w:left="0" w:firstLine="709"/>
-        <w:jc w:val="both"/>
-      </w:pPr>
-      <w:r>
-        <w:rPr>
-          <w:rFonts w:ascii="Times New Roman" w:cs="Times New Roman" w:eastAsia="Times New Roman" w:hAnsi="Times New Roman"/>
-          <w:b w:val="false"/>
-          <w:bCs w:val="false"/>
-          <w:i w:val="false"/>
-          <w:iCs w:val="false"/>
-          <w:sz w:val="24"/>
-          <w:szCs w:val="24"/>
-        </w:rPr>
-        <w:t xml:space="preserve">O Tribunal julgou procedente o pedido. Dois fundamentos estruturam a decisão. O primeiro é formal: o art. 225, § 1º, III, da Constituição exige lei em sentido estrito para a alteração ou supressão de espaços territorialmente protegidos, exigência que a medida provisória, ato normativo de iniciativa unipessoal do Chefe do Executivo, não satisfaz. Reconheceu-se, assim, a proteção ambiental como limite material implícito à edição de medidas provisórias.</w:t>
-      </w:r>
-    </w:p>
-    <w:p>
-      <w:pPr>
-        <w:spacing w:after="0" w:before="0" w:line="360" w:lineRule="auto"/>
-        <w:ind w:left="0" w:firstLine="709"/>
-        <w:jc w:val="both"/>
-      </w:pPr>
-      <w:r>
-        <w:rPr>
-          <w:rFonts w:ascii="Times New Roman" w:cs="Times New Roman" w:eastAsia="Times New Roman" w:hAnsi="Times New Roman"/>
-          <w:b w:val="false"/>
-          <w:bCs w:val="false"/>
-          <w:i w:val="false"/>
-          <w:iCs w:val="false"/>
-          <w:sz w:val="24"/>
-          <w:szCs w:val="24"/>
-        </w:rPr>
-        <w:t xml:space="preserve">O segundo fundamento — o que interessa mais de perto a este trabalho — é material. Assentou o acórdão que a norma impugnada contrariou o princípio da proibição de retrocesso socioambiental, na medida em que as alterações promovidas atingiram o núcleo essencial do direito fundamental ao meio ambiente ecologicamente equilibrado. A decisão fornece, portanto, exatamente aquilo que a doutrina exigia: não a proibição abstrata de mudar, mas a identificação, no caso concreto, de uma diminuição de tutela que ultrapassou o mínimo constitucionalmente exigido.</w:t>
-      </w:r>
-    </w:p>
-    <w:p>
-      <w:pPr>
-        <w:spacing w:after="0" w:before="0" w:line="360" w:lineRule="auto"/>
-        <w:ind w:left="0" w:firstLine="709"/>
-        <w:jc w:val="both"/>
-      </w:pPr>
-      <w:r>
-        <w:rPr>
-          <w:rFonts w:ascii="Times New Roman" w:cs="Times New Roman" w:eastAsia="Times New Roman" w:hAnsi="Times New Roman"/>
-          <w:b w:val="false"/>
-          <w:bCs w:val="false"/>
-          <w:i w:val="false"/>
-          <w:iCs w:val="false"/>
-          <w:sz w:val="24"/>
-          <w:szCs w:val="24"/>
-        </w:rPr>
-        <w:t xml:space="preserve">Merece registro, ainda, a solução dada aos efeitos do julgado. O Tribunal declarou a inconstitucionalidade sem pronúncia de nulidade, uma vez que os efeitos da norma já se haviam materializado de forma irreversível — as usinas encontravam-se construídas e em operação, e o alagamento das áreas não comportava desfazimento. A técnica preserva a força normativa da decisão para o futuro, mas revela, com alguma crueza, o limite prático do princípio: quando o dano ecológico se consuma, o reconhecimento do retrocesso opera mais como precedente do que como remédio.</w:t>
+        <w:t xml:space="preserve">2 O SUBSTRATO ÉTICO: UM PROCESSO QUE NÃO ADMITE VOLTA</w:t>
+      </w:r>
+    </w:p>
+    <w:p>
+      <w:pPr>
+        <w:spacing w:line="360" w:lineRule="auto"/>
+        <w:ind w:firstLine="709"/>
+        <w:jc w:val="both"/>
+      </w:pPr>
+      <w:r>
+        <w:rPr>
+          <w:rFonts w:ascii="Times New Roman" w:cs="Times New Roman" w:eastAsia="Times New Roman" w:hAnsi="Times New Roman"/>
+          <w:sz w:val="24"/>
+          <w:szCs w:val="24"/>
+        </w:rPr>
+        <w:t xml:space="preserve">Sarlet e Fensterseifer situam a ética ecológica como continuidade, e não como ruptura, do projeto iluminista. A crítica que dirigem ao cartesianismo — à cisão entre sujeito humano e Natureza-objeto — não propõe qualquer regresso ao obscurantismo. Ao contrário. A afirmação dos autores é econômica e decisiva: "O Iluminismo é um processo inacabado, tanto no campo científico quanto no plano ético" (SARLET; FENSTERSEIFER, 2026, p. ___).</w:t>
+      </w:r>
+    </w:p>
+    <w:p>
+      <w:pPr>
+        <w:spacing w:line="360" w:lineRule="auto"/>
+        <w:ind w:firstLine="709"/>
+        <w:jc w:val="both"/>
+      </w:pPr>
+      <w:r>
+        <w:rPr>
+          <w:rFonts w:ascii="Times New Roman" w:cs="Times New Roman" w:eastAsia="Times New Roman" w:hAnsi="Times New Roman"/>
+          <w:sz w:val="24"/>
+          <w:szCs w:val="24"/>
+        </w:rPr>
+        <w:t xml:space="preserve">A tese que os autores acolhem, colhida de Klaus Michael Meyer-Abich, é a de um segundo Iluminismo, que completaria o primeiro:</w:t>
+      </w:r>
+    </w:p>
+    <w:p>
+      <w:pPr>
+        <w:spacing w:after="240" w:before="240" w:line="240" w:lineRule="auto"/>
+        <w:ind w:left="2268"/>
+        <w:jc w:val="both"/>
+      </w:pPr>
+      <w:r>
+        <w:rPr>
+          <w:rFonts w:ascii="Times New Roman" w:cs="Times New Roman" w:eastAsia="Times New Roman" w:hAnsi="Times New Roman"/>
+          <w:i w:val="false"/>
+          <w:iCs w:val="false"/>
+          <w:sz w:val="20"/>
+          <w:szCs w:val="20"/>
+        </w:rPr>
+        <w:t xml:space="preserve">A percepção de que todas as pessoas nascem iguais por natureza e que esta igualdade também deve ser preservada na coexistência do Estado tornou-se a base do Estado constitucional moderno e já era irrefreável naquela época. Com relação ao papel do ser humano na Natureza, ainda não houve um Iluminismo (</w:t>
+      </w:r>
+      <w:r>
+        <w:rPr>
+          <w:rFonts w:ascii="Times New Roman" w:cs="Times New Roman" w:eastAsia="Times New Roman" w:hAnsi="Times New Roman"/>
+          <w:i/>
+          <w:iCs/>
+          <w:sz w:val="20"/>
+          <w:szCs w:val="20"/>
+        </w:rPr>
+        <w:t xml:space="preserve">Aufklärung</w:t>
+      </w:r>
+      <w:r>
+        <w:rPr>
+          <w:rFonts w:ascii="Times New Roman" w:cs="Times New Roman" w:eastAsia="Times New Roman" w:hAnsi="Times New Roman"/>
+          <w:i w:val="false"/>
+          <w:iCs w:val="false"/>
+          <w:sz w:val="20"/>
+          <w:szCs w:val="20"/>
+        </w:rPr>
+        <w:t xml:space="preserve">) correspondente. Defendo que o primeiro Iluminismo (</w:t>
+      </w:r>
+      <w:r>
+        <w:rPr>
+          <w:rFonts w:ascii="Times New Roman" w:cs="Times New Roman" w:eastAsia="Times New Roman" w:hAnsi="Times New Roman"/>
+          <w:i/>
+          <w:iCs/>
+          <w:sz w:val="20"/>
+          <w:szCs w:val="20"/>
+        </w:rPr>
+        <w:t xml:space="preserve">ersten Aufklärung</w:t>
+      </w:r>
+      <w:r>
+        <w:rPr>
+          <w:rFonts w:ascii="Times New Roman" w:cs="Times New Roman" w:eastAsia="Times New Roman" w:hAnsi="Times New Roman"/>
+          <w:i w:val="false"/>
+          <w:iCs w:val="false"/>
+          <w:sz w:val="20"/>
+          <w:szCs w:val="20"/>
+        </w:rPr>
+        <w:t xml:space="preserve">) sobre a igualdade natural dos seres humanos (seu nascimento igual) seja seguido pelo Iluminismo adicional sobre nosso parentesco natural (</w:t>
+      </w:r>
+      <w:r>
+        <w:rPr>
+          <w:rFonts w:ascii="Times New Roman" w:cs="Times New Roman" w:eastAsia="Times New Roman" w:hAnsi="Times New Roman"/>
+          <w:i/>
+          <w:iCs/>
+          <w:sz w:val="20"/>
+          <w:szCs w:val="20"/>
+        </w:rPr>
+        <w:t xml:space="preserve">natürliche Verwandtschaft</w:t>
+      </w:r>
+      <w:r>
+        <w:rPr>
+          <w:rFonts w:ascii="Times New Roman" w:cs="Times New Roman" w:eastAsia="Times New Roman" w:hAnsi="Times New Roman"/>
+          <w:i w:val="false"/>
+          <w:iCs w:val="false"/>
+          <w:sz w:val="20"/>
+          <w:szCs w:val="20"/>
+        </w:rPr>
+        <w:t xml:space="preserve">) com o resto do mundo (</w:t>
+      </w:r>
+      <w:r>
+        <w:rPr>
+          <w:rFonts w:ascii="Times New Roman" w:cs="Times New Roman" w:eastAsia="Times New Roman" w:hAnsi="Times New Roman"/>
+          <w:i/>
+          <w:iCs/>
+          <w:sz w:val="20"/>
+          <w:szCs w:val="20"/>
+        </w:rPr>
+        <w:t xml:space="preserve">Welt</w:t>
+      </w:r>
+      <w:r>
+        <w:rPr>
+          <w:rFonts w:ascii="Times New Roman" w:cs="Times New Roman" w:eastAsia="Times New Roman" w:hAnsi="Times New Roman"/>
+          <w:i w:val="false"/>
+          <w:iCs w:val="false"/>
+          <w:sz w:val="20"/>
+          <w:szCs w:val="20"/>
+        </w:rPr>
+        <w:t xml:space="preserve">). (MEYER-ABICH apud SARLET; FENSTERSEIFER, 2026, p. ___)</w:t>
+      </w:r>
+    </w:p>
+    <w:p>
+      <w:pPr>
+        <w:spacing w:line="360" w:lineRule="auto"/>
+        <w:ind w:firstLine="709"/>
+        <w:jc w:val="both"/>
+      </w:pPr>
+      <w:r>
+        <w:rPr>
+          <w:rFonts w:ascii="Times New Roman" w:cs="Times New Roman" w:eastAsia="Times New Roman" w:hAnsi="Times New Roman"/>
+          <w:sz w:val="24"/>
+          <w:szCs w:val="24"/>
+        </w:rPr>
+        <w:t xml:space="preserve">Note-se a estrutura do argumento. O primeiro Iluminismo produziu algo que se tornou "irrefreável" — a igualdade natural dos seres humanos como base do Estado constitucional. Irrefreável é palavra forte: designa aquilo que, uma vez estabelecido, não se pode desfazer sem desfazer, junto, o próprio Estado constitucional que dele se originou. É precisamente essa qualidade que a doutrina da proibição de retrocesso pretende estender à proteção ecológica.</w:t>
+      </w:r>
+    </w:p>
+    <w:p>
+      <w:pPr>
+        <w:spacing w:line="360" w:lineRule="auto"/>
+        <w:ind w:firstLine="709"/>
+        <w:jc w:val="both"/>
+      </w:pPr>
+      <w:r>
+        <w:rPr>
+          <w:rFonts w:ascii="Times New Roman" w:cs="Times New Roman" w:eastAsia="Times New Roman" w:hAnsi="Times New Roman"/>
+          <w:sz w:val="24"/>
+          <w:szCs w:val="24"/>
+        </w:rPr>
+        <w:t xml:space="preserve">Convém insistir num ponto que costuma passar despercebido. A proibição de retrocesso não nasceu no direito ambiental. Foi formulada no campo dos direitos sociais, como resposta ao risco de que o legislador ordinário desfizesse, por maioria simples, o grau de concretização já alcançado por direitos cuja eficácia a Constituição confiara à sua mediação. A transposição para o domínio ecológico só se justifica se houver algo, na estrutura do direito ao meio ambiente, que a autorize. E há: a solidariedade intergeracional inscrita no caput do art. 225.</w:t>
       </w:r>
     </w:p>
     <w:p>
@@ -456,45 +364,154 @@
           <w:sz w:val="24"/>
           <w:szCs w:val="24"/>
         </w:rPr>
-        <w:t xml:space="preserve">4 CONSIDERAÇÕES FINAIS</w:t>
-      </w:r>
-    </w:p>
-    <w:p>
-      <w:pPr>
-        <w:spacing w:after="0" w:before="0" w:line="360" w:lineRule="auto"/>
-        <w:ind w:left="0" w:firstLine="709"/>
-        <w:jc w:val="both"/>
-      </w:pPr>
-      <w:r>
-        <w:rPr>
-          <w:rFonts w:ascii="Times New Roman" w:cs="Times New Roman" w:eastAsia="Times New Roman" w:hAnsi="Times New Roman"/>
-          <w:b w:val="false"/>
-          <w:bCs w:val="false"/>
-          <w:i w:val="false"/>
-          <w:iCs w:val="false"/>
-          <w:sz w:val="24"/>
-          <w:szCs w:val="24"/>
-        </w:rPr>
-        <w:t xml:space="preserve">A proibição de retrocesso socioambiental não confere ao ordenamento ambiental uma imutabilidade que seria, além de indesejável, incompatível com a natureza dinâmica da matéria. O que ela impõe é um ônus qualificado de justificação a toda medida que reduza o patamar de tutela já alcançado, tomando como parâmetro o núcleo essencial do direito assegurado pelo art. 225 da Constituição.</w:t>
-      </w:r>
-    </w:p>
-    <w:p>
-      <w:pPr>
-        <w:spacing w:after="0" w:before="0" w:line="360" w:lineRule="auto"/>
-        <w:ind w:left="0" w:firstLine="709"/>
-        <w:jc w:val="both"/>
-      </w:pPr>
-      <w:r>
-        <w:rPr>
-          <w:rFonts w:ascii="Times New Roman" w:cs="Times New Roman" w:eastAsia="Times New Roman" w:hAnsi="Times New Roman"/>
-          <w:b w:val="false"/>
-          <w:bCs w:val="false"/>
-          <w:i w:val="false"/>
-          <w:iCs w:val="false"/>
-          <w:sz w:val="24"/>
-          <w:szCs w:val="24"/>
-        </w:rPr>
-        <w:t xml:space="preserve">A ADI 4.717/DF demonstra que esse conteúdo é operacionalizável em sede de controle concentrado. Ao mesmo tempo, o desfecho do caso sugere que a eficácia do princípio depende menos de sua formulação dogmática — hoje razoavelmente consolidada — do que da oportunidade de sua invocação. Reconhecer o retrocesso depois de erguidas as barragens é, ainda assim, reconhecê-lo; mas é sobretudo um alerta sobre a necessidade de que o controle se dê antes da consumação do dano.</w:t>
+        <w:t xml:space="preserve">3 DA ÉTICA À DOGMÁTICA CONSTITUCIONAL</w:t>
+      </w:r>
+    </w:p>
+    <w:p>
+      <w:pPr>
+        <w:spacing w:after="180" w:before="280" w:line="360" w:lineRule="auto"/>
+        <w:jc w:val="left"/>
+      </w:pPr>
+      <w:r>
+        <w:rPr>
+          <w:rFonts w:ascii="Times New Roman" w:cs="Times New Roman" w:eastAsia="Times New Roman" w:hAnsi="Times New Roman"/>
+          <w:sz w:val="24"/>
+          <w:szCs w:val="24"/>
+        </w:rPr>
+        <w:t xml:space="preserve">3.1 O duplo fundamento</w:t>
+      </w:r>
+    </w:p>
+    <w:p>
+      <w:pPr>
+        <w:spacing w:line="360" w:lineRule="auto"/>
+        <w:ind w:firstLine="709"/>
+        <w:jc w:val="both"/>
+      </w:pPr>
+      <w:r>
+        <w:rPr>
+          <w:rFonts w:ascii="Times New Roman" w:cs="Times New Roman" w:eastAsia="Times New Roman" w:hAnsi="Times New Roman"/>
+          <w:sz w:val="24"/>
+          <w:szCs w:val="24"/>
+        </w:rPr>
+        <w:t xml:space="preserve">O primeiro fundamento do princípio é a segurança jurídica. De pouco valeria uma Constituição que assegurasse direitos cuja concretização pudesse ser revertida ao sabor de cada maioria parlamentar. A proibição de retrocesso é, nesse sentido, exigência do próprio Estado de Direito, e não um adorno protetivo acrescentado à margem dele.</w:t>
+      </w:r>
+    </w:p>
+    <w:p>
+      <w:pPr>
+        <w:spacing w:line="360" w:lineRule="auto"/>
+        <w:ind w:firstLine="709"/>
+        <w:jc w:val="both"/>
+      </w:pPr>
+      <w:r>
+        <w:rPr>
+          <w:rFonts w:ascii="Times New Roman" w:cs="Times New Roman" w:eastAsia="Times New Roman" w:hAnsi="Times New Roman"/>
+          <w:sz w:val="24"/>
+          <w:szCs w:val="24"/>
+        </w:rPr>
+        <w:t xml:space="preserve">O segundo fundamento é a dimensão temporal do direito ambiental, e é aqui que a contribuição dos autores se mostra mais fértil. Ao classificarem as dimensões da ética ecológica, Sarlet e Fensterseifer identificam a ética intergeracional nos seguintes termos: "Outra dimensão da ética ecológica é a ética intergeracional (ou intertemporal), de modo a pautar as nossas ações presentes em respeito e solidariedade para com as gerações humanas futuras" (SARLET; FENSTERSEIFER, 2026, p. ___).</w:t>
+      </w:r>
+    </w:p>
+    <w:p>
+      <w:pPr>
+        <w:spacing w:line="360" w:lineRule="auto"/>
+        <w:ind w:firstLine="709"/>
+        <w:jc w:val="both"/>
+      </w:pPr>
+      <w:r>
+        <w:rPr>
+          <w:rFonts w:ascii="Times New Roman" w:cs="Times New Roman" w:eastAsia="Times New Roman" w:hAnsi="Times New Roman"/>
+          <w:sz w:val="24"/>
+          <w:szCs w:val="24"/>
+        </w:rPr>
+        <w:t xml:space="preserve">Transposta essa formulação para o plano jurídico, o resultado é notável. O art. 225 da Constituição impõe ao Poder Público e à coletividade o dever de defender e preservar o meio ambiente "para as presentes e futuras gerações". A geração viva não é, portanto, proprietária plena do patrimônio ecológico: é sua administradora temporária, vinculada a um dever de repasse. Quando o legislador reduz o nível de proteção já alcançado, ele não está apenas exercendo sua liberdade de conformação — está dispondo de um bem que pertence, também, a quem ainda não pode se opor. O retrocesso é, sob esse ângulo, uma apropriação indevida no tempo.</w:t>
+      </w:r>
+    </w:p>
+    <w:p>
+      <w:pPr>
+        <w:spacing w:after="180" w:before="280" w:line="360" w:lineRule="auto"/>
+        <w:jc w:val="left"/>
+      </w:pPr>
+      <w:r>
+        <w:rPr>
+          <w:rFonts w:ascii="Times New Roman" w:cs="Times New Roman" w:eastAsia="Times New Roman" w:hAnsi="Times New Roman"/>
+          <w:sz w:val="24"/>
+          <w:szCs w:val="24"/>
+        </w:rPr>
+        <w:t xml:space="preserve">3.2 O que exatamente se protege</w:t>
+      </w:r>
+    </w:p>
+    <w:p>
+      <w:pPr>
+        <w:spacing w:line="360" w:lineRule="auto"/>
+        <w:ind w:firstLine="709"/>
+        <w:jc w:val="both"/>
+      </w:pPr>
+      <w:r>
+        <w:rPr>
+          <w:rFonts w:ascii="Times New Roman" w:cs="Times New Roman" w:eastAsia="Times New Roman" w:hAnsi="Times New Roman"/>
+          <w:sz w:val="24"/>
+          <w:szCs w:val="24"/>
+        </w:rPr>
+        <w:t xml:space="preserve">Aqui reside a maior dificuldade técnica da matéria, e seria desonesto contorná-la. Se a proibição de retrocesso significasse a vedação de toda e qualquer alteração normativa desfavorável ao meio ambiente, o resultado seria o congelamento integral do ordenamento ambiental. O legislador ficaria reduzido a executor de suas próprias decisões pretéritas, e uma legislação mal desenhada tornar-se-ia, por absurdo, insuscetível de correção.</w:t>
+      </w:r>
+    </w:p>
+    <w:p>
+      <w:pPr>
+        <w:spacing w:line="360" w:lineRule="auto"/>
+        <w:ind w:firstLine="709"/>
+        <w:jc w:val="both"/>
+      </w:pPr>
+      <w:r>
+        <w:rPr>
+          <w:rFonts w:ascii="Times New Roman" w:cs="Times New Roman" w:eastAsia="Times New Roman" w:hAnsi="Times New Roman"/>
+          <w:sz w:val="24"/>
+          <w:szCs w:val="24"/>
+        </w:rPr>
+        <w:t xml:space="preserve">Não é disso que se trata. O que se protege é o bloco normativo de proteção já construído — constitucional e infraconstitucional — na exata medida em que ele concretiza o núcleo essencial do direito fundamental ao meio ambiente ecologicamente equilibrado. O princípio não interdita a mudança: submete-a a um ônus de justificação qualificado. Em termos práticos, opera uma inversão do encargo argumentativo. Cabe ao Estado demonstrar que a medida restritiva é proporcional, tecnicamente fundamentada e acompanhada de compensações idôneas — e não ao cidadão demonstrar que o retrocesso é inconstitucional.</w:t>
+      </w:r>
+    </w:p>
+    <w:p>
+      <w:pPr>
+        <w:spacing w:after="180" w:before="280" w:line="360" w:lineRule="auto"/>
+        <w:jc w:val="left"/>
+      </w:pPr>
+      <w:r>
+        <w:rPr>
+          <w:rFonts w:ascii="Times New Roman" w:cs="Times New Roman" w:eastAsia="Times New Roman" w:hAnsi="Times New Roman"/>
+          <w:sz w:val="24"/>
+          <w:szCs w:val="24"/>
+        </w:rPr>
+        <w:t xml:space="preserve">3.3 A objeção democrática</w:t>
+      </w:r>
+    </w:p>
+    <w:p>
+      <w:pPr>
+        <w:spacing w:line="360" w:lineRule="auto"/>
+        <w:ind w:firstLine="709"/>
+        <w:jc w:val="both"/>
+      </w:pPr>
+      <w:r>
+        <w:rPr>
+          <w:rFonts w:ascii="Times New Roman" w:cs="Times New Roman" w:eastAsia="Times New Roman" w:hAnsi="Times New Roman"/>
+          <w:sz w:val="24"/>
+          <w:szCs w:val="24"/>
+        </w:rPr>
+        <w:t xml:space="preserve">A crítica mais consistente ao princípio precisa ser enfrentada em seus próprios termos, sob pena de o trabalho se converter em exercício de adesão. Objeta-se que a vedação de retrocesso, levada às últimas consequências, sacrifica a liberdade de conformação de um legislador democraticamente eleito e desloca para o Judiciário a última palavra sobre políticas públicas ambientais — matéria intensamente técnica, atravessada por escolhas de conveniência e por conflitos distributivos legítimos.</w:t>
+      </w:r>
+    </w:p>
+    <w:p>
+      <w:pPr>
+        <w:spacing w:line="360" w:lineRule="auto"/>
+        <w:ind w:firstLine="709"/>
+        <w:jc w:val="both"/>
+      </w:pPr>
+      <w:r>
+        <w:rPr>
+          <w:rFonts w:ascii="Times New Roman" w:cs="Times New Roman" w:eastAsia="Times New Roman" w:hAnsi="Times New Roman"/>
+          <w:sz w:val="24"/>
+          <w:szCs w:val="24"/>
+        </w:rPr>
+        <w:t xml:space="preserve">A objeção tem peso. Perde força, contudo, quando se observa que o princípio não retira do Parlamento a competência para deliberar: apenas exige que a redução de proteção venha acompanhada de razões constitucionalmente idôneas. O legislador segue livre para substituir instrumentos, reorganizar a política ambiental e revogar mecanismos ineficazes. O que não lhe é dado é rebaixar o patamar de tutela sem justificar. Sob essa leitura, o princípio não é antidemocrático — é uma técnica de preservação daquilo que a deliberação constituinte, e não a maioria de ocasião, decidiu proteger.</w:t>
       </w:r>
     </w:p>
     <w:p>
@@ -510,6 +527,173 @@
           <w:sz w:val="24"/>
           <w:szCs w:val="24"/>
         </w:rPr>
+        <w:t xml:space="preserve">4 A APLICAÇÃO CONCRETA: A ADI 4.717/DF</w:t>
+      </w:r>
+    </w:p>
+    <w:p>
+      <w:pPr>
+        <w:spacing w:line="360" w:lineRule="auto"/>
+        <w:ind w:firstLine="709"/>
+        <w:jc w:val="both"/>
+      </w:pPr>
+      <w:r>
+        <w:rPr>
+          <w:rFonts w:ascii="Times New Roman" w:cs="Times New Roman" w:eastAsia="Times New Roman" w:hAnsi="Times New Roman"/>
+          <w:sz w:val="24"/>
+          <w:szCs w:val="24"/>
+        </w:rPr>
+        <w:t xml:space="preserve">A aplicação mais expressiva do princípio na jurisprudência brasileira está no julgamento da Ação Direta de Inconstitucionalidade n. 4.717/DF, relatada pela Ministra Cármen Lúcia e apreciada pelo Plenário do Supremo Tribunal Federal em 5 de abril de 2018.</w:t>
+      </w:r>
+    </w:p>
+    <w:p>
+      <w:pPr>
+        <w:spacing w:line="360" w:lineRule="auto"/>
+        <w:ind w:firstLine="709"/>
+        <w:jc w:val="both"/>
+      </w:pPr>
+      <w:r>
+        <w:rPr>
+          <w:rFonts w:ascii="Times New Roman" w:cs="Times New Roman" w:eastAsia="Times New Roman" w:hAnsi="Times New Roman"/>
+          <w:sz w:val="24"/>
+          <w:szCs w:val="24"/>
+        </w:rPr>
+        <w:t xml:space="preserve">Discutia-se a Medida Provisória n. 558/2012, depois convertida na Lei n. 12.678/2012, que reduziu os limites de sete espaços territorialmente protegidos na Amazônia: as Florestas Nacionais de Itaituba I, Itaituba II e Crepori, os Parques Nacionais dos Campos Amazônicos, da Amazônia e do Mapinguari, e a Área de Proteção Ambiental do Tapajós. A finalidade da desafetação era declarada e instrumental — viabilizar o licenciamento e a instalação de cinco usinas hidrelétricas.</w:t>
+      </w:r>
+    </w:p>
+    <w:p>
+      <w:pPr>
+        <w:spacing w:line="360" w:lineRule="auto"/>
+        <w:ind w:firstLine="709"/>
+        <w:jc w:val="both"/>
+      </w:pPr>
+      <w:r>
+        <w:rPr>
+          <w:rFonts w:ascii="Times New Roman" w:cs="Times New Roman" w:eastAsia="Times New Roman" w:hAnsi="Times New Roman"/>
+          <w:sz w:val="24"/>
+          <w:szCs w:val="24"/>
+        </w:rPr>
+        <w:t xml:space="preserve">O Tribunal julgou procedente o pedido, com base em dois fundamentos que convém distinguir com clareza.</w:t>
+      </w:r>
+    </w:p>
+    <w:p>
+      <w:pPr>
+        <w:spacing w:line="360" w:lineRule="auto"/>
+        <w:ind w:firstLine="709"/>
+        <w:jc w:val="both"/>
+      </w:pPr>
+      <w:r>
+        <w:rPr>
+          <w:rFonts w:ascii="Times New Roman" w:cs="Times New Roman" w:eastAsia="Times New Roman" w:hAnsi="Times New Roman"/>
+          <w:sz w:val="24"/>
+          <w:szCs w:val="24"/>
+        </w:rPr>
+        <w:t xml:space="preserve">O primeiro é formal. O art. 225, § 1º, III, da Constituição exige lei em sentido estrito para a alteração ou supressão de espaços territorialmente protegidos. A medida provisória, ato normativo de iniciativa unipessoal do Chefe do Executivo, não atende a essa exigência. Reconheceu-se, com isso, a proteção ambiental como limite material implícito à edição de medidas provisórias — tese de alcance considerável, que ultrapassa o caso julgado.</w:t>
+      </w:r>
+    </w:p>
+    <w:p>
+      <w:pPr>
+        <w:spacing w:line="360" w:lineRule="auto"/>
+        <w:ind w:firstLine="709"/>
+        <w:jc w:val="both"/>
+      </w:pPr>
+      <w:r>
+        <w:rPr>
+          <w:rFonts w:ascii="Times New Roman" w:cs="Times New Roman" w:eastAsia="Times New Roman" w:hAnsi="Times New Roman"/>
+          <w:sz w:val="24"/>
+          <w:szCs w:val="24"/>
+        </w:rPr>
+        <w:t xml:space="preserve">O segundo fundamento é material, e é o que interessa de perto a este trabalho. Assentou o acórdão que a norma impugnada contrariou o princípio da proibição de retrocesso socioambiental, na medida em que as alterações promovidas atingiram o núcleo essencial do direito fundamental ao meio ambiente ecologicamente equilibrado. O julgado entrega, portanto, exatamente aquilo que a dogmática exigia e que se expôs no item 3.2: não a proibição abstrata de alterar, mas a identificação, no caso concreto, de uma diminuição de tutela que ultrapassou o mínimo constitucionalmente devido.</w:t>
+      </w:r>
+    </w:p>
+    <w:p>
+      <w:pPr>
+        <w:spacing w:line="360" w:lineRule="auto"/>
+        <w:ind w:firstLine="709"/>
+        <w:jc w:val="both"/>
+      </w:pPr>
+      <w:r>
+        <w:rPr>
+          <w:rFonts w:ascii="Times New Roman" w:cs="Times New Roman" w:eastAsia="Times New Roman" w:hAnsi="Times New Roman"/>
+          <w:sz w:val="24"/>
+          <w:szCs w:val="24"/>
+        </w:rPr>
+        <w:t xml:space="preserve">Resta o desfecho, e ele é desconfortável. O Tribunal declarou a inconstitucionalidade sem pronúncia de nulidade, porque os efeitos da norma já se haviam consumado de modo irreversível: as usinas estavam construídas e em operação, as áreas alagadas, e nada disso comportava desfazimento. A técnica preserva a autoridade da decisão para o futuro. Mas expõe, com alguma crueza, o limite prático do princípio.</w:t>
+      </w:r>
+    </w:p>
+    <w:p>
+      <w:pPr>
+        <w:spacing w:after="240" w:before="360" w:line="360" w:lineRule="auto"/>
+        <w:jc w:val="left"/>
+      </w:pPr>
+      <w:r>
+        <w:rPr>
+          <w:rFonts w:ascii="Times New Roman" w:cs="Times New Roman" w:eastAsia="Times New Roman" w:hAnsi="Times New Roman"/>
+          <w:b/>
+          <w:bCs/>
+          <w:sz w:val="24"/>
+          <w:szCs w:val="24"/>
+        </w:rPr>
+        <w:t xml:space="preserve">5 CONSIDERAÇÕES FINAIS</w:t>
+      </w:r>
+    </w:p>
+    <w:p>
+      <w:pPr>
+        <w:spacing w:line="360" w:lineRule="auto"/>
+        <w:ind w:firstLine="709"/>
+        <w:jc w:val="both"/>
+      </w:pPr>
+      <w:r>
+        <w:rPr>
+          <w:rFonts w:ascii="Times New Roman" w:cs="Times New Roman" w:eastAsia="Times New Roman" w:hAnsi="Times New Roman"/>
+          <w:sz w:val="24"/>
+          <w:szCs w:val="24"/>
+        </w:rPr>
+        <w:t xml:space="preserve">A proibição de retrocesso socioambiental não confere ao ordenamento ambiental uma imutabilidade que seria, além de indesejável, incompatível com a natureza dinâmica da matéria. O que ela impõe é um ônus qualificado de justificação a toda medida que rebaixe o patamar de tutela já alcançado, tendo por parâmetro o núcleo essencial do direito assegurado pelo art. 225 da Constituição.</w:t>
+      </w:r>
+    </w:p>
+    <w:p>
+      <w:pPr>
+        <w:spacing w:line="360" w:lineRule="auto"/>
+        <w:ind w:firstLine="709"/>
+        <w:jc w:val="both"/>
+      </w:pPr>
+      <w:r>
+        <w:rPr>
+          <w:rFonts w:ascii="Times New Roman" w:cs="Times New Roman" w:eastAsia="Times New Roman" w:hAnsi="Times New Roman"/>
+          <w:sz w:val="24"/>
+          <w:szCs w:val="24"/>
+        </w:rPr>
+        <w:t xml:space="preserve">A ADI 4.717/DF prova que esse conteúdo é operacionalizável em controle concentrado. Mas prova também outra coisa, menos animadora. Reconhecer o retrocesso depois de erguidas as barragens é, ainda assim, reconhecê-lo — e o precedente vale. Só que a floresta desafetada não volta, e a área alagada permanece alagada. A eficácia do princípio depende menos de sua formulação dogmática, hoje razoavelmente consolidada, do que do momento em que é invocado.</w:t>
+      </w:r>
+    </w:p>
+    <w:p>
+      <w:pPr>
+        <w:spacing w:line="360" w:lineRule="auto"/>
+        <w:ind w:firstLine="709"/>
+        <w:jc w:val="both"/>
+      </w:pPr>
+      <w:r>
+        <w:rPr>
+          <w:rFonts w:ascii="Times New Roman" w:cs="Times New Roman" w:eastAsia="Times New Roman" w:hAnsi="Times New Roman"/>
+          <w:sz w:val="24"/>
+          <w:szCs w:val="24"/>
+        </w:rPr>
+        <w:t xml:space="preserve">Sarlet e Fensterseifer advertem, no capítulo aqui examinado, que é preciso "reduzir a nossa “pegada ecológica”, tirando o pé do acelerador da locomotiva que tem nos levado rumo ao precipício civilizatório". A imagem é feliz e cabe bem ao ponto: contra uma locomotiva em movimento, freio acionado tarde demais não evita o descarrilamento. Ele apenas documenta, com precisão, o instante em que ainda teria sido possível evitá-lo.</w:t>
+      </w:r>
+    </w:p>
+    <w:p>
+      <w:pPr>
+        <w:spacing w:after="240" w:before="360" w:line="360" w:lineRule="auto"/>
+        <w:jc w:val="left"/>
+      </w:pPr>
+      <w:r>
+        <w:rPr>
+          <w:rFonts w:ascii="Times New Roman" w:cs="Times New Roman" w:eastAsia="Times New Roman" w:hAnsi="Times New Roman"/>
+          <w:b/>
+          <w:bCs/>
+          <w:sz w:val="24"/>
+          <w:szCs w:val="24"/>
+        </w:rPr>
         <w:t xml:space="preserve">REFERÊNCIAS</w:t>
       </w:r>
     </w:p>
@@ -521,8 +705,6 @@
       <w:r>
         <w:rPr>
           <w:rFonts w:ascii="Times New Roman" w:cs="Times New Roman" w:eastAsia="Times New Roman" w:hAnsi="Times New Roman"/>
-          <w:b w:val="false"/>
-          <w:bCs w:val="false"/>
           <w:i w:val="false"/>
           <w:iCs w:val="false"/>
           <w:sz w:val="24"/>
@@ -539,8 +721,6 @@
       <w:r>
         <w:rPr>
           <w:rFonts w:ascii="Times New Roman" w:cs="Times New Roman" w:eastAsia="Times New Roman" w:hAnsi="Times New Roman"/>
-          <w:b w:val="false"/>
-          <w:bCs w:val="false"/>
           <w:i w:val="false"/>
           <w:iCs w:val="false"/>
           <w:sz w:val="24"/>
@@ -551,8 +731,6 @@
       <w:r>
         <w:rPr>
           <w:rFonts w:ascii="Times New Roman" w:cs="Times New Roman" w:eastAsia="Times New Roman" w:hAnsi="Times New Roman"/>
-          <w:b w:val="false"/>
-          <w:bCs w:val="false"/>
           <w:i/>
           <w:iCs/>
           <w:sz w:val="24"/>
@@ -563,8 +741,6 @@
       <w:r>
         <w:rPr>
           <w:rFonts w:ascii="Times New Roman" w:cs="Times New Roman" w:eastAsia="Times New Roman" w:hAnsi="Times New Roman"/>
-          <w:b w:val="false"/>
-          <w:bCs w:val="false"/>
           <w:i w:val="false"/>
           <w:iCs w:val="false"/>
           <w:sz w:val="24"/>
@@ -581,38 +757,32 @@
       <w:r>
         <w:rPr>
           <w:rFonts w:ascii="Times New Roman" w:cs="Times New Roman" w:eastAsia="Times New Roman" w:hAnsi="Times New Roman"/>
-          <w:b w:val="false"/>
-          <w:bCs w:val="false"/>
-          <w:i w:val="false"/>
-          <w:iCs w:val="false"/>
-          <w:sz w:val="24"/>
-          <w:szCs w:val="24"/>
-        </w:rPr>
-        <w:t xml:space="preserve">SARLET, Ingo Wolfgang; FENSTERSEIFER, Tiago. </w:t>
-      </w:r>
-      <w:r>
-        <w:rPr>
-          <w:rFonts w:ascii="Times New Roman" w:cs="Times New Roman" w:eastAsia="Times New Roman" w:hAnsi="Times New Roman"/>
-          <w:b w:val="false"/>
-          <w:bCs w:val="false"/>
+          <w:i w:val="false"/>
+          <w:iCs w:val="false"/>
+          <w:sz w:val="24"/>
+          <w:szCs w:val="24"/>
+        </w:rPr>
+        <w:t xml:space="preserve">NASH, Roderick Frazier. </w:t>
+      </w:r>
+      <w:r>
+        <w:rPr>
+          <w:rFonts w:ascii="Times New Roman" w:cs="Times New Roman" w:eastAsia="Times New Roman" w:hAnsi="Times New Roman"/>
           <w:i/>
           <w:iCs/>
           <w:sz w:val="24"/>
           <w:szCs w:val="24"/>
         </w:rPr>
-        <w:t xml:space="preserve">Curso de Direito Ambiental</w:t>
-      </w:r>
-      <w:r>
-        <w:rPr>
-          <w:rFonts w:ascii="Times New Roman" w:cs="Times New Roman" w:eastAsia="Times New Roman" w:hAnsi="Times New Roman"/>
-          <w:b w:val="false"/>
-          <w:bCs w:val="false"/>
-          <w:i w:val="false"/>
-          <w:iCs w:val="false"/>
-          <w:sz w:val="24"/>
-          <w:szCs w:val="24"/>
-        </w:rPr>
-        <w:t xml:space="preserve">. 6. ed. Rio de Janeiro: Forense, 2026. p. ___.</w:t>
+        <w:t xml:space="preserve">The rights of nature: a history of environmental ethics</w:t>
+      </w:r>
+      <w:r>
+        <w:rPr>
+          <w:rFonts w:ascii="Times New Roman" w:cs="Times New Roman" w:eastAsia="Times New Roman" w:hAnsi="Times New Roman"/>
+          <w:i w:val="false"/>
+          <w:iCs w:val="false"/>
+          <w:sz w:val="24"/>
+          <w:szCs w:val="24"/>
+        </w:rPr>
+        <w:t xml:space="preserve">. Madison: University of Wisconsin Press, 1989.</w:t>
       </w:r>
     </w:p>
     <w:p>
@@ -623,8 +793,6 @@
       <w:r>
         <w:rPr>
           <w:rFonts w:ascii="Times New Roman" w:cs="Times New Roman" w:eastAsia="Times New Roman" w:hAnsi="Times New Roman"/>
-          <w:b w:val="false"/>
-          <w:bCs w:val="false"/>
           <w:i w:val="false"/>
           <w:iCs w:val="false"/>
           <w:sz w:val="24"/>
@@ -635,26 +803,22 @@
       <w:r>
         <w:rPr>
           <w:rFonts w:ascii="Times New Roman" w:cs="Times New Roman" w:eastAsia="Times New Roman" w:hAnsi="Times New Roman"/>
-          <w:b w:val="false"/>
-          <w:bCs w:val="false"/>
           <w:i/>
           <w:iCs/>
           <w:sz w:val="24"/>
           <w:szCs w:val="24"/>
         </w:rPr>
-        <w:t xml:space="preserve">Princípios do Direito Ambiental</w:t>
-      </w:r>
-      <w:r>
-        <w:rPr>
-          <w:rFonts w:ascii="Times New Roman" w:cs="Times New Roman" w:eastAsia="Times New Roman" w:hAnsi="Times New Roman"/>
-          <w:b w:val="false"/>
-          <w:bCs w:val="false"/>
-          <w:i w:val="false"/>
-          <w:iCs w:val="false"/>
-          <w:sz w:val="24"/>
-          <w:szCs w:val="24"/>
-        </w:rPr>
-        <w:t xml:space="preserve">. 2. ed. São Paulo: Saraiva, 2017.</w:t>
+        <w:t xml:space="preserve">Curso de Direito Ambiental</w:t>
+      </w:r>
+      <w:r>
+        <w:rPr>
+          <w:rFonts w:ascii="Times New Roman" w:cs="Times New Roman" w:eastAsia="Times New Roman" w:hAnsi="Times New Roman"/>
+          <w:i w:val="false"/>
+          <w:iCs w:val="false"/>
+          <w:sz w:val="24"/>
+          <w:szCs w:val="24"/>
+        </w:rPr>
+        <w:t xml:space="preserve">. 6. ed. Rio de Janeiro: Forense, 2026. p. ___.</w:t>
       </w:r>
     </w:p>
     <w:p>
@@ -662,7 +826,7 @@
         <w:pBdr>
           <w:top w:val="single" w:color="999999" w:sz="6" w:space="8"/>
         </w:pBdr>
-        <w:spacing w:after="0" w:before="480" w:line="240" w:lineRule="auto"/>
+        <w:spacing w:before="480" w:line="240" w:lineRule="auto"/>
         <w:jc w:val="both"/>
       </w:pPr>
       <w:r>
@@ -674,7 +838,7 @@
           <w:sz w:val="18"/>
           <w:szCs w:val="18"/>
         </w:rPr>
-        <w:t xml:space="preserve">Nota de trabalho (remover antes de qualquer uso formal): as páginas assinaladas com "___" devem ser preenchidas a partir do exemplar da 6ª edição da obra de Sarlet e Fensterseifer. As posições doutrinárias atribuídas aos autores no item 2.1 correspondem à sua formulação conhecida sobre o tema, mas a paginação exata precisa ser conferida no livro.</w:t>
+        <w:t xml:space="preserve">Nota de trabalho (remover antes de qualquer uso formal): todas as citações diretas de Sarlet e Fensterseifer foram extraídas do item 1 do capítulo sobre ética ecológica, intitulado “Considerações iniciais: a ampliação do círculo moral e a expansão do reconhecimento de direitos para além do espectro humano”. As páginas assinaladas com “___” devem ser preenchidas com o exemplar da 6ª edição em mãos. Observação: o corpo do texto original grafa o autor alemão ora como “Meyer-Abich”, ora como “Mayer-Abich”; adotou-se aqui a forma correta, Klaus Michael Meyer-Abich.</w:t>
       </w:r>
     </w:p>
     <w:sectPr>

--- a/trabalhos-direito-ambiental/Giovanni Ribeiro Saldanha - RGM 181.761 - Direito Ambiental - Proibicao de Retrocesso Socioambiental.docx
+++ b/trabalhos-direito-ambiental/Giovanni Ribeiro Saldanha - RGM 181.761 - Direito Ambiental - Proibicao de Retrocesso Socioambiental.docx
@@ -99,8 +99,6 @@
       <w:r>
         <w:rPr>
           <w:rFonts w:ascii="Times New Roman" w:cs="Times New Roman" w:eastAsia="Times New Roman" w:hAnsi="Times New Roman"/>
-          <w:b w:val="false"/>
-          <w:bCs w:val="false"/>
           <w:i w:val="false"/>
           <w:iCs w:val="false"/>
           <w:sz w:val="24"/>
@@ -111,8 +109,6 @@
       <w:r>
         <w:rPr>
           <w:rFonts w:ascii="Times New Roman" w:cs="Times New Roman" w:eastAsia="Times New Roman" w:hAnsi="Times New Roman"/>
-          <w:b w:val="false"/>
-          <w:bCs w:val="false"/>
           <w:i/>
           <w:iCs/>
           <w:sz w:val="24"/>
@@ -123,8 +119,6 @@
       <w:r>
         <w:rPr>
           <w:rFonts w:ascii="Times New Roman" w:cs="Times New Roman" w:eastAsia="Times New Roman" w:hAnsi="Times New Roman"/>
-          <w:b w:val="false"/>
-          <w:bCs w:val="false"/>
           <w:i w:val="false"/>
           <w:iCs w:val="false"/>
           <w:sz w:val="24"/>
@@ -145,7 +139,7 @@
           <w:sz w:val="24"/>
           <w:szCs w:val="24"/>
         </w:rPr>
-        <w:t xml:space="preserve">O que impressiona nessa sequência não é apenas quem vai sendo progressivamente incluído. É a direção. Nenhuma das linhas retrocede. Barões, colonos, escravizados, mulheres, povos nativos, trabalhadores, população negra, e por fim a própria Natureza — a cada etapa, o círculo se alarga, e o que foi incorporado não volta a ser excluído. Os autores descrevem o fenômeno nos seguintes termos:</w:t>
+        <w:t xml:space="preserve">O que impressiona nessa sequência não é apenas quem vai sendo progressivamente incluído. É a direção. Nenhuma das linhas retrocede. Barões, colonos, escravizados, mulheres, povos nativos, trabalhadores, população negra e, por fim, a própria Natureza — a cada etapa o círculo se alarga, e o que foi incorporado não volta a ser excluído. Os autores descrevem o fenômeno nestes termos:</w:t>
       </w:r>
     </w:p>
     <w:p>
@@ -175,7 +169,7 @@
           <w:sz w:val="24"/>
           <w:szCs w:val="24"/>
         </w:rPr>
-        <w:t xml:space="preserve">Chamo atenção para o adjetivo: progressiva. Ele carrega uma pretensão que é, no fundo, a mesma pretensão do princípio examinado neste trabalho. Se a expansão do reconhecimento jurídico é progressiva, então o retrocesso não é apenas uma opção legislativa infeliz — é uma anomalia dentro da lógica do próprio processo. O que pretendo demonstrar aqui é que a proibição de retrocesso socioambiental não constitui uma invenção da dogmática constitucional recente, mas a tradução técnica de uma intuição ética muito mais antiga, e que essa tradução foi efetivamente operada pelo Supremo Tribunal Federal no julgamento da ADI 4.717/DF.</w:t>
+        <w:t xml:space="preserve">Chamo atenção para o adjetivo: progressiva. Ele carrega uma pretensão que é, no fundo, a mesma do princípio examinado neste trabalho. Se a expansão do reconhecimento jurídico é progressiva, o retrocesso não é apenas uma opção legislativa infeliz — é uma anomalia dentro da lógica do próprio processo. Pretendo demonstrar que a proibição de retrocesso socioambiental não constitui invenção da dogmática constitucional recente, mas a tradução técnica de uma intuição ética anterior a ela, e que essa tradução foi efetivamente operada pelo Supremo Tribunal Federal no julgamento da ADI 4.717/DF.</w:t>
       </w:r>
     </w:p>
     <w:p>
@@ -206,22 +200,22 @@
           <w:sz w:val="24"/>
           <w:szCs w:val="24"/>
         </w:rPr>
-        <w:t xml:space="preserve">Sarlet e Fensterseifer situam a ética ecológica como continuidade, e não como ruptura, do projeto iluminista. A crítica que dirigem ao cartesianismo — à cisão entre sujeito humano e Natureza-objeto — não propõe qualquer regresso ao obscurantismo. Ao contrário. A afirmação dos autores é econômica e decisiva: "O Iluminismo é um processo inacabado, tanto no campo científico quanto no plano ético" (SARLET; FENSTERSEIFER, 2026, p. ___).</w:t>
-      </w:r>
-    </w:p>
-    <w:p>
-      <w:pPr>
-        <w:spacing w:line="360" w:lineRule="auto"/>
-        <w:ind w:firstLine="709"/>
-        <w:jc w:val="both"/>
-      </w:pPr>
-      <w:r>
-        <w:rPr>
-          <w:rFonts w:ascii="Times New Roman" w:cs="Times New Roman" w:eastAsia="Times New Roman" w:hAnsi="Times New Roman"/>
-          <w:sz w:val="24"/>
-          <w:szCs w:val="24"/>
-        </w:rPr>
-        <w:t xml:space="preserve">A tese que os autores acolhem, colhida de Klaus Michael Meyer-Abich, é a de um segundo Iluminismo, que completaria o primeiro:</w:t>
+        <w:t xml:space="preserve">Sarlet e Fensterseifer situam a ética ecológica como continuidade, e não como ruptura, do projeto iluminista. A crítica que dirigem ao cartesianismo — à cisão entre sujeito humano e Natureza-objeto — não propõe regresso algum ao obscurantismo. Ao contrário. A afirmação dos autores é econômica e decisiva: "O Iluminismo é um processo inacabado, tanto no campo científico quanto no plano ético" (SARLET; FENSTERSEIFER, 2026, p. ___).</w:t>
+      </w:r>
+    </w:p>
+    <w:p>
+      <w:pPr>
+        <w:spacing w:line="360" w:lineRule="auto"/>
+        <w:ind w:firstLine="709"/>
+        <w:jc w:val="both"/>
+      </w:pPr>
+      <w:r>
+        <w:rPr>
+          <w:rFonts w:ascii="Times New Roman" w:cs="Times New Roman" w:eastAsia="Times New Roman" w:hAnsi="Times New Roman"/>
+          <w:sz w:val="24"/>
+          <w:szCs w:val="24"/>
+        </w:rPr>
+        <w:t xml:space="preserve">A tese que acolhem, colhida de Klaus Michael Meyer-Abich, é a de um segundo Iluminismo, que completaria o primeiro:</w:t>
       </w:r>
     </w:p>
     <w:p>
@@ -333,22 +327,22 @@
           <w:sz w:val="24"/>
           <w:szCs w:val="24"/>
         </w:rPr>
-        <w:t xml:space="preserve">Note-se a estrutura do argumento. O primeiro Iluminismo produziu algo que se tornou "irrefreável" — a igualdade natural dos seres humanos como base do Estado constitucional. Irrefreável é palavra forte: designa aquilo que, uma vez estabelecido, não se pode desfazer sem desfazer, junto, o próprio Estado constitucional que dele se originou. É precisamente essa qualidade que a doutrina da proibição de retrocesso pretende estender à proteção ecológica.</w:t>
-      </w:r>
-    </w:p>
-    <w:p>
-      <w:pPr>
-        <w:spacing w:line="360" w:lineRule="auto"/>
-        <w:ind w:firstLine="709"/>
-        <w:jc w:val="both"/>
-      </w:pPr>
-      <w:r>
-        <w:rPr>
-          <w:rFonts w:ascii="Times New Roman" w:cs="Times New Roman" w:eastAsia="Times New Roman" w:hAnsi="Times New Roman"/>
-          <w:sz w:val="24"/>
-          <w:szCs w:val="24"/>
-        </w:rPr>
-        <w:t xml:space="preserve">Convém insistir num ponto que costuma passar despercebido. A proibição de retrocesso não nasceu no direito ambiental. Foi formulada no campo dos direitos sociais, como resposta ao risco de que o legislador ordinário desfizesse, por maioria simples, o grau de concretização já alcançado por direitos cuja eficácia a Constituição confiara à sua mediação. A transposição para o domínio ecológico só se justifica se houver algo, na estrutura do direito ao meio ambiente, que a autorize. E há: a solidariedade intergeracional inscrita no caput do art. 225.</w:t>
+        <w:t xml:space="preserve">Note-se a estrutura do argumento. O primeiro Iluminismo produziu algo que se tornou "irrefreável" — a igualdade natural dos seres humanos como base do Estado constitucional. Irrefreável é palavra forte: designa o que, uma vez estabelecido, não se pode desfazer sem desfazer, junto, o próprio Estado constitucional que dele nasceu. É essa qualidade que a doutrina da proibição de retrocesso pretende estender à proteção ecológica.</w:t>
+      </w:r>
+    </w:p>
+    <w:p>
+      <w:pPr>
+        <w:spacing w:line="360" w:lineRule="auto"/>
+        <w:ind w:firstLine="709"/>
+        <w:jc w:val="both"/>
+      </w:pPr>
+      <w:r>
+        <w:rPr>
+          <w:rFonts w:ascii="Times New Roman" w:cs="Times New Roman" w:eastAsia="Times New Roman" w:hAnsi="Times New Roman"/>
+          <w:sz w:val="24"/>
+          <w:szCs w:val="24"/>
+        </w:rPr>
+        <w:t xml:space="preserve">Convém insistir num ponto que costuma passar despercebido. A proibição de retrocesso não nasceu no direito ambiental. Foi formulada no campo dos direitos sociais, como resposta ao risco de que o legislador ordinário desfizesse, por maioria simples, o grau de concretização já alcançado por direitos cuja eficácia a Constituição confiara à sua mediação. A transposição para o domínio ecológico só se justifica se houver, na estrutura do direito ao meio ambiente, algo que a autorize. E há: a solidariedade intergeracional inscrita no caput do art. 225.</w:t>
       </w:r>
     </w:p>
     <w:p>
@@ -393,37 +387,37 @@
           <w:sz w:val="24"/>
           <w:szCs w:val="24"/>
         </w:rPr>
-        <w:t xml:space="preserve">O primeiro fundamento do princípio é a segurança jurídica. De pouco valeria uma Constituição que assegurasse direitos cuja concretização pudesse ser revertida ao sabor de cada maioria parlamentar. A proibição de retrocesso é, nesse sentido, exigência do próprio Estado de Direito, e não um adorno protetivo acrescentado à margem dele.</w:t>
-      </w:r>
-    </w:p>
-    <w:p>
-      <w:pPr>
-        <w:spacing w:line="360" w:lineRule="auto"/>
-        <w:ind w:firstLine="709"/>
-        <w:jc w:val="both"/>
-      </w:pPr>
-      <w:r>
-        <w:rPr>
-          <w:rFonts w:ascii="Times New Roman" w:cs="Times New Roman" w:eastAsia="Times New Roman" w:hAnsi="Times New Roman"/>
-          <w:sz w:val="24"/>
-          <w:szCs w:val="24"/>
-        </w:rPr>
-        <w:t xml:space="preserve">O segundo fundamento é a dimensão temporal do direito ambiental, e é aqui que a contribuição dos autores se mostra mais fértil. Ao classificarem as dimensões da ética ecológica, Sarlet e Fensterseifer identificam a ética intergeracional nos seguintes termos: "Outra dimensão da ética ecológica é a ética intergeracional (ou intertemporal), de modo a pautar as nossas ações presentes em respeito e solidariedade para com as gerações humanas futuras" (SARLET; FENSTERSEIFER, 2026, p. ___).</w:t>
-      </w:r>
-    </w:p>
-    <w:p>
-      <w:pPr>
-        <w:spacing w:line="360" w:lineRule="auto"/>
-        <w:ind w:firstLine="709"/>
-        <w:jc w:val="both"/>
-      </w:pPr>
-      <w:r>
-        <w:rPr>
-          <w:rFonts w:ascii="Times New Roman" w:cs="Times New Roman" w:eastAsia="Times New Roman" w:hAnsi="Times New Roman"/>
-          <w:sz w:val="24"/>
-          <w:szCs w:val="24"/>
-        </w:rPr>
-        <w:t xml:space="preserve">Transposta essa formulação para o plano jurídico, o resultado é notável. O art. 225 da Constituição impõe ao Poder Público e à coletividade o dever de defender e preservar o meio ambiente "para as presentes e futuras gerações". A geração viva não é, portanto, proprietária plena do patrimônio ecológico: é sua administradora temporária, vinculada a um dever de repasse. Quando o legislador reduz o nível de proteção já alcançado, ele não está apenas exercendo sua liberdade de conformação — está dispondo de um bem que pertence, também, a quem ainda não pode se opor. O retrocesso é, sob esse ângulo, uma apropriação indevida no tempo.</w:t>
+        <w:t xml:space="preserve">O primeiro fundamento é a segurança jurídica. De pouco valeria uma Constituição que assegurasse direitos cuja concretização pudesse ser revertida ao sabor de cada maioria parlamentar. A proibição de retrocesso é, nesse sentido, exigência do próprio Estado de Direito, e não adorno protetivo acrescentado à margem dele.</w:t>
+      </w:r>
+    </w:p>
+    <w:p>
+      <w:pPr>
+        <w:spacing w:line="360" w:lineRule="auto"/>
+        <w:ind w:firstLine="709"/>
+        <w:jc w:val="both"/>
+      </w:pPr>
+      <w:r>
+        <w:rPr>
+          <w:rFonts w:ascii="Times New Roman" w:cs="Times New Roman" w:eastAsia="Times New Roman" w:hAnsi="Times New Roman"/>
+          <w:sz w:val="24"/>
+          <w:szCs w:val="24"/>
+        </w:rPr>
+        <w:t xml:space="preserve">O segundo fundamento é a dimensão temporal do direito ambiental, e aqui a contribuição dos autores se mostra mais fértil. Ao classificarem as dimensões da ética ecológica, escrevem: "Outra dimensão da ética ecológica é a ética intergeracional (ou intertemporal), de modo a pautar as nossas ações presentes em respeito e solidariedade para com as gerações humanas futuras" (SARLET; FENSTERSEIFER, 2026, p. ___).</w:t>
+      </w:r>
+    </w:p>
+    <w:p>
+      <w:pPr>
+        <w:spacing w:line="360" w:lineRule="auto"/>
+        <w:ind w:firstLine="709"/>
+        <w:jc w:val="both"/>
+      </w:pPr>
+      <w:r>
+        <w:rPr>
+          <w:rFonts w:ascii="Times New Roman" w:cs="Times New Roman" w:eastAsia="Times New Roman" w:hAnsi="Times New Roman"/>
+          <w:sz w:val="24"/>
+          <w:szCs w:val="24"/>
+        </w:rPr>
+        <w:t xml:space="preserve">Transposta para o plano jurídico, a formulação produz resultado notável. O art. 225 impõe ao Poder Público e à coletividade o dever de defender e preservar o meio ambiente "para as presentes e futuras gerações". A geração viva não é proprietária plena do patrimônio ecológico: é sua administradora temporária, vinculada a um dever de repasse. Quando o legislador reduz o nível de proteção alcançado, não exerce apenas liberdade de conformação — dispõe de um bem que pertence também a quem ainda não pode se opor. O retrocesso é, sob esse ângulo, uma apropriação indevida no tempo.</w:t>
       </w:r>
     </w:p>
     <w:p>
@@ -437,37 +431,67 @@
           <w:sz w:val="24"/>
           <w:szCs w:val="24"/>
         </w:rPr>
-        <w:t xml:space="preserve">3.2 O que exatamente se protege</w:t>
-      </w:r>
-    </w:p>
-    <w:p>
-      <w:pPr>
-        <w:spacing w:line="360" w:lineRule="auto"/>
-        <w:ind w:firstLine="709"/>
-        <w:jc w:val="both"/>
-      </w:pPr>
-      <w:r>
-        <w:rPr>
-          <w:rFonts w:ascii="Times New Roman" w:cs="Times New Roman" w:eastAsia="Times New Roman" w:hAnsi="Times New Roman"/>
-          <w:sz w:val="24"/>
-          <w:szCs w:val="24"/>
-        </w:rPr>
-        <w:t xml:space="preserve">Aqui reside a maior dificuldade técnica da matéria, e seria desonesto contorná-la. Se a proibição de retrocesso significasse a vedação de toda e qualquer alteração normativa desfavorável ao meio ambiente, o resultado seria o congelamento integral do ordenamento ambiental. O legislador ficaria reduzido a executor de suas próprias decisões pretéritas, e uma legislação mal desenhada tornar-se-ia, por absurdo, insuscetível de correção.</w:t>
-      </w:r>
-    </w:p>
-    <w:p>
-      <w:pPr>
-        <w:spacing w:line="360" w:lineRule="auto"/>
-        <w:ind w:firstLine="709"/>
-        <w:jc w:val="both"/>
-      </w:pPr>
-      <w:r>
-        <w:rPr>
-          <w:rFonts w:ascii="Times New Roman" w:cs="Times New Roman" w:eastAsia="Times New Roman" w:hAnsi="Times New Roman"/>
-          <w:sz w:val="24"/>
-          <w:szCs w:val="24"/>
-        </w:rPr>
-        <w:t xml:space="preserve">Não é disso que se trata. O que se protege é o bloco normativo de proteção já construído — constitucional e infraconstitucional — na exata medida em que ele concretiza o núcleo essencial do direito fundamental ao meio ambiente ecologicamente equilibrado. O princípio não interdita a mudança: submete-a a um ônus de justificação qualificado. Em termos práticos, opera uma inversão do encargo argumentativo. Cabe ao Estado demonstrar que a medida restritiva é proporcional, tecnicamente fundamentada e acompanhada de compensações idôneas — e não ao cidadão demonstrar que o retrocesso é inconstitucional.</w:t>
+        <w:t xml:space="preserve">3.2 O objeto de proteção: o bloco normativo ambiental</w:t>
+      </w:r>
+    </w:p>
+    <w:p>
+      <w:pPr>
+        <w:spacing w:line="360" w:lineRule="auto"/>
+        <w:ind w:firstLine="709"/>
+        <w:jc w:val="both"/>
+      </w:pPr>
+      <w:r>
+        <w:rPr>
+          <w:rFonts w:ascii="Times New Roman" w:cs="Times New Roman" w:eastAsia="Times New Roman" w:hAnsi="Times New Roman"/>
+          <w:sz w:val="24"/>
+          <w:szCs w:val="24"/>
+        </w:rPr>
+        <w:t xml:space="preserve">Aqui reside a maior dificuldade técnica da matéria, e seria desonesto contorná-la. Se a proibição de retrocesso vedasse toda e qualquer alteração normativa desfavorável ao meio ambiente, o resultado seria o congelamento integral do ordenamento ambiental. O legislador ficaria reduzido a executor de suas próprias decisões pretéritas, e uma legislação mal desenhada tornar-se-ia, por absurdo, insuscetível de correção.</w:t>
+      </w:r>
+    </w:p>
+    <w:p>
+      <w:pPr>
+        <w:spacing w:line="360" w:lineRule="auto"/>
+        <w:ind w:firstLine="709"/>
+        <w:jc w:val="both"/>
+      </w:pPr>
+      <w:r>
+        <w:rPr>
+          <w:rFonts w:ascii="Times New Roman" w:cs="Times New Roman" w:eastAsia="Times New Roman" w:hAnsi="Times New Roman"/>
+          <w:sz w:val="24"/>
+          <w:szCs w:val="24"/>
+        </w:rPr>
+        <w:t xml:space="preserve">Não é disso que se trata, e o próprio Sarlet oferece a chave da delimitação ao analisar a revogação de resoluções do Conama em 2020. Sustenta ali que tais atos, ao lado do marco constitucional e legal, integram o "patrimônio jurídico ecológico" e o que denomina "bloco normativo ambiental", servindo "de parâmetro para o controle de ações e omissões do Estado e de particulares quando em desacordo com os seus preceitos normativos" (SARLET, 2020).</w:t>
+      </w:r>
+    </w:p>
+    <w:p>
+      <w:pPr>
+        <w:spacing w:line="360" w:lineRule="auto"/>
+        <w:ind w:firstLine="709"/>
+        <w:jc w:val="both"/>
+      </w:pPr>
+      <w:r>
+        <w:rPr>
+          <w:rFonts w:ascii="Times New Roman" w:cs="Times New Roman" w:eastAsia="Times New Roman" w:hAnsi="Times New Roman"/>
+          <w:sz w:val="24"/>
+          <w:szCs w:val="24"/>
+        </w:rPr>
+        <w:t xml:space="preserve">E extrai daí, expressamente, o critério que interessa: as resoluções "também estão blindadas contra retrocessos despidos de justificativas e fundamentos legítimos do ponto de vista jurídico, técnico e fático" (SARLET, 2020).</w:t>
+      </w:r>
+    </w:p>
+    <w:p>
+      <w:pPr>
+        <w:spacing w:line="360" w:lineRule="auto"/>
+        <w:ind w:firstLine="709"/>
+        <w:jc w:val="both"/>
+      </w:pPr>
+      <w:r>
+        <w:rPr>
+          <w:rFonts w:ascii="Times New Roman" w:cs="Times New Roman" w:eastAsia="Times New Roman" w:hAnsi="Times New Roman"/>
+          <w:sz w:val="24"/>
+          <w:szCs w:val="24"/>
+        </w:rPr>
+        <w:t xml:space="preserve">A fórmula merece ser lida devagar, porque nela está toda a operacionalidade do princípio. O que se proíbe não é o retrocesso: é o retrocesso despido de justificativa. A alteração normativa segue possível, desde que sustentada por fundamento idôneo em três planos — jurídico, técnico e fático. O princípio não interdita a mudança; submete-a a um ônus de justificação qualificado, invertendo o encargo argumentativo. Cabe ao Estado demonstrar que a medida restritiva é proporcional, tecnicamente fundamentada e acompanhada de compensações idôneas, e não ao cidadão demonstrar a inconstitucionalidade do retrocesso. O limite último dessa margem é o núcleo essencial do direito fundamental ao meio ambiente, que medidas de desproteção institucional, na expressão do autor, chegam a ferir "de morte" (SARLET, 2020).</w:t>
       </w:r>
     </w:p>
     <w:p>
@@ -481,7 +505,51 @@
           <w:sz w:val="24"/>
           <w:szCs w:val="24"/>
         </w:rPr>
-        <w:t xml:space="preserve">3.3 A objeção democrática</w:t>
+        <w:t xml:space="preserve">3.3 A face positiva: o dever de progressividade</w:t>
+      </w:r>
+    </w:p>
+    <w:p>
+      <w:pPr>
+        <w:spacing w:line="360" w:lineRule="auto"/>
+        <w:ind w:firstLine="709"/>
+        <w:jc w:val="both"/>
+      </w:pPr>
+      <w:r>
+        <w:rPr>
+          <w:rFonts w:ascii="Times New Roman" w:cs="Times New Roman" w:eastAsia="Times New Roman" w:hAnsi="Times New Roman"/>
+          <w:sz w:val="24"/>
+          <w:szCs w:val="24"/>
+        </w:rPr>
+        <w:t xml:space="preserve">Um aspecto que os manuais tratam de passagem merece destaque, porque completa o desenho. A proibição de retrocesso possui um correlato positivo. Ao enumerar os princípios que regem a competência legislativa concorrente em matéria ambiental, Sarlet arrola, lado a lado, "o princípio da proibição de retrocesso, princípio “in dubio pro natura” e o dever de progressividade ou aprimoramento em relação à legislação ambiental, com o objetivo de assegurar um marco jurídico mais protetivo e rígido" (SARLET, 2020).</w:t>
+      </w:r>
+    </w:p>
+    <w:p>
+      <w:pPr>
+        <w:spacing w:line="360" w:lineRule="auto"/>
+        <w:ind w:firstLine="709"/>
+        <w:jc w:val="both"/>
+      </w:pPr>
+      <w:r>
+        <w:rPr>
+          <w:rFonts w:ascii="Times New Roman" w:cs="Times New Roman" w:eastAsia="Times New Roman" w:hAnsi="Times New Roman"/>
+          <w:sz w:val="24"/>
+          <w:szCs w:val="24"/>
+        </w:rPr>
+        <w:t xml:space="preserve">O par é indissociável. Proibir o retrocesso, isoladamente, produziria apenas conservação — a manutenção indefinida do patamar existente, por melhor ou pior que fosse. Somado ao dever de progressividade, o princípio deixa de ser estático: não apenas veda a redução, mas orienta o ordenamento na direção do aprimoramento. Volta-se, com isso, ao ponto de partida deste trabalho. A sequência de Nash não é apenas uma série que não retrocede; é uma série que avança.</w:t>
+      </w:r>
+    </w:p>
+    <w:p>
+      <w:pPr>
+        <w:spacing w:after="180" w:before="280" w:line="360" w:lineRule="auto"/>
+        <w:jc w:val="left"/>
+      </w:pPr>
+      <w:r>
+        <w:rPr>
+          <w:rFonts w:ascii="Times New Roman" w:cs="Times New Roman" w:eastAsia="Times New Roman" w:hAnsi="Times New Roman"/>
+          <w:sz w:val="24"/>
+          <w:szCs w:val="24"/>
+        </w:rPr>
+        <w:t xml:space="preserve">3.4 A objeção democrática</w:t>
       </w:r>
     </w:p>
     <w:p>
@@ -511,7 +579,7 @@
           <w:sz w:val="24"/>
           <w:szCs w:val="24"/>
         </w:rPr>
-        <w:t xml:space="preserve">A objeção tem peso. Perde força, contudo, quando se observa que o princípio não retira do Parlamento a competência para deliberar: apenas exige que a redução de proteção venha acompanhada de razões constitucionalmente idôneas. O legislador segue livre para substituir instrumentos, reorganizar a política ambiental e revogar mecanismos ineficazes. O que não lhe é dado é rebaixar o patamar de tutela sem justificar. Sob essa leitura, o princípio não é antidemocrático — é uma técnica de preservação daquilo que a deliberação constituinte, e não a maioria de ocasião, decidiu proteger.</w:t>
+        <w:t xml:space="preserve">A objeção tem peso, e o critério exposto no item 3.2 é justamente o que lhe responde. Exigir justificativa jurídica, técnica e fática não retira do Parlamento a competência para deliberar: apenas impede que a redução de proteção se faça sem razões. O legislador segue livre para substituir instrumentos, reorganizar a política ambiental e revogar mecanismos ineficazes. O que não lhe é dado é rebaixar o patamar de tutela em silêncio argumentativo. Sob essa leitura, o princípio não é antidemocrático — é técnica de preservação daquilo que a deliberação constituinte, e não a maioria de ocasião, decidiu proteger.</w:t>
       </w:r>
     </w:p>
     <w:p>
@@ -572,52 +640,67 @@
           <w:sz w:val="24"/>
           <w:szCs w:val="24"/>
         </w:rPr>
-        <w:t xml:space="preserve">O Tribunal julgou procedente o pedido, com base em dois fundamentos que convém distinguir com clareza.</w:t>
-      </w:r>
-    </w:p>
-    <w:p>
-      <w:pPr>
-        <w:spacing w:line="360" w:lineRule="auto"/>
-        <w:ind w:firstLine="709"/>
-        <w:jc w:val="both"/>
-      </w:pPr>
-      <w:r>
-        <w:rPr>
-          <w:rFonts w:ascii="Times New Roman" w:cs="Times New Roman" w:eastAsia="Times New Roman" w:hAnsi="Times New Roman"/>
-          <w:sz w:val="24"/>
-          <w:szCs w:val="24"/>
-        </w:rPr>
-        <w:t xml:space="preserve">O primeiro é formal. O art. 225, § 1º, III, da Constituição exige lei em sentido estrito para a alteração ou supressão de espaços territorialmente protegidos. A medida provisória, ato normativo de iniciativa unipessoal do Chefe do Executivo, não atende a essa exigência. Reconheceu-se, com isso, a proteção ambiental como limite material implícito à edição de medidas provisórias — tese de alcance considerável, que ultrapassa o caso julgado.</w:t>
-      </w:r>
-    </w:p>
-    <w:p>
-      <w:pPr>
-        <w:spacing w:line="360" w:lineRule="auto"/>
-        <w:ind w:firstLine="709"/>
-        <w:jc w:val="both"/>
-      </w:pPr>
-      <w:r>
-        <w:rPr>
-          <w:rFonts w:ascii="Times New Roman" w:cs="Times New Roman" w:eastAsia="Times New Roman" w:hAnsi="Times New Roman"/>
-          <w:sz w:val="24"/>
-          <w:szCs w:val="24"/>
-        </w:rPr>
-        <w:t xml:space="preserve">O segundo fundamento é material, e é o que interessa de perto a este trabalho. Assentou o acórdão que a norma impugnada contrariou o princípio da proibição de retrocesso socioambiental, na medida em que as alterações promovidas atingiram o núcleo essencial do direito fundamental ao meio ambiente ecologicamente equilibrado. O julgado entrega, portanto, exatamente aquilo que a dogmática exigia e que se expôs no item 3.2: não a proibição abstrata de alterar, mas a identificação, no caso concreto, de uma diminuição de tutela que ultrapassou o mínimo constitucionalmente devido.</w:t>
-      </w:r>
-    </w:p>
-    <w:p>
-      <w:pPr>
-        <w:spacing w:line="360" w:lineRule="auto"/>
-        <w:ind w:firstLine="709"/>
-        <w:jc w:val="both"/>
-      </w:pPr>
-      <w:r>
-        <w:rPr>
-          <w:rFonts w:ascii="Times New Roman" w:cs="Times New Roman" w:eastAsia="Times New Roman" w:hAnsi="Times New Roman"/>
-          <w:sz w:val="24"/>
-          <w:szCs w:val="24"/>
-        </w:rPr>
-        <w:t xml:space="preserve">Resta o desfecho, e ele é desconfortável. O Tribunal declarou a inconstitucionalidade sem pronúncia de nulidade, porque os efeitos da norma já se haviam consumado de modo irreversível: as usinas estavam construídas e em operação, as áreas alagadas, e nada disso comportava desfazimento. A técnica preserva a autoridade da decisão para o futuro. Mas expõe, com alguma crueza, o limite prático do princípio.</w:t>
+        <w:t xml:space="preserve">O Tribunal julgou procedente o pedido, com base em dois fundamentos que convém distinguir.</w:t>
+      </w:r>
+    </w:p>
+    <w:p>
+      <w:pPr>
+        <w:spacing w:line="360" w:lineRule="auto"/>
+        <w:ind w:firstLine="709"/>
+        <w:jc w:val="both"/>
+      </w:pPr>
+      <w:r>
+        <w:rPr>
+          <w:rFonts w:ascii="Times New Roman" w:cs="Times New Roman" w:eastAsia="Times New Roman" w:hAnsi="Times New Roman"/>
+          <w:sz w:val="24"/>
+          <w:szCs w:val="24"/>
+        </w:rPr>
+        <w:t xml:space="preserve">O primeiro é formal. O art. 225, § 1º, III, da Constituição exige lei em sentido estrito para a alteração ou supressão de espaços territorialmente protegidos. A medida provisória, ato normativo de iniciativa unipessoal do Chefe do Executivo, não atende a essa exigência. Reconheceu-se a proteção ambiental como limite material implícito à edição de medidas provisórias — tese de alcance que ultrapassa o caso julgado.</w:t>
+      </w:r>
+    </w:p>
+    <w:p>
+      <w:pPr>
+        <w:spacing w:line="360" w:lineRule="auto"/>
+        <w:ind w:firstLine="709"/>
+        <w:jc w:val="both"/>
+      </w:pPr>
+      <w:r>
+        <w:rPr>
+          <w:rFonts w:ascii="Times New Roman" w:cs="Times New Roman" w:eastAsia="Times New Roman" w:hAnsi="Times New Roman"/>
+          <w:sz w:val="24"/>
+          <w:szCs w:val="24"/>
+        </w:rPr>
+        <w:t xml:space="preserve">O segundo fundamento é material, e é o que interessa de perto. Assentou o acórdão que a norma impugnada contrariou o princípio da proibição de retrocesso socioambiental, na medida em que as alterações promovidas atingiram o núcleo essencial do direito fundamental ao meio ambiente ecologicamente equilibrado. O julgado entrega exatamente o que a dogmática exigia e o que se expôs no item 3.2: não a proibição abstrata de alterar, mas a identificação, no caso concreto, de uma desproteção sem justificativa idônea, que ultrapassou o mínimo constitucionalmente devido. Nada nos autos indicava fundamento técnico ou fático para a redução: a motivação era a viabilização das obras.</w:t>
+      </w:r>
+    </w:p>
+    <w:p>
+      <w:pPr>
+        <w:spacing w:line="360" w:lineRule="auto"/>
+        <w:ind w:firstLine="709"/>
+        <w:jc w:val="both"/>
+      </w:pPr>
+      <w:r>
+        <w:rPr>
+          <w:rFonts w:ascii="Times New Roman" w:cs="Times New Roman" w:eastAsia="Times New Roman" w:hAnsi="Times New Roman"/>
+          <w:sz w:val="24"/>
+          <w:szCs w:val="24"/>
+        </w:rPr>
+        <w:t xml:space="preserve">Resta o desfecho, e ele é desconfortável. O Tribunal declarou a inconstitucionalidade sem pronúncia de nulidade, porque os efeitos da norma já se haviam consumado de modo irreversível — as usinas estavam construídas e em operação, as áreas alagadas, e nada disso comportava desfazimento.</w:t>
+      </w:r>
+    </w:p>
+    <w:p>
+      <w:pPr>
+        <w:spacing w:line="360" w:lineRule="auto"/>
+        <w:ind w:firstLine="709"/>
+        <w:jc w:val="both"/>
+      </w:pPr>
+      <w:r>
+        <w:rPr>
+          <w:rFonts w:ascii="Times New Roman" w:cs="Times New Roman" w:eastAsia="Times New Roman" w:hAnsi="Times New Roman"/>
+          <w:sz w:val="24"/>
+          <w:szCs w:val="24"/>
+        </w:rPr>
+        <w:t xml:space="preserve">É precisamente sobre essa hipótese que Sarlet formula sua tese mais forte: em situações que envolvam danos ecológicos irreversíveis, o princípio da proibição de retrocesso opera de modo absoluto, como verdadeira regra jurídica, e não como princípio sujeito a ponderação (SARLET, 2020). A ADI 4.717/DF ilustra a razão de ser dessa formulação — e, ao mesmo tempo, o custo de aplicá-la tarde. Reconhecida a irreversibilidade, não sobrou ao Tribunal margem de ponderação alguma; sobrou apenas a constatação.</w:t>
       </w:r>
     </w:p>
     <w:p>
@@ -648,37 +731,37 @@
           <w:sz w:val="24"/>
           <w:szCs w:val="24"/>
         </w:rPr>
-        <w:t xml:space="preserve">A proibição de retrocesso socioambiental não confere ao ordenamento ambiental uma imutabilidade que seria, além de indesejável, incompatível com a natureza dinâmica da matéria. O que ela impõe é um ônus qualificado de justificação a toda medida que rebaixe o patamar de tutela já alcançado, tendo por parâmetro o núcleo essencial do direito assegurado pelo art. 225 da Constituição.</w:t>
-      </w:r>
-    </w:p>
-    <w:p>
-      <w:pPr>
-        <w:spacing w:line="360" w:lineRule="auto"/>
-        <w:ind w:firstLine="709"/>
-        <w:jc w:val="both"/>
-      </w:pPr>
-      <w:r>
-        <w:rPr>
-          <w:rFonts w:ascii="Times New Roman" w:cs="Times New Roman" w:eastAsia="Times New Roman" w:hAnsi="Times New Roman"/>
-          <w:sz w:val="24"/>
-          <w:szCs w:val="24"/>
-        </w:rPr>
-        <w:t xml:space="preserve">A ADI 4.717/DF prova que esse conteúdo é operacionalizável em controle concentrado. Mas prova também outra coisa, menos animadora. Reconhecer o retrocesso depois de erguidas as barragens é, ainda assim, reconhecê-lo — e o precedente vale. Só que a floresta desafetada não volta, e a área alagada permanece alagada. A eficácia do princípio depende menos de sua formulação dogmática, hoje razoavelmente consolidada, do que do momento em que é invocado.</w:t>
-      </w:r>
-    </w:p>
-    <w:p>
-      <w:pPr>
-        <w:spacing w:line="360" w:lineRule="auto"/>
-        <w:ind w:firstLine="709"/>
-        <w:jc w:val="both"/>
-      </w:pPr>
-      <w:r>
-        <w:rPr>
-          <w:rFonts w:ascii="Times New Roman" w:cs="Times New Roman" w:eastAsia="Times New Roman" w:hAnsi="Times New Roman"/>
-          <w:sz w:val="24"/>
-          <w:szCs w:val="24"/>
-        </w:rPr>
-        <w:t xml:space="preserve">Sarlet e Fensterseifer advertem, no capítulo aqui examinado, que é preciso "reduzir a nossa “pegada ecológica”, tirando o pé do acelerador da locomotiva que tem nos levado rumo ao precipício civilizatório". A imagem é feliz e cabe bem ao ponto: contra uma locomotiva em movimento, freio acionado tarde demais não evita o descarrilamento. Ele apenas documenta, com precisão, o instante em que ainda teria sido possível evitá-lo.</w:t>
+        <w:t xml:space="preserve">A proibição de retrocesso socioambiental não confere ao ordenamento ambiental imutabilidade — o que seria, além de indesejável, incompatível com a natureza dinâmica da matéria. Impõe, sim, um ônus qualificado de justificação a toda medida que rebaixe o patamar de tutela alcançado, exigindo fundamento jurídico, técnico e fático, e tendo por limite último o núcleo essencial do direito assegurado pelo art. 225. Somada ao dever de progressividade, deixa de ser garantia meramente conservadora e passa a orientar o ordenamento na direção do aprimoramento.</w:t>
+      </w:r>
+    </w:p>
+    <w:p>
+      <w:pPr>
+        <w:spacing w:line="360" w:lineRule="auto"/>
+        <w:ind w:firstLine="709"/>
+        <w:jc w:val="both"/>
+      </w:pPr>
+      <w:r>
+        <w:rPr>
+          <w:rFonts w:ascii="Times New Roman" w:cs="Times New Roman" w:eastAsia="Times New Roman" w:hAnsi="Times New Roman"/>
+          <w:sz w:val="24"/>
+          <w:szCs w:val="24"/>
+        </w:rPr>
+        <w:t xml:space="preserve">A ADI 4.717/DF prova que esse conteúdo é operacionalizável em controle concentrado. Prova também algo menos animador. Reconhecer o retrocesso depois de erguidas as barragens é, ainda assim, reconhecê-lo, e o precedente vale para o futuro. Só que a floresta desafetada não volta, e a área alagada permanece alagada. A eficácia do princípio depende menos de sua formulação dogmática, hoje razoavelmente consolidada, do que do momento em que é invocado.</w:t>
+      </w:r>
+    </w:p>
+    <w:p>
+      <w:pPr>
+        <w:spacing w:line="360" w:lineRule="auto"/>
+        <w:ind w:firstLine="709"/>
+        <w:jc w:val="both"/>
+      </w:pPr>
+      <w:r>
+        <w:rPr>
+          <w:rFonts w:ascii="Times New Roman" w:cs="Times New Roman" w:eastAsia="Times New Roman" w:hAnsi="Times New Roman"/>
+          <w:sz w:val="24"/>
+          <w:szCs w:val="24"/>
+        </w:rPr>
+        <w:t xml:space="preserve">Sarlet e Fensterseifer advertem, no capítulo aqui examinado, ser preciso "reduzir a nossa “pegada ecológica”, tirando o pé do acelerador da locomotiva que tem nos levado rumo ao precipício civilizatório". A imagem cabe bem ao ponto: contra uma locomotiva em movimento, freio acionado tarde demais não evita o descarrilamento. Apenas documenta, com precisão, o instante em que ainda teria sido possível evitá-lo.</w:t>
       </w:r>
     </w:p>
     <w:p>
@@ -798,7 +881,7 @@
           <w:sz w:val="24"/>
           <w:szCs w:val="24"/>
         </w:rPr>
-        <w:t xml:space="preserve">SARLET, Ingo Wolfgang; FENSTERSEIFER, Tiago. </w:t>
+        <w:t xml:space="preserve">SARLET, Ingo Wolfgang. Conama: rumo ao estado de coisas inconstitucional ambiental. </w:t>
       </w:r>
       <w:r>
         <w:rPr>
@@ -808,6 +891,42 @@
           <w:sz w:val="24"/>
           <w:szCs w:val="24"/>
         </w:rPr>
+        <w:t xml:space="preserve">GEN Jurídico</w:t>
+      </w:r>
+      <w:r>
+        <w:rPr>
+          <w:rFonts w:ascii="Times New Roman" w:cs="Times New Roman" w:eastAsia="Times New Roman" w:hAnsi="Times New Roman"/>
+          <w:i w:val="false"/>
+          <w:iCs w:val="false"/>
+          <w:sz w:val="24"/>
+          <w:szCs w:val="24"/>
+        </w:rPr>
+        <w:t xml:space="preserve">, 2 out. 2020. Disponível em: https://blog.grupogen.com.br/juridico/areas-de-interesse/ambiental/resolucoes-do-conama/. Acesso em: 31 ago. 2026.</w:t>
+      </w:r>
+    </w:p>
+    <w:p>
+      <w:pPr>
+        <w:spacing w:after="240" w:line="240" w:lineRule="auto"/>
+        <w:jc w:val="left"/>
+      </w:pPr>
+      <w:r>
+        <w:rPr>
+          <w:rFonts w:ascii="Times New Roman" w:cs="Times New Roman" w:eastAsia="Times New Roman" w:hAnsi="Times New Roman"/>
+          <w:i w:val="false"/>
+          <w:iCs w:val="false"/>
+          <w:sz w:val="24"/>
+          <w:szCs w:val="24"/>
+        </w:rPr>
+        <w:t xml:space="preserve">SARLET, Ingo Wolfgang; FENSTERSEIFER, Tiago. </w:t>
+      </w:r>
+      <w:r>
+        <w:rPr>
+          <w:rFonts w:ascii="Times New Roman" w:cs="Times New Roman" w:eastAsia="Times New Roman" w:hAnsi="Times New Roman"/>
+          <w:i/>
+          <w:iCs/>
+          <w:sz w:val="24"/>
+          <w:szCs w:val="24"/>
+        </w:rPr>
         <w:t xml:space="preserve">Curso de Direito Ambiental</w:t>
       </w:r>
       <w:r>
@@ -819,6 +938,42 @@
           <w:szCs w:val="24"/>
         </w:rPr>
         <w:t xml:space="preserve">. 6. ed. Rio de Janeiro: Forense, 2026. p. ___.</w:t>
+      </w:r>
+    </w:p>
+    <w:p>
+      <w:pPr>
+        <w:spacing w:after="240" w:line="240" w:lineRule="auto"/>
+        <w:jc w:val="left"/>
+      </w:pPr>
+      <w:r>
+        <w:rPr>
+          <w:rFonts w:ascii="Times New Roman" w:cs="Times New Roman" w:eastAsia="Times New Roman" w:hAnsi="Times New Roman"/>
+          <w:i w:val="false"/>
+          <w:iCs w:val="false"/>
+          <w:sz w:val="24"/>
+          <w:szCs w:val="24"/>
+        </w:rPr>
+        <w:t xml:space="preserve">SARLET, Ingo Wolfgang; FENSTERSEIFER, Tiago. Notas sobre a proibição de retrocesso em matéria (socio)ambiental. In: </w:t>
+      </w:r>
+      <w:r>
+        <w:rPr>
+          <w:rFonts w:ascii="Times New Roman" w:cs="Times New Roman" w:eastAsia="Times New Roman" w:hAnsi="Times New Roman"/>
+          <w:i/>
+          <w:iCs/>
+          <w:sz w:val="24"/>
+          <w:szCs w:val="24"/>
+        </w:rPr>
+        <w:t xml:space="preserve">O princípio da proibição de retrocesso ambiental</w:t>
+      </w:r>
+      <w:r>
+        <w:rPr>
+          <w:rFonts w:ascii="Times New Roman" w:cs="Times New Roman" w:eastAsia="Times New Roman" w:hAnsi="Times New Roman"/>
+          <w:i w:val="false"/>
+          <w:iCs w:val="false"/>
+          <w:sz w:val="24"/>
+          <w:szCs w:val="24"/>
+        </w:rPr>
+        <w:t xml:space="preserve">. Brasília: Senado Federal, Comissão de Meio Ambiente, Defesa do Consumidor e Fiscalização e Controle, 2012. p. 121-206.</w:t>
       </w:r>
     </w:p>
     <w:p>
@@ -838,7 +993,7 @@
           <w:sz w:val="18"/>
           <w:szCs w:val="18"/>
         </w:rPr>
-        <w:t xml:space="preserve">Nota de trabalho (remover antes de qualquer uso formal): todas as citações diretas de Sarlet e Fensterseifer foram extraídas do item 1 do capítulo sobre ética ecológica, intitulado “Considerações iniciais: a ampliação do círculo moral e a expansão do reconhecimento de direitos para além do espectro humano”. As páginas assinaladas com “___” devem ser preenchidas com o exemplar da 6ª edição em mãos. Observação: o corpo do texto original grafa o autor alemão ora como “Meyer-Abich”, ora como “Mayer-Abich”; adotou-se aqui a forma correta, Klaus Michael Meyer-Abich.</w:t>
+        <w:t xml:space="preserve">Nota de trabalho (remover antes de qualquer uso formal): as citações do Curso de Direito Ambiental foram extraídas do item 1 do capítulo sobre ética ecológica, “Considerações iniciais: a ampliação do círculo moral e a expansão do reconhecimento de direitos para além do espectro humano”; preencher as páginas “___” com o exemplar em mãos. As citações de SARLET (2020) foram conferidas no texto integral do artigo no GEN Jurídico. A referência ao volume do Senado consta da lista por ser a fonte doutrinária específica dos autores sobre o princípio; se não for consultada, convém retirá-la. Observação: o Curso grafa o autor alemão ora como “Meyer-Abich”, ora como “Mayer-Abich”; adotou-se a forma correta, Klaus Michael Meyer-Abich.</w:t>
       </w:r>
     </w:p>
     <w:sectPr>

--- a/trabalhos-direito-ambiental/Giovanni Ribeiro Saldanha - RGM 181.761 - Direito Ambiental - Proibicao de Retrocesso Socioambiental.docx
+++ b/trabalhos-direito-ambiental/Giovanni Ribeiro Saldanha - RGM 181.761 - Direito Ambiental - Proibicao de Retrocesso Socioambiental.docx
@@ -976,27 +976,8 @@
         <w:t xml:space="preserve">. Brasília: Senado Federal, Comissão de Meio Ambiente, Defesa do Consumidor e Fiscalização e Controle, 2012. p. 121-206.</w:t>
       </w:r>
     </w:p>
-    <w:p>
-      <w:pPr>
-        <w:pBdr>
-          <w:top w:val="single" w:color="999999" w:sz="6" w:space="8"/>
-        </w:pBdr>
-        <w:spacing w:before="480" w:line="240" w:lineRule="auto"/>
-        <w:jc w:val="both"/>
-      </w:pPr>
-      <w:r>
-        <w:rPr>
-          <w:rFonts w:ascii="Times New Roman" w:cs="Times New Roman" w:eastAsia="Times New Roman" w:hAnsi="Times New Roman"/>
-          <w:i/>
-          <w:iCs/>
-          <w:color w:val="444444"/>
-          <w:sz w:val="18"/>
-          <w:szCs w:val="18"/>
-        </w:rPr>
-        <w:t xml:space="preserve">Nota de trabalho (remover antes de qualquer uso formal): as citações do Curso de Direito Ambiental foram extraídas do item 1 do capítulo sobre ética ecológica, “Considerações iniciais: a ampliação do círculo moral e a expansão do reconhecimento de direitos para além do espectro humano”; preencher as páginas “___” com o exemplar em mãos. As citações de SARLET (2020) foram conferidas no texto integral do artigo no GEN Jurídico. A referência ao volume do Senado consta da lista por ser a fonte doutrinária específica dos autores sobre o princípio; se não for consultada, convém retirá-la. Observação: o Curso grafa o autor alemão ora como “Meyer-Abich”, ora como “Mayer-Abich”; adotou-se a forma correta, Klaus Michael Meyer-Abich.</w:t>
-      </w:r>
-    </w:p>
     <w:sectPr>
+      <w:headerReference w:type="default" r:id="rId7"/>
       <w:pgSz w:w="11906" w:h="16838" w:orient="portrait"/>
       <w:pgMar w:top="1701" w:right="1134" w:bottom="1134" w:left="1701" w:header="708" w:footer="708" w:gutter="0"/>
       <w:pgNumType/>
@@ -1082,6 +1063,28 @@
     </w:p>
   </w:footnote>
 </w:footnotes>
+</file>
+
+<file path=word/header1.xml><?xml version="1.0" encoding="utf-8"?>
+<w:hdr xmlns:wpc="http://schemas.microsoft.com/office/word/2010/wordprocessingCanvas" xmlns:mc="http://schemas.openxmlformats.org/markup-compatibility/2006" xmlns:o="urn:schemas-microsoft-com:office:office" xmlns:r="http://schemas.openxmlformats.org/officeDocument/2006/relationships" xmlns:m="http://schemas.openxmlformats.org/officeDocument/2006/math" xmlns:v="urn:schemas-microsoft-com:vml" xmlns:wp14="http://schemas.microsoft.com/office/word/2010/wordprocessingDrawing" xmlns:wp="http://schemas.openxmlformats.org/drawingml/2006/wordprocessingDrawing" xmlns:w10="urn:schemas-microsoft-com:office:word" xmlns:w="http://schemas.openxmlformats.org/wordprocessingml/2006/main" xmlns:w14="http://schemas.microsoft.com/office/word/2010/wordml" xmlns:w15="http://schemas.microsoft.com/office/word/2012/wordml" xmlns:wpg="http://schemas.microsoft.com/office/word/2010/wordprocessingGroup" xmlns:wpi="http://schemas.microsoft.com/office/word/2010/wordprocessingInk" xmlns:wne="http://schemas.microsoft.com/office/word/2006/wordml" xmlns:wps="http://schemas.microsoft.com/office/word/2010/wordprocessingShape" xmlns:cx="http://schemas.microsoft.com/office/drawing/2014/chartex" xmlns:cx1="http://schemas.microsoft.com/office/drawing/2015/9/8/chartex" xmlns:cx2="http://schemas.microsoft.com/office/drawing/2015/10/21/chartex" xmlns:cx3="http://schemas.microsoft.com/office/drawing/2016/5/9/chartex" xmlns:cx4="http://schemas.microsoft.com/office/drawing/2016/5/10/chartex" xmlns:cx5="http://schemas.microsoft.com/office/drawing/2016/5/11/chartex" xmlns:cx6="http://schemas.microsoft.com/office/drawing/2016/5/12/chartex" xmlns:cx7="http://schemas.microsoft.com/office/drawing/2016/5/13/chartex" xmlns:cx8="http://schemas.microsoft.com/office/drawing/2016/5/14/chartex" xmlns:w16cid="http://schemas.microsoft.com/office/word/2016/wordml/cid" xmlns:w16se="http://schemas.microsoft.com/office/word/2015/wordml/symex">
+  <w:p>
+    <w:pPr>
+      <w:spacing w:after="0"/>
+      <w:jc w:val="right"/>
+    </w:pPr>
+    <w:r>
+      <w:rPr>
+        <w:rFonts w:ascii="Times New Roman" w:cs="Times New Roman" w:eastAsia="Times New Roman" w:hAnsi="Times New Roman"/>
+        <w:sz w:val="20"/>
+        <w:szCs w:val="20"/>
+      </w:rPr>
+      <w:fldChar w:fldCharType="begin"/>
+      <w:instrText xml:space="preserve">PAGE</w:instrText>
+      <w:fldChar w:fldCharType="separate"/>
+      <w:fldChar w:fldCharType="end"/>
+    </w:r>
+  </w:p>
+</w:hdr>
 </file>
 
 <file path=word/numbering.xml><?xml version="1.0" encoding="utf-8"?>

--- a/trabalhos-direito-ambiental/Giovanni Ribeiro Saldanha - RGM 181.761 - Direito Ambiental - Proibicao de Retrocesso Socioambiental.docx
+++ b/trabalhos-direito-ambiental/Giovanni Ribeiro Saldanha - RGM 181.761 - Direito Ambiental - Proibicao de Retrocesso Socioambiental.docx
@@ -825,7 +825,7 @@
           <w:sz w:val="24"/>
           <w:szCs w:val="24"/>
         </w:rPr>
-        <w:t xml:space="preserve">. 6. ed. Rio de Janeiro: Forense, 2026.</w:t>
+        <w:t xml:space="preserve">. 6. ed. Rio de Janeiro: Forense, 2026. E-book.</w:t>
       </w:r>
     </w:p>
     <w:p>

--- a/trabalhos-direito-ambiental/Giovanni Ribeiro Saldanha - RGM 181.761 - Direito Ambiental - Proibicao de Retrocesso Socioambiental.docx
+++ b/trabalhos-direito-ambiental/Giovanni Ribeiro Saldanha - RGM 181.761 - Direito Ambiental - Proibicao de Retrocesso Socioambiental.docx
@@ -4,58 +4,151 @@
   <w:body>
     <w:p>
       <w:pPr>
-        <w:spacing w:after="0" w:line="276" w:lineRule="auto"/>
-        <w:jc w:val="left"/>
-      </w:pPr>
-      <w:r>
-        <w:rPr>
-          <w:rFonts w:ascii="Times New Roman" w:cs="Times New Roman" w:eastAsia="Times New Roman" w:hAnsi="Times New Roman"/>
-          <w:sz w:val="24"/>
-          <w:szCs w:val="24"/>
-        </w:rPr>
-        <w:t xml:space="preserve">Aluno: Giovanni Ribeiro Saldanha</w:t>
-      </w:r>
-    </w:p>
-    <w:p>
-      <w:pPr>
-        <w:spacing w:after="0" w:line="276" w:lineRule="auto"/>
-        <w:jc w:val="left"/>
-      </w:pPr>
-      <w:r>
-        <w:rPr>
-          <w:rFonts w:ascii="Times New Roman" w:cs="Times New Roman" w:eastAsia="Times New Roman" w:hAnsi="Times New Roman"/>
-          <w:sz w:val="24"/>
-          <w:szCs w:val="24"/>
-        </w:rPr>
-        <w:t xml:space="preserve">RGM: 181.761</w:t>
-      </w:r>
-    </w:p>
-    <w:p>
-      <w:pPr>
-        <w:spacing w:after="0" w:line="276" w:lineRule="auto"/>
-        <w:jc w:val="left"/>
-      </w:pPr>
-      <w:r>
-        <w:rPr>
-          <w:rFonts w:ascii="Times New Roman" w:cs="Times New Roman" w:eastAsia="Times New Roman" w:hAnsi="Times New Roman"/>
-          <w:sz w:val="24"/>
-          <w:szCs w:val="24"/>
-        </w:rPr>
-        <w:t xml:space="preserve">Disciplina: Direito Ambiental</w:t>
-      </w:r>
-    </w:p>
-    <w:p>
-      <w:pPr>
-        <w:spacing w:after="240" w:line="276" w:lineRule="auto"/>
-        <w:jc w:val="left"/>
-      </w:pPr>
-      <w:r>
-        <w:rPr>
-          <w:rFonts w:ascii="Times New Roman" w:cs="Times New Roman" w:eastAsia="Times New Roman" w:hAnsi="Times New Roman"/>
-          <w:sz w:val="24"/>
-          <w:szCs w:val="24"/>
-        </w:rPr>
-        <w:t xml:space="preserve">Atividade avaliativa — P1</w:t>
+        <w:spacing w:after="0" w:before="0" w:line="360" w:lineRule="auto"/>
+        <w:jc w:val="center"/>
+      </w:pPr>
+      <w:r>
+        <w:rPr>
+          <w:rFonts w:ascii="Times New Roman" w:cs="Times New Roman" w:eastAsia="Times New Roman" w:hAnsi="Times New Roman"/>
+          <w:b/>
+          <w:bCs/>
+          <w:sz w:val="24"/>
+          <w:szCs w:val="24"/>
+        </w:rPr>
+        <w:t xml:space="preserve">CENTRO UNIVERSITÁRIO UNIGRAN CAPITAL</w:t>
+      </w:r>
+    </w:p>
+    <w:p>
+      <w:pPr>
+        <w:spacing w:after="0" w:before="0" w:line="360" w:lineRule="auto"/>
+        <w:jc w:val="center"/>
+      </w:pPr>
+      <w:r>
+        <w:rPr>
+          <w:rFonts w:ascii="Times New Roman" w:cs="Times New Roman" w:eastAsia="Times New Roman" w:hAnsi="Times New Roman"/>
+          <w:b/>
+          <w:bCs/>
+          <w:sz w:val="24"/>
+          <w:szCs w:val="24"/>
+        </w:rPr>
+        <w:t xml:space="preserve">CURSO DE DIREITO</w:t>
+      </w:r>
+    </w:p>
+    <w:p>
+      <w:pPr>
+        <w:spacing w:after="240" w:before="0" w:line="360" w:lineRule="auto"/>
+        <w:jc w:val="center"/>
+      </w:pPr>
+      <w:r>
+        <w:rPr>
+          <w:rFonts w:ascii="Times New Roman" w:cs="Times New Roman" w:eastAsia="Times New Roman" w:hAnsi="Times New Roman"/>
+          <w:b/>
+          <w:bCs/>
+          <w:sz w:val="24"/>
+          <w:szCs w:val="24"/>
+        </w:rPr>
+        <w:t xml:space="preserve">8º PERÍODO — TURMA A</w:t>
+      </w:r>
+    </w:p>
+    <w:p>
+      <w:pPr>
+        <w:spacing w:after="0" w:before="2200" w:line="360" w:lineRule="auto"/>
+        <w:jc w:val="center"/>
+      </w:pPr>
+      <w:r>
+        <w:rPr>
+          <w:rFonts w:ascii="Times New Roman" w:cs="Times New Roman" w:eastAsia="Times New Roman" w:hAnsi="Times New Roman"/>
+          <w:b/>
+          <w:bCs/>
+          <w:sz w:val="24"/>
+          <w:szCs w:val="24"/>
+        </w:rPr>
+        <w:t xml:space="preserve">GIOVANNI RIBEIRO SALDANHA</w:t>
+      </w:r>
+    </w:p>
+    <w:p>
+      <w:pPr>
+        <w:spacing w:after="0" w:before="0" w:line="360" w:lineRule="auto"/>
+        <w:jc w:val="center"/>
+      </w:pPr>
+      <w:r>
+        <w:rPr>
+          <w:rFonts w:ascii="Times New Roman" w:cs="Times New Roman" w:eastAsia="Times New Roman" w:hAnsi="Times New Roman"/>
+          <w:b w:val="false"/>
+          <w:bCs w:val="false"/>
+          <w:sz w:val="24"/>
+          <w:szCs w:val="24"/>
+        </w:rPr>
+        <w:t xml:space="preserve">RGM 181.761</w:t>
+      </w:r>
+    </w:p>
+    <w:p>
+      <w:pPr>
+        <w:spacing w:after="240" w:before="2200" w:line="360" w:lineRule="auto"/>
+        <w:jc w:val="center"/>
+      </w:pPr>
+      <w:r>
+        <w:rPr>
+          <w:rFonts w:ascii="Times New Roman" w:cs="Times New Roman" w:eastAsia="Times New Roman" w:hAnsi="Times New Roman"/>
+          <w:b/>
+          <w:bCs/>
+          <w:sz w:val="24"/>
+          <w:szCs w:val="24"/>
+        </w:rPr>
+        <w:t xml:space="preserve">A PROIBIÇÃO DE RETROCESSO SOCIOAMBIENTAL: DA AMPLIAÇÃO DO CÍRCULO MORAL AO CONTROLE DE CONSTITUCIONALIDADE NA ADI 4.717/DF</w:t>
+      </w:r>
+    </w:p>
+    <w:p>
+      <w:pPr>
+        <w:spacing w:after="0" w:before="0" w:line="360" w:lineRule="auto"/>
+        <w:jc w:val="center"/>
+      </w:pPr>
+      <w:r>
+        <w:rPr>
+          <w:rFonts w:ascii="Times New Roman" w:cs="Times New Roman" w:eastAsia="Times New Roman" w:hAnsi="Times New Roman"/>
+          <w:b w:val="false"/>
+          <w:bCs w:val="false"/>
+          <w:sz w:val="22"/>
+          <w:szCs w:val="22"/>
+        </w:rPr>
+        <w:t xml:space="preserve">Atividade avaliativa da disciplina de Direito Ambiental — P1.</w:t>
+      </w:r>
+    </w:p>
+    <w:p>
+      <w:pPr>
+        <w:spacing w:after="0" w:before="2200" w:line="360" w:lineRule="auto"/>
+        <w:jc w:val="center"/>
+      </w:pPr>
+      <w:r>
+        <w:rPr>
+          <w:rFonts w:ascii="Times New Roman" w:cs="Times New Roman" w:eastAsia="Times New Roman" w:hAnsi="Times New Roman"/>
+          <w:b/>
+          <w:bCs/>
+          <w:sz w:val="24"/>
+          <w:szCs w:val="24"/>
+        </w:rPr>
+        <w:t xml:space="preserve">Campo Grande — MS</w:t>
+      </w:r>
+    </w:p>
+    <w:p>
+      <w:pPr>
+        <w:spacing w:after="0" w:before="0" w:line="360" w:lineRule="auto"/>
+        <w:jc w:val="center"/>
+      </w:pPr>
+      <w:r>
+        <w:rPr>
+          <w:rFonts w:ascii="Times New Roman" w:cs="Times New Roman" w:eastAsia="Times New Roman" w:hAnsi="Times New Roman"/>
+          <w:b/>
+          <w:bCs/>
+          <w:sz w:val="24"/>
+          <w:szCs w:val="24"/>
+        </w:rPr>
+        <w:t xml:space="preserve">2026</w:t>
+      </w:r>
+    </w:p>
+    <w:p>
+      <w:r>
+        <w:br w:type="page"/>
       </w:r>
     </w:p>
     <w:p>
@@ -866,9 +959,11 @@
     </w:p>
     <w:sectPr>
       <w:headerReference w:type="default" r:id="rId7"/>
+      <w:headerReference w:type="first" r:id="rId8"/>
       <w:pgSz w:w="11906" w:h="16838" w:orient="portrait"/>
       <w:pgMar w:top="1701" w:right="1134" w:bottom="1134" w:left="1701" w:header="708" w:footer="708" w:gutter="0"/>
       <w:pgNumType/>
+      <w:titlePg/>
       <w:docGrid w:linePitch="360"/>
     </w:sectPr>
   </w:body>
@@ -972,6 +1067,12 @@
       <w:fldChar w:fldCharType="end"/>
     </w:r>
   </w:p>
+</w:hdr>
+</file>
+
+<file path=word/header2.xml><?xml version="1.0" encoding="utf-8"?>
+<w:hdr xmlns:wpc="http://schemas.microsoft.com/office/word/2010/wordprocessingCanvas" xmlns:mc="http://schemas.openxmlformats.org/markup-compatibility/2006" xmlns:o="urn:schemas-microsoft-com:office:office" xmlns:r="http://schemas.openxmlformats.org/officeDocument/2006/relationships" xmlns:m="http://schemas.openxmlformats.org/officeDocument/2006/math" xmlns:v="urn:schemas-microsoft-com:vml" xmlns:wp14="http://schemas.microsoft.com/office/word/2010/wordprocessingDrawing" xmlns:wp="http://schemas.openxmlformats.org/drawingml/2006/wordprocessingDrawing" xmlns:w10="urn:schemas-microsoft-com:office:word" xmlns:w="http://schemas.openxmlformats.org/wordprocessingml/2006/main" xmlns:w14="http://schemas.microsoft.com/office/word/2010/wordml" xmlns:w15="http://schemas.microsoft.com/office/word/2012/wordml" xmlns:wpg="http://schemas.microsoft.com/office/word/2010/wordprocessingGroup" xmlns:wpi="http://schemas.microsoft.com/office/word/2010/wordprocessingInk" xmlns:wne="http://schemas.microsoft.com/office/word/2006/wordml" xmlns:wps="http://schemas.microsoft.com/office/word/2010/wordprocessingShape" xmlns:cx="http://schemas.microsoft.com/office/drawing/2014/chartex" xmlns:cx1="http://schemas.microsoft.com/office/drawing/2015/9/8/chartex" xmlns:cx2="http://schemas.microsoft.com/office/drawing/2015/10/21/chartex" xmlns:cx3="http://schemas.microsoft.com/office/drawing/2016/5/9/chartex" xmlns:cx4="http://schemas.microsoft.com/office/drawing/2016/5/10/chartex" xmlns:cx5="http://schemas.microsoft.com/office/drawing/2016/5/11/chartex" xmlns:cx6="http://schemas.microsoft.com/office/drawing/2016/5/12/chartex" xmlns:cx7="http://schemas.microsoft.com/office/drawing/2016/5/13/chartex" xmlns:cx8="http://schemas.microsoft.com/office/drawing/2016/5/14/chartex" xmlns:w16cid="http://schemas.microsoft.com/office/word/2016/wordml/cid" xmlns:w16se="http://schemas.microsoft.com/office/word/2015/wordml/symex">
+  <w:p/>
 </w:hdr>
 </file>
 

--- a/trabalhos-direito-ambiental/Giovanni Ribeiro Saldanha - RGM 181.761 - Direito Ambiental - Proibicao de Retrocesso Socioambiental.docx
+++ b/trabalhos-direito-ambiental/Giovanni Ribeiro Saldanha - RGM 181.761 - Direito Ambiental - Proibicao de Retrocesso Socioambiental.docx
@@ -278,7 +278,7 @@
           <w:sz w:val="24"/>
           <w:szCs w:val="24"/>
         </w:rPr>
-        <w:t xml:space="preserve">Sarlet e Fensterseifer situam a ética ecológica como continuidade, e não como ruptura, do projeto iluminista. A crítica que dirigem ao cartesianismo — à cisão entre sujeito humano e Natureza-objeto — não propõe regresso algum ao obscurantismo. Ao contrário. A afirmação dos autores é econômica e decisiva: o Iluminismo seria um processo inacabado, tanto no campo científico quanto no plano ético (SARLET; FENSTERSEIFER, 2026).</w:t>
+        <w:t xml:space="preserve">Sarlet e Fensterseifer situam a ética ecológica como continuidade, e não como ruptura, do projeto iluminista. A crítica que dirigem ao cartesianismo — à cisão entre sujeito humano e Natureza-objeto — não propõe regresso algum ao obscurantismo. Ao contrário. A afirmação dos autores é econômica e decisiva: "O Iluminismo é um processo inacabado, tanto no campo científico quanto no plano ético" (SARLET; FENSTERSEIFER, 2026, p. 101).</w:t>
       </w:r>
     </w:p>
     <w:p>
@@ -742,7 +742,7 @@
           <w:sz w:val="24"/>
           <w:szCs w:val="24"/>
         </w:rPr>
-        <w:t xml:space="preserve">Sarlet e Fensterseifer advertem, no capítulo aqui examinado, ser urgente reduzir a nossa pegada ecológica e tirar o pé do acelerador da locomotiva que nos conduz, na imagem que empregam, rumo ao precipício civilizatório (SARLET; FENSTERSEIFER, 2026). A imagem cabe bem ao ponto: contra uma locomotiva em movimento, freio acionado tarde demais não evita o descarrilamento. Apenas documenta, com precisão, o instante em que ainda teria sido possível evitá-lo.</w:t>
+        <w:t xml:space="preserve">Sarlet e Fensterseifer advertem, no capítulo aqui examinado, ser preciso "reduzir a nossa “pegada ecológica”, tirando o pé do acelerador da locomotiva que tem nos levado rumo ao precipício civilizatório" (SARLET; FENSTERSEIFER, 2026, p. 100). A imagem cabe bem ao ponto: contra uma locomotiva em movimento, freio acionado tarde demais não evita o descarrilamento. Apenas documenta, com precisão, o instante em que ainda teria sido possível evitá-lo.</w:t>
       </w:r>
     </w:p>
     <w:p>

--- a/trabalhos-direito-ambiental/Giovanni Ribeiro Saldanha - RGM 181.761 - Direito Ambiental - Proibicao de Retrocesso Socioambiental.docx
+++ b/trabalhos-direito-ambiental/Giovanni Ribeiro Saldanha - RGM 181.761 - Direito Ambiental - Proibicao de Retrocesso Socioambiental.docx
@@ -232,7 +232,22 @@
           <w:sz w:val="24"/>
           <w:szCs w:val="24"/>
         </w:rPr>
-        <w:t xml:space="preserve">O que impressiona nessa sequência não é apenas quem vai sendo progressivamente incluído. É a direção. Nenhuma das linhas retrocede. Barões, colonos, escravizados, mulheres, povos nativos, trabalhadores, população negra e, por fim, a própria Natureza — a cada etapa o círculo se alarga, e o que foi incorporado não volta a ser excluído. Sarlet e Fensterseifer situam o reconhecimento de status moral para além do espectro humano precisamente nessa perspectiva histórica de ampliação progressiva do círculo moral, outrora restrito a apenas alguns seres humanos, e de correspondente expansão da atribuição de direitos (SARLET; FENSTERSEIFER, 2026).</w:t>
+        <w:t xml:space="preserve">O que impressiona nessa sequência não é apenas quem vai sendo progressivamente incluído. É a direção. Nenhuma das linhas retrocede. Barões, colonos, escravizados, mulheres, povos nativos, trabalhadores, população negra e, por fim, a própria Natureza — a cada etapa o círculo se alarga, e o que foi incorporado não volta a ser excluído. Os autores descrevem o fenômeno nestes termos:</w:t>
+      </w:r>
+    </w:p>
+    <w:p>
+      <w:pPr>
+        <w:spacing w:after="240" w:before="240" w:line="240" w:lineRule="auto"/>
+        <w:ind w:left="2268"/>
+        <w:jc w:val="both"/>
+      </w:pPr>
+      <w:r>
+        <w:rPr>
+          <w:rFonts w:ascii="Times New Roman" w:cs="Times New Roman" w:eastAsia="Times New Roman" w:hAnsi="Times New Roman"/>
+          <w:sz w:val="20"/>
+          <w:szCs w:val="20"/>
+        </w:rPr>
+        <w:t xml:space="preserve">O reconhecimento do status moral para além do espectro humano também se situa na perspectiva histórica de ampliação progressiva do círculo moral – que, no passado, era limitado a apenas “alguns” seres humanos – e ampliação da atribuição de direitos, como ilustra bem o quadro que segue extraído da obra The Rights of Nature (1989) do historiador norte-americano Roderick Frazier Nash. (SARLET; FENSTERSEIFER, 2026, p. 104)</w:t>
       </w:r>
     </w:p>
     <w:p>
@@ -293,22 +308,119 @@
           <w:sz w:val="24"/>
           <w:szCs w:val="24"/>
         </w:rPr>
-        <w:t xml:space="preserve">A tese que acolhem, colhida de Klaus Michael Meyer-Abich, é a de um segundo Iluminismo. O primeiro firmou a igualdade natural entre os seres humanos e tornou-se base irrefreável do Estado constitucional moderno; quanto ao lugar ocupado pelo ser humano na Natureza, porém, esclarecimento equivalente jamais ocorreu. Faltaria, portanto, um Iluminismo adicional, relativo ao nosso parentesco natural com o restante do mundo (MEYER-ABICH apud SARLET; FENSTERSEIFER, 2026).</w:t>
-      </w:r>
-    </w:p>
-    <w:p>
-      <w:pPr>
-        <w:spacing w:line="360" w:lineRule="auto"/>
-        <w:ind w:firstLine="709"/>
-        <w:jc w:val="both"/>
-      </w:pPr>
-      <w:r>
-        <w:rPr>
-          <w:rFonts w:ascii="Times New Roman" w:cs="Times New Roman" w:eastAsia="Times New Roman" w:hAnsi="Times New Roman"/>
-          <w:sz w:val="24"/>
-          <w:szCs w:val="24"/>
-        </w:rPr>
-        <w:t xml:space="preserve">Note-se a estrutura do argumento. O primeiro Iluminismo produziu algo irrefreável — a igualdade natural dos seres humanos como base do Estado constitucional. Irrefreável é palavra forte: designa o que, uma vez estabelecido, não se pode desfazer sem desfazer, junto, o próprio Estado constitucional que dele nasceu. É essa qualidade que a doutrina da proibição de retrocesso pretende estender à proteção ecológica.</w:t>
+        <w:t xml:space="preserve">A tese que acolhem, colhida de Klaus Michael Meyer-Abich, é a de um segundo Iluminismo, que completaria o primeiro:</w:t>
+      </w:r>
+    </w:p>
+    <w:p>
+      <w:pPr>
+        <w:spacing w:after="240" w:before="240" w:line="240" w:lineRule="auto"/>
+        <w:ind w:left="2268"/>
+        <w:jc w:val="both"/>
+      </w:pPr>
+      <w:r>
+        <w:rPr>
+          <w:rFonts w:ascii="Times New Roman" w:cs="Times New Roman" w:eastAsia="Times New Roman" w:hAnsi="Times New Roman"/>
+          <w:i w:val="false"/>
+          <w:iCs w:val="false"/>
+          <w:sz w:val="20"/>
+          <w:szCs w:val="20"/>
+        </w:rPr>
+        <w:t xml:space="preserve">A percepção de que todas as pessoas nascem iguais por natureza e que esta igualdade também deve ser preservada na coexistência do Estado tornou-se a base do Estado constitucional moderno e já era irrefreável naquela época. Com relação ao papel do ser humano na Natureza, ainda não houve um Iluminismo (</w:t>
+      </w:r>
+      <w:r>
+        <w:rPr>
+          <w:rFonts w:ascii="Times New Roman" w:cs="Times New Roman" w:eastAsia="Times New Roman" w:hAnsi="Times New Roman"/>
+          <w:i/>
+          <w:iCs/>
+          <w:sz w:val="20"/>
+          <w:szCs w:val="20"/>
+        </w:rPr>
+        <w:t xml:space="preserve">Aufklärung</w:t>
+      </w:r>
+      <w:r>
+        <w:rPr>
+          <w:rFonts w:ascii="Times New Roman" w:cs="Times New Roman" w:eastAsia="Times New Roman" w:hAnsi="Times New Roman"/>
+          <w:i w:val="false"/>
+          <w:iCs w:val="false"/>
+          <w:sz w:val="20"/>
+          <w:szCs w:val="20"/>
+        </w:rPr>
+        <w:t xml:space="preserve">) correspondente. Defendo que o primeiro Iluminismo (</w:t>
+      </w:r>
+      <w:r>
+        <w:rPr>
+          <w:rFonts w:ascii="Times New Roman" w:cs="Times New Roman" w:eastAsia="Times New Roman" w:hAnsi="Times New Roman"/>
+          <w:i/>
+          <w:iCs/>
+          <w:sz w:val="20"/>
+          <w:szCs w:val="20"/>
+        </w:rPr>
+        <w:t xml:space="preserve">ersten Aufklärung</w:t>
+      </w:r>
+      <w:r>
+        <w:rPr>
+          <w:rFonts w:ascii="Times New Roman" w:cs="Times New Roman" w:eastAsia="Times New Roman" w:hAnsi="Times New Roman"/>
+          <w:i w:val="false"/>
+          <w:iCs w:val="false"/>
+          <w:sz w:val="20"/>
+          <w:szCs w:val="20"/>
+        </w:rPr>
+        <w:t xml:space="preserve">) sobre a igualdade natural dos seres humanos (seu nascimento igual) seja seguido pelo Iluminismo adicional sobre nosso parentesco natural (</w:t>
+      </w:r>
+      <w:r>
+        <w:rPr>
+          <w:rFonts w:ascii="Times New Roman" w:cs="Times New Roman" w:eastAsia="Times New Roman" w:hAnsi="Times New Roman"/>
+          <w:i/>
+          <w:iCs/>
+          <w:sz w:val="20"/>
+          <w:szCs w:val="20"/>
+        </w:rPr>
+        <w:t xml:space="preserve">natürliche Verwandtschaft</w:t>
+      </w:r>
+      <w:r>
+        <w:rPr>
+          <w:rFonts w:ascii="Times New Roman" w:cs="Times New Roman" w:eastAsia="Times New Roman" w:hAnsi="Times New Roman"/>
+          <w:i w:val="false"/>
+          <w:iCs w:val="false"/>
+          <w:sz w:val="20"/>
+          <w:szCs w:val="20"/>
+        </w:rPr>
+        <w:t xml:space="preserve">) com o resto do mundo (</w:t>
+      </w:r>
+      <w:r>
+        <w:rPr>
+          <w:rFonts w:ascii="Times New Roman" w:cs="Times New Roman" w:eastAsia="Times New Roman" w:hAnsi="Times New Roman"/>
+          <w:i/>
+          <w:iCs/>
+          <w:sz w:val="20"/>
+          <w:szCs w:val="20"/>
+        </w:rPr>
+        <w:t xml:space="preserve">Welt</w:t>
+      </w:r>
+      <w:r>
+        <w:rPr>
+          <w:rFonts w:ascii="Times New Roman" w:cs="Times New Roman" w:eastAsia="Times New Roman" w:hAnsi="Times New Roman"/>
+          <w:i w:val="false"/>
+          <w:iCs w:val="false"/>
+          <w:sz w:val="20"/>
+          <w:szCs w:val="20"/>
+        </w:rPr>
+        <w:t xml:space="preserve">). Ambos os Iluminismos têm consequências políticas de longo alcance, mas diferentes. (MEYER-ABICH apud SARLET; FENSTERSEIFER, 2026, p. 102)</w:t>
+      </w:r>
+    </w:p>
+    <w:p>
+      <w:pPr>
+        <w:spacing w:line="360" w:lineRule="auto"/>
+        <w:ind w:firstLine="709"/>
+        <w:jc w:val="both"/>
+      </w:pPr>
+      <w:r>
+        <w:rPr>
+          <w:rFonts w:ascii="Times New Roman" w:cs="Times New Roman" w:eastAsia="Times New Roman" w:hAnsi="Times New Roman"/>
+          <w:sz w:val="24"/>
+          <w:szCs w:val="24"/>
+        </w:rPr>
+        <w:t xml:space="preserve">Note-se a estrutura do argumento. O primeiro Iluminismo produziu algo que se tornou "irrefreável" — a igualdade natural dos seres humanos como base do Estado constitucional. Irrefreável é palavra forte: designa o que, uma vez estabelecido, não se pode desfazer sem desfazer, junto, o próprio Estado constitucional que dele nasceu. É essa qualidade que a doutrina da proibição de retrocesso pretende estender à proteção ecológica.</w:t>
       </w:r>
     </w:p>
     <w:p>
@@ -383,7 +495,7 @@
           <w:sz w:val="24"/>
           <w:szCs w:val="24"/>
         </w:rPr>
-        <w:t xml:space="preserve">O segundo fundamento é a dimensão temporal do direito ambiental, e aqui a contribuição dos autores se mostra mais fértil. Ao classificarem as dimensões da ética ecológica, os autores identificam a ética intergeracional, ou intertemporal, como aquela que pauta as ações presentes pelo respeito e pela solidariedade para com as gerações humanas futuras (SARLET; FENSTERSEIFER, 2026).</w:t>
+        <w:t xml:space="preserve">O segundo fundamento é a dimensão temporal do direito ambiental, e aqui a contribuição dos autores se mostra mais fértil. Ao classificarem as dimensões da ética ecológica, escrevem: "Outra dimensão da ética ecológica é a ética intergeracional (ou intertemporal), de modo a pautar as nossas ações presentes em respeito e solidariedade para com as gerações humanas futuras" (SARLET; FENSTERSEIFER, 2026, p. 104).</w:t>
       </w:r>
     </w:p>
     <w:p>

--- a/trabalhos-direito-ambiental/Giovanni Ribeiro Saldanha - RGM 181.761 - Direito Ambiental - Proibicao de Retrocesso Socioambiental.docx
+++ b/trabalhos-direito-ambiental/Giovanni Ribeiro Saldanha - RGM 181.761 - Direito Ambiental - Proibicao de Retrocesso Socioambiental.docx
@@ -197,27 +197,7 @@
           <w:sz w:val="24"/>
           <w:szCs w:val="24"/>
         </w:rPr>
-        <w:t xml:space="preserve">Há um quadro, no capítulo que Ingo Wolfgang Sarlet e Tiago Fensterseifer dedicam à ética ecológica, que merece leitura mais atenta do que normalmente se concede a um esquema ilustrativo. Reproduzido da obra </w:t>
-      </w:r>
-      <w:r>
-        <w:rPr>
-          <w:rFonts w:ascii="Times New Roman" w:cs="Times New Roman" w:eastAsia="Times New Roman" w:hAnsi="Times New Roman"/>
-          <w:i/>
-          <w:iCs/>
-          <w:sz w:val="24"/>
-          <w:szCs w:val="24"/>
-        </w:rPr>
-        <w:t xml:space="preserve">The Rights of Nature</w:t>
-      </w:r>
-      <w:r>
-        <w:rPr>
-          <w:rFonts w:ascii="Times New Roman" w:cs="Times New Roman" w:eastAsia="Times New Roman" w:hAnsi="Times New Roman"/>
-          <w:i w:val="false"/>
-          <w:iCs w:val="false"/>
-          <w:sz w:val="24"/>
-          <w:szCs w:val="24"/>
-        </w:rPr>
-        <w:t xml:space="preserve">, do historiador norte-americano Roderick Frazier Nash, ele dispõe em sequência cronológica os marcos de reconhecimento jurídico de direitos no contexto norte-americano: a Magna Carta de 1215, a Declaração de Independência de 1776, a Proclamação de Emancipação de 1863, a Décima Nona Emenda de 1920, o Indian Citizenship Act de 1924, o Fair Labor Standards Act de 1938, o Civil Rights Act de 1957 e, ao final da série, o Endangered Species Act de 1973.</w:t>
+        <w:t xml:space="preserve">Há um quadro, no capítulo que Ingo Wolfgang Sarlet e Tiago Fensterseifer dedicam à ética ecológica, que merece leitura mais atenta do que normalmente se concede a um esquema ilustrativo. Ele dispõe em sequência cronológica os marcos de reconhecimento jurídico de direitos no contexto norte-americano: a Magna Carta de 1215, a Declaração de Independência de 1776, a Proclamação de Emancipação de 1863, a Décima Nona Emenda de 1920, o Indian Citizenship Act de 1924, o Fair Labor Standards Act de 1938, o Civil Rights Act de 1957 e, ao final da série, o Endangered Species Act de 1973.</w:t>
       </w:r>
     </w:p>
     <w:p>
@@ -262,7 +242,7 @@
           <w:sz w:val="24"/>
           <w:szCs w:val="24"/>
         </w:rPr>
-        <w:t xml:space="preserve">Chamo atenção para o adjetivo empregado pelos autores: progressiva. Ele carrega uma pretensão que é, no fundo, a mesma do princípio examinado neste trabalho. Se a expansão do reconhecimento jurídico é progressiva, o retrocesso não é apenas uma opção legislativa infeliz — é uma anomalia dentro da lógica do próprio processo. Pretendo demonstrar que a proibição de retrocesso socioambiental não constitui invenção da dogmática constitucional recente, mas a tradução técnica de uma intuição ética anterior a ela, e que essa tradução foi efetivamente operada pelo Supremo Tribunal Federal no julgamento da ADI 4.717/DF.</w:t>
+        <w:t xml:space="preserve">O adjetivo empregado pelos autores merece atenção: progressiva. Ele carrega uma pretensão que é, no fundo, a mesma do princípio examinado neste trabalho. Se a expansão do reconhecimento jurídico é progressiva, o retrocesso deixa de ser mera opção legislativa infeliz e passa a figurar como anomalia dentro da lógica do próprio processo. Pretendo demonstrar que a proibição de retrocesso socioambiental não constitui invenção da dogmática constitucional recente, mas a tradução técnica de uma intuição ética anterior a ela, e que essa tradução foi efetivamente operada pelo Supremo Tribunal Federal no julgamento da ADI 4.717/DF.</w:t>
       </w:r>
     </w:p>
     <w:p>
@@ -435,7 +415,7 @@
           <w:sz w:val="24"/>
           <w:szCs w:val="24"/>
         </w:rPr>
-        <w:t xml:space="preserve">Convém insistir num ponto que costuma passar despercebido. A proibição de retrocesso não nasceu no direito ambiental. Foi formulada no campo dos direitos sociais, como resposta ao risco de que o legislador ordinário desfizesse, por maioria simples, o grau de concretização já alcançado por direitos cuja eficácia a Constituição confiara à sua mediação. A transposição para o domínio ecológico só se justifica se houver, na estrutura do direito ao meio ambiente, algo que a autorize. E há: a solidariedade intergeracional inscrita no caput do art. 225.</w:t>
+        <w:t xml:space="preserve">Há um ponto que costuma passar despercebido. A proibição de retrocesso não nasceu no direito ambiental. Foi formulada no campo dos direitos sociais, como resposta ao risco de que o legislador ordinário desfizesse, por maioria simples, o grau de concretização já alcançado por direitos cuja eficácia a Constituição confiara à sua mediação. A transposição para o domínio ecológico só se justifica se houver, na estrutura do direito ao meio ambiente, algo que a autorize. E há: a solidariedade intergeracional inscrita no caput do art. 225.</w:t>
       </w:r>
     </w:p>
     <w:p>
@@ -539,7 +519,7 @@
           <w:sz w:val="24"/>
           <w:szCs w:val="24"/>
         </w:rPr>
-        <w:t xml:space="preserve">Aqui reside a maior dificuldade técnica da matéria, e seria desonesto contorná-la. Se a proibição de retrocesso vedasse toda e qualquer alteração normativa desfavorável ao meio ambiente, o resultado seria o congelamento integral do ordenamento ambiental. O legislador ficaria reduzido a executor de suas próprias decisões pretéritas, e uma legislação mal desenhada tornar-se-ia, por absurdo, insuscetível de correção.</w:t>
+        <w:t xml:space="preserve">Aqui reside a maior dificuldade técnica da matéria, e não há como contorná-la. Se a proibição de retrocesso vedasse toda e qualquer alteração normativa desfavorável ao meio ambiente, o resultado seria o congelamento integral do ordenamento ambiental. O legislador ficaria reduzido a executor de suas próprias decisões pretéritas, e uma legislação mal desenhada tornar-se-ia, por absurdo, insuscetível de correção.</w:t>
       </w:r>
     </w:p>
     <w:p>
@@ -628,7 +608,7 @@
           <w:sz w:val="24"/>
           <w:szCs w:val="24"/>
         </w:rPr>
-        <w:t xml:space="preserve">O par é indissociável. Proibir o retrocesso, isoladamente, produziria apenas conservação — a manutenção indefinida do patamar existente, por melhor ou pior que fosse. Somado ao dever de progressividade, o princípio deixa de ser estático: não apenas veda a redução, mas orienta o ordenamento na direção do aprimoramento. Volta-se, com isso, ao ponto de partida deste trabalho. A sequência de Nash não é apenas uma série que não retrocede; é uma série que avança.</w:t>
+        <w:t xml:space="preserve">O par é indissociável. Proibir o retrocesso, isoladamente, produziria apenas conservação — a manutenção indefinida do patamar existente, por melhor ou pior que fosse. Somado ao dever de progressividade, o princípio deixa de ser estático: não apenas veda a redução, mas orienta o ordenamento na direção do aprimoramento. Volta-se, com isso, ao ponto de partida deste trabalho. A sequência de Nash não descreve apenas uma série que se recusa a retroceder: descreve uma série que avança.</w:t>
       </w:r>
     </w:p>
     <w:p>
@@ -657,7 +637,7 @@
           <w:sz w:val="24"/>
           <w:szCs w:val="24"/>
         </w:rPr>
-        <w:t xml:space="preserve">A crítica mais consistente ao princípio precisa ser enfrentada em seus próprios termos, sob pena de o trabalho se converter em exercício de adesão. Objeta-se que a vedação de retrocesso, levada às últimas consequências, sacrifica a liberdade de conformação de um legislador democraticamente eleito e desloca para o Judiciário a última palavra sobre políticas públicas ambientais — matéria intensamente técnica, atravessada por escolhas de conveniência e por conflitos distributivos legítimos.</w:t>
+        <w:t xml:space="preserve">A crítica mais consistente ao princípio precisa ser enfrentada em seus próprios termos. Objeta-se que a vedação de retrocesso, levada às últimas consequências, sacrifica a liberdade de conformação de um legislador democraticamente eleito e desloca para o Judiciário a última palavra sobre políticas públicas ambientais — matéria intensamente técnica, atravessada por escolhas de conveniência e por conflitos distributivos legítimos.</w:t>
       </w:r>
     </w:p>
     <w:p>
@@ -763,7 +743,7 @@
           <w:sz w:val="24"/>
           <w:szCs w:val="24"/>
         </w:rPr>
-        <w:t xml:space="preserve">O segundo fundamento é material, e é o que interessa de perto. Assentou o acórdão que a norma impugnada contrariou o princípio da proibição de retrocesso socioambiental, na medida em que as alterações promovidas atingiram o núcleo essencial do direito fundamental ao meio ambiente ecologicamente equilibrado. O julgado entrega exatamente o que a dogmática exigia e o que se expôs no item 3.2: não a proibição abstrata de alterar, mas a identificação, no caso concreto, de uma desproteção sem justificativa idônea, que ultrapassou o mínimo constitucionalmente devido. Nada nos autos indicava fundamento técnico ou fático para a redução: a motivação era a viabilização das obras.</w:t>
+        <w:t xml:space="preserve">O segundo fundamento é material, e é o que interessa de perto. Assentou o acórdão que a norma impugnada contrariou o princípio da proibição de retrocesso socioambiental, na medida em que as alterações promovidas atingiram o núcleo essencial do direito fundamental ao meio ambiente ecologicamente equilibrado. O julgado corresponde ao que a dogmática exigia e ao que se expôs no item 3.2: não a proibição abstrata de alterar, mas a identificação, no caso concreto, de uma desproteção sem justificativa idônea, que ultrapassou o mínimo constitucionalmente devido. Nada nos autos indicava fundamento técnico ou fático para a redução: a motivação era a viabilização das obras.</w:t>
       </w:r>
     </w:p>
     <w:p>
@@ -1031,42 +1011,6 @@
           <w:szCs w:val="24"/>
         </w:rPr>
         <w:t xml:space="preserve">. 6. ed. Rio de Janeiro: Forense, 2026. E-book.</w:t>
-      </w:r>
-    </w:p>
-    <w:p>
-      <w:pPr>
-        <w:spacing w:after="240" w:line="240" w:lineRule="auto"/>
-        <w:jc w:val="left"/>
-      </w:pPr>
-      <w:r>
-        <w:rPr>
-          <w:rFonts w:ascii="Times New Roman" w:cs="Times New Roman" w:eastAsia="Times New Roman" w:hAnsi="Times New Roman"/>
-          <w:i w:val="false"/>
-          <w:iCs w:val="false"/>
-          <w:sz w:val="24"/>
-          <w:szCs w:val="24"/>
-        </w:rPr>
-        <w:t xml:space="preserve">SARLET, Ingo Wolfgang; FENSTERSEIFER, Tiago. Notas sobre a proibição de retrocesso em matéria (socio)ambiental. In: </w:t>
-      </w:r>
-      <w:r>
-        <w:rPr>
-          <w:rFonts w:ascii="Times New Roman" w:cs="Times New Roman" w:eastAsia="Times New Roman" w:hAnsi="Times New Roman"/>
-          <w:i/>
-          <w:iCs/>
-          <w:sz w:val="24"/>
-          <w:szCs w:val="24"/>
-        </w:rPr>
-        <w:t xml:space="preserve">O princípio da proibição de retrocesso ambiental</w:t>
-      </w:r>
-      <w:r>
-        <w:rPr>
-          <w:rFonts w:ascii="Times New Roman" w:cs="Times New Roman" w:eastAsia="Times New Roman" w:hAnsi="Times New Roman"/>
-          <w:i w:val="false"/>
-          <w:iCs w:val="false"/>
-          <w:sz w:val="24"/>
-          <w:szCs w:val="24"/>
-        </w:rPr>
-        <w:t xml:space="preserve">. Brasília: Senado Federal, Comissão de Meio Ambiente, Defesa do Consumidor e Fiscalização e Controle, 2012. p. 121-206.</w:t>
       </w:r>
     </w:p>
     <w:sectPr>

--- a/trabalhos-direito-ambiental/Giovanni Ribeiro Saldanha - RGM 181.761 - Direito Ambiental - Proibicao de Retrocesso Socioambiental.docx
+++ b/trabalhos-direito-ambiental/Giovanni Ribeiro Saldanha - RGM 181.761 - Direito Ambiental - Proibicao de Retrocesso Socioambiental.docx
@@ -95,7 +95,7 @@
           <w:sz w:val="24"/>
           <w:szCs w:val="24"/>
         </w:rPr>
-        <w:t xml:space="preserve">A PROIBIÇÃO DE RETROCESSO SOCIOAMBIENTAL: DA AMPLIAÇÃO DO CÍRCULO MORAL AO CONTROLE DE CONSTITUCIONALIDADE NA ADI 4.717/DF</w:t>
+        <w:t xml:space="preserve">O PRINCÍPIO DA PROIBIÇÃO DE RETROCESSO SOCIOAMBIENTAL E SUA APLICAÇÃO NA ADI 4.717/DF</w:t>
       </w:r>
     </w:p>
     <w:p>
@@ -164,7 +164,7 @@
           <w:sz w:val="24"/>
           <w:szCs w:val="24"/>
         </w:rPr>
-        <w:t xml:space="preserve">A PROIBIÇÃO DE RETROCESSO SOCIOAMBIENTAL: DA AMPLIAÇÃO DO CÍRCULO MORAL AO CONTROLE DE CONSTITUCIONALIDADE NA ADI 4.717/DF</w:t>
+        <w:t xml:space="preserve">O PRINCÍPIO DA PROIBIÇÃO DE RETROCESSO SOCIOAMBIENTAL E SUA APLICAÇÃO NA ADI 4.717/DF</w:t>
       </w:r>
     </w:p>
     <w:p>
@@ -192,27 +192,151 @@
       <w:r>
         <w:rPr>
           <w:rFonts w:ascii="Times New Roman" w:cs="Times New Roman" w:eastAsia="Times New Roman" w:hAnsi="Times New Roman"/>
+          <w:sz w:val="24"/>
+          <w:szCs w:val="24"/>
+        </w:rPr>
+        <w:t xml:space="preserve">O art. 225 da Constituição Federal assegura a todos o direito ao meio ambiente ecologicamente equilibrado e, no mesmo dispositivo, impõe ao Poder Público e à coletividade o dever de defendê-lo e preservá-lo para as presentes e futuras gerações. Do texto constitucional decorrem, portanto, duas ordens de consequências: de um lado, um direito exigível; de outro, um conjunto de deveres estatais de proteção.</w:t>
+      </w:r>
+    </w:p>
+    <w:p>
+      <w:pPr>
+        <w:spacing w:line="360" w:lineRule="auto"/>
+        <w:ind w:firstLine="709"/>
+        <w:jc w:val="both"/>
+      </w:pPr>
+      <w:r>
+        <w:rPr>
+          <w:rFonts w:ascii="Times New Roman" w:cs="Times New Roman" w:eastAsia="Times New Roman" w:hAnsi="Times New Roman"/>
+          <w:sz w:val="24"/>
+          <w:szCs w:val="24"/>
+        </w:rPr>
+        <w:t xml:space="preserve">É desse segundo aspecto que surge a questão examinada neste trabalho. Se o Estado tem o dever de proteger, cabe perguntar em que medida lhe é permitido desproteger. Pode o legislador revogar ou enfraquecer uma tutela ambiental já existente, invocando sua liberdade de conformação?</w:t>
+      </w:r>
+    </w:p>
+    <w:p>
+      <w:pPr>
+        <w:spacing w:line="360" w:lineRule="auto"/>
+        <w:ind w:firstLine="709"/>
+        <w:jc w:val="both"/>
+      </w:pPr>
+      <w:r>
+        <w:rPr>
+          <w:rFonts w:ascii="Times New Roman" w:cs="Times New Roman" w:eastAsia="Times New Roman" w:hAnsi="Times New Roman"/>
+          <w:sz w:val="24"/>
+          <w:szCs w:val="24"/>
+        </w:rPr>
+        <w:t xml:space="preserve">A resposta a essa pergunta é dada pelo princípio da proibição de retrocesso socioambiental, também denominado vedação de retrocesso ecológico. O trabalho está dividido em três partes. Na primeira, serão apresentados a origem e os fundamentos do princípio. Na segunda, o seu conteúdo, os seus limites e a principal crítica que lhe é dirigida. Na terceira, a sua aplicação concreta pelo Supremo Tribunal Federal no julgamento da ADI 4.717/DF.</w:t>
+      </w:r>
+    </w:p>
+    <w:p>
+      <w:pPr>
+        <w:spacing w:after="240" w:before="360" w:line="360" w:lineRule="auto"/>
+        <w:jc w:val="left"/>
+      </w:pPr>
+      <w:r>
+        <w:rPr>
+          <w:rFonts w:ascii="Times New Roman" w:cs="Times New Roman" w:eastAsia="Times New Roman" w:hAnsi="Times New Roman"/>
+          <w:b/>
+          <w:bCs/>
+          <w:sz w:val="24"/>
+          <w:szCs w:val="24"/>
+        </w:rPr>
+        <w:t xml:space="preserve">2 ORIGEM E FUNDAMENTOS DO PRINCÍPIO</w:t>
+      </w:r>
+    </w:p>
+    <w:p>
+      <w:pPr>
+        <w:spacing w:after="180" w:before="280" w:line="360" w:lineRule="auto"/>
+        <w:jc w:val="left"/>
+      </w:pPr>
+      <w:r>
+        <w:rPr>
+          <w:rFonts w:ascii="Times New Roman" w:cs="Times New Roman" w:eastAsia="Times New Roman" w:hAnsi="Times New Roman"/>
+          <w:sz w:val="24"/>
+          <w:szCs w:val="24"/>
+        </w:rPr>
+        <w:t xml:space="preserve">2.1 A origem no campo dos direitos sociais</w:t>
+      </w:r>
+    </w:p>
+    <w:p>
+      <w:pPr>
+        <w:spacing w:line="360" w:lineRule="auto"/>
+        <w:ind w:firstLine="709"/>
+        <w:jc w:val="both"/>
+      </w:pPr>
+      <w:r>
+        <w:rPr>
+          <w:rFonts w:ascii="Times New Roman" w:cs="Times New Roman" w:eastAsia="Times New Roman" w:hAnsi="Times New Roman"/>
+          <w:sz w:val="24"/>
+          <w:szCs w:val="24"/>
+        </w:rPr>
+        <w:t xml:space="preserve">Cumpre esclarecer, inicialmente, que a proibição de retrocesso não surgiu no Direito Ambiental. Ela foi formulada no campo dos direitos sociais, como resposta ao risco de que o legislador ordinário viesse a desfazer, por maioria simples, o grau de concretização já alcançado por direitos cuja eficácia a Constituição confiou à sua mediação.</w:t>
+      </w:r>
+    </w:p>
+    <w:p>
+      <w:pPr>
+        <w:spacing w:line="360" w:lineRule="auto"/>
+        <w:ind w:firstLine="709"/>
+        <w:jc w:val="both"/>
+      </w:pPr>
+      <w:r>
+        <w:rPr>
+          <w:rFonts w:ascii="Times New Roman" w:cs="Times New Roman" w:eastAsia="Times New Roman" w:hAnsi="Times New Roman"/>
+          <w:sz w:val="24"/>
+          <w:szCs w:val="24"/>
+        </w:rPr>
+        <w:t xml:space="preserve">A transposição dessa construção para a matéria ambiental somente se justifica se houver, na estrutura do direito ao meio ambiente, algum elemento que a autorize. Verifica-se que esse elemento existe, e ele está no próprio caput do art. 225: a solidariedade para com as gerações futuras.</w:t>
+      </w:r>
+    </w:p>
+    <w:p>
+      <w:pPr>
+        <w:spacing w:after="180" w:before="280" w:line="360" w:lineRule="auto"/>
+        <w:jc w:val="left"/>
+      </w:pPr>
+      <w:r>
+        <w:rPr>
+          <w:rFonts w:ascii="Times New Roman" w:cs="Times New Roman" w:eastAsia="Times New Roman" w:hAnsi="Times New Roman"/>
+          <w:sz w:val="24"/>
+          <w:szCs w:val="24"/>
+        </w:rPr>
+        <w:t xml:space="preserve">2.2 O fundamento ético: a ampliação do círculo moral</w:t>
+      </w:r>
+    </w:p>
+    <w:p>
+      <w:pPr>
+        <w:spacing w:line="360" w:lineRule="auto"/>
+        <w:ind w:firstLine="709"/>
+        <w:jc w:val="both"/>
+      </w:pPr>
+      <w:r>
+        <w:rPr>
+          <w:rFonts w:ascii="Times New Roman" w:cs="Times New Roman" w:eastAsia="Times New Roman" w:hAnsi="Times New Roman"/>
           <w:i w:val="false"/>
           <w:iCs w:val="false"/>
           <w:sz w:val="24"/>
           <w:szCs w:val="24"/>
         </w:rPr>
-        <w:t xml:space="preserve">Há um quadro, no capítulo que Ingo Wolfgang Sarlet e Tiago Fensterseifer dedicam à ética ecológica, que merece leitura mais atenta do que normalmente se concede a um esquema ilustrativo. Ele dispõe em sequência cronológica os marcos de reconhecimento jurídico de direitos no contexto norte-americano: a Magna Carta de 1215, a Declaração de Independência de 1776, a Proclamação de Emancipação de 1863, a Décima Nona Emenda de 1920, o Indian Citizenship Act de 1924, o Fair Labor Standards Act de 1938, o Civil Rights Act de 1957 e, ao final da série, o Endangered Species Act de 1973.</w:t>
-      </w:r>
-    </w:p>
-    <w:p>
-      <w:pPr>
-        <w:spacing w:line="360" w:lineRule="auto"/>
-        <w:ind w:firstLine="709"/>
-        <w:jc w:val="both"/>
-      </w:pPr>
-      <w:r>
-        <w:rPr>
-          <w:rFonts w:ascii="Times New Roman" w:cs="Times New Roman" w:eastAsia="Times New Roman" w:hAnsi="Times New Roman"/>
-          <w:sz w:val="24"/>
-          <w:szCs w:val="24"/>
-        </w:rPr>
-        <w:t xml:space="preserve">O que impressiona nessa sequência não é apenas quem vai sendo progressivamente incluído. É a direção. Nenhuma das linhas retrocede. Barões, colonos, escravizados, mulheres, povos nativos, trabalhadores, população negra e, por fim, a própria Natureza — a cada etapa o círculo se alarga, e o que foi incorporado não volta a ser excluído. Os autores descrevem o fenômeno nestes termos:</w:t>
+        <w:t xml:space="preserve">Sarlet e Fensterseifer, no capítulo em que tratam da ética ecológica, situam o reconhecimento de direitos para além do espectro humano dentro de um movimento histórico mais amplo. Para ilustrá-lo, reproduzem um quadro extraído da obra </w:t>
+      </w:r>
+      <w:r>
+        <w:rPr>
+          <w:rFonts w:ascii="Times New Roman" w:cs="Times New Roman" w:eastAsia="Times New Roman" w:hAnsi="Times New Roman"/>
+          <w:i/>
+          <w:iCs/>
+          <w:sz w:val="24"/>
+          <w:szCs w:val="24"/>
+        </w:rPr>
+        <w:t xml:space="preserve">The Rights of Nature</w:t>
+      </w:r>
+      <w:r>
+        <w:rPr>
+          <w:rFonts w:ascii="Times New Roman" w:cs="Times New Roman" w:eastAsia="Times New Roman" w:hAnsi="Times New Roman"/>
+          <w:i w:val="false"/>
+          <w:iCs w:val="false"/>
+          <w:sz w:val="24"/>
+          <w:szCs w:val="24"/>
+        </w:rPr>
+        <w:t xml:space="preserve">, do historiador norte-americano Roderick Frazier Nash, no qual se dispõem em sequência os marcos de ampliação de direitos no contexto norte-americano, da Magna Carta de 1215 até o Endangered Species Act de 1973. Os autores descrevem o fenômeno nos seguintes termos:</w:t>
       </w:r>
     </w:p>
     <w:p>
@@ -242,53 +366,22 @@
           <w:sz w:val="24"/>
           <w:szCs w:val="24"/>
         </w:rPr>
-        <w:t xml:space="preserve">O adjetivo empregado pelos autores merece atenção: progressiva. Ele carrega uma pretensão que é, no fundo, a mesma do princípio examinado neste trabalho. Se a expansão do reconhecimento jurídico é progressiva, o retrocesso deixa de ser mera opção legislativa infeliz e passa a figurar como anomalia dentro da lógica do próprio processo. Pretendo demonstrar que a proibição de retrocesso socioambiental não constitui invenção da dogmática constitucional recente, mas a tradução técnica de uma intuição ética anterior a ela, e que essa tradução foi efetivamente operada pelo Supremo Tribunal Federal no julgamento da ADI 4.717/DF.</w:t>
-      </w:r>
-    </w:p>
-    <w:p>
-      <w:pPr>
-        <w:spacing w:after="240" w:before="360" w:line="360" w:lineRule="auto"/>
-        <w:jc w:val="left"/>
-      </w:pPr>
-      <w:r>
-        <w:rPr>
-          <w:rFonts w:ascii="Times New Roman" w:cs="Times New Roman" w:eastAsia="Times New Roman" w:hAnsi="Times New Roman"/>
-          <w:b/>
-          <w:bCs/>
-          <w:sz w:val="24"/>
-          <w:szCs w:val="24"/>
-        </w:rPr>
-        <w:t xml:space="preserve">2 O SUBSTRATO ÉTICO: UM PROCESSO QUE NÃO ADMITE VOLTA</w:t>
-      </w:r>
-    </w:p>
-    <w:p>
-      <w:pPr>
-        <w:spacing w:line="360" w:lineRule="auto"/>
-        <w:ind w:firstLine="709"/>
-        <w:jc w:val="both"/>
-      </w:pPr>
-      <w:r>
-        <w:rPr>
-          <w:rFonts w:ascii="Times New Roman" w:cs="Times New Roman" w:eastAsia="Times New Roman" w:hAnsi="Times New Roman"/>
-          <w:sz w:val="24"/>
-          <w:szCs w:val="24"/>
-        </w:rPr>
-        <w:t xml:space="preserve">Sarlet e Fensterseifer situam a ética ecológica como continuidade, e não como ruptura, do projeto iluminista. A crítica que dirigem ao cartesianismo — à cisão entre sujeito humano e Natureza-objeto — não propõe regresso algum ao obscurantismo. Ao contrário. A afirmação dos autores é econômica e decisiva: "O Iluminismo é um processo inacabado, tanto no campo científico quanto no plano ético" (SARLET; FENSTERSEIFER, 2026, p. 101).</w:t>
-      </w:r>
-    </w:p>
-    <w:p>
-      <w:pPr>
-        <w:spacing w:line="360" w:lineRule="auto"/>
-        <w:ind w:firstLine="709"/>
-        <w:jc w:val="both"/>
-      </w:pPr>
-      <w:r>
-        <w:rPr>
-          <w:rFonts w:ascii="Times New Roman" w:cs="Times New Roman" w:eastAsia="Times New Roman" w:hAnsi="Times New Roman"/>
-          <w:sz w:val="24"/>
-          <w:szCs w:val="24"/>
-        </w:rPr>
-        <w:t xml:space="preserve">A tese que acolhem, colhida de Klaus Michael Meyer-Abich, é a de um segundo Iluminismo, que completaria o primeiro:</w:t>
+        <w:t xml:space="preserve">Observa-se que o adjetivo empregado é “progressiva”. A sequência apresentada pelos autores não registra recuos: a cada etapa, o círculo de titulares de direitos se amplia, e aquilo que foi incorporado não torna a ser excluído. Ainda que formulada no plano da ética, a constatação possui relevância jurídica, pois é essa lógica que o princípio ora examinado procura traduzir em termos normativos.</w:t>
+      </w:r>
+    </w:p>
+    <w:p>
+      <w:pPr>
+        <w:spacing w:line="360" w:lineRule="auto"/>
+        <w:ind w:firstLine="709"/>
+        <w:jc w:val="both"/>
+      </w:pPr>
+      <w:r>
+        <w:rPr>
+          <w:rFonts w:ascii="Times New Roman" w:cs="Times New Roman" w:eastAsia="Times New Roman" w:hAnsi="Times New Roman"/>
+          <w:sz w:val="24"/>
+          <w:szCs w:val="24"/>
+        </w:rPr>
+        <w:t xml:space="preserve">No mesmo capítulo, os autores afirmam que "O Iluminismo é um processo inacabado, tanto no campo científico quanto no plano ético" (SARLET; FENSTERSEIFER, 2026, p. 101), acolhendo a tese de Klaus Michael Meyer-Abich a respeito de um segundo Iluminismo:</w:t>
       </w:r>
     </w:p>
     <w:p>
@@ -400,22 +493,81 @@
           <w:sz w:val="24"/>
           <w:szCs w:val="24"/>
         </w:rPr>
-        <w:t xml:space="preserve">Note-se a estrutura do argumento. O primeiro Iluminismo produziu algo que se tornou "irrefreável" — a igualdade natural dos seres humanos como base do Estado constitucional. Irrefreável é palavra forte: designa o que, uma vez estabelecido, não se pode desfazer sem desfazer, junto, o próprio Estado constitucional que dele nasceu. É essa qualidade que a doutrina da proibição de retrocesso pretende estender à proteção ecológica.</w:t>
-      </w:r>
-    </w:p>
-    <w:p>
-      <w:pPr>
-        <w:spacing w:line="360" w:lineRule="auto"/>
-        <w:ind w:firstLine="709"/>
-        <w:jc w:val="both"/>
-      </w:pPr>
-      <w:r>
-        <w:rPr>
-          <w:rFonts w:ascii="Times New Roman" w:cs="Times New Roman" w:eastAsia="Times New Roman" w:hAnsi="Times New Roman"/>
-          <w:sz w:val="24"/>
-          <w:szCs w:val="24"/>
-        </w:rPr>
-        <w:t xml:space="preserve">Há um ponto que costuma passar despercebido. A proibição de retrocesso não nasceu no direito ambiental. Foi formulada no campo dos direitos sociais, como resposta ao risco de que o legislador ordinário desfizesse, por maioria simples, o grau de concretização já alcançado por direitos cuja eficácia a Constituição confiara à sua mediação. A transposição para o domínio ecológico só se justifica se houver, na estrutura do direito ao meio ambiente, algo que a autorize. E há: a solidariedade intergeracional inscrita no caput do art. 225.</w:t>
+        <w:t xml:space="preserve">Convém destacar, na passagem transcrita, o termo “irrefreável”. A igualdade natural entre os seres humanos, uma vez estabelecida como base do Estado constitucional moderno, não pode mais ser desfeita sem que se desfaça, junto com ela, o próprio Estado constitucional. É essa característica que a doutrina da proibição de retrocesso pretende estender à proteção ecológica.</w:t>
+      </w:r>
+    </w:p>
+    <w:p>
+      <w:pPr>
+        <w:spacing w:after="180" w:before="280" w:line="360" w:lineRule="auto"/>
+        <w:jc w:val="left"/>
+      </w:pPr>
+      <w:r>
+        <w:rPr>
+          <w:rFonts w:ascii="Times New Roman" w:cs="Times New Roman" w:eastAsia="Times New Roman" w:hAnsi="Times New Roman"/>
+          <w:sz w:val="24"/>
+          <w:szCs w:val="24"/>
+        </w:rPr>
+        <w:t xml:space="preserve">2.3 Os fundamentos jurídicos</w:t>
+      </w:r>
+    </w:p>
+    <w:p>
+      <w:pPr>
+        <w:spacing w:line="360" w:lineRule="auto"/>
+        <w:ind w:firstLine="709"/>
+        <w:jc w:val="both"/>
+      </w:pPr>
+      <w:r>
+        <w:rPr>
+          <w:rFonts w:ascii="Times New Roman" w:cs="Times New Roman" w:eastAsia="Times New Roman" w:hAnsi="Times New Roman"/>
+          <w:sz w:val="24"/>
+          <w:szCs w:val="24"/>
+        </w:rPr>
+        <w:t xml:space="preserve">Do ponto de vista estritamente jurídico, o princípio apoia-se em dois fundamentos.</w:t>
+      </w:r>
+    </w:p>
+    <w:p>
+      <w:pPr>
+        <w:spacing w:line="360" w:lineRule="auto"/>
+        <w:ind w:firstLine="709"/>
+        <w:jc w:val="both"/>
+      </w:pPr>
+      <w:r>
+        <w:rPr>
+          <w:rFonts w:ascii="Times New Roman" w:cs="Times New Roman" w:eastAsia="Times New Roman" w:hAnsi="Times New Roman"/>
+          <w:sz w:val="24"/>
+          <w:szCs w:val="24"/>
+        </w:rPr>
+        <w:t xml:space="preserve">O primeiro é a segurança jurídica. De pouco adiantaria uma Constituição que assegurasse direitos cuja concretização pudesse ser revertida conforme a maioria parlamentar de cada momento. Nesse sentido, a proibição de retrocesso constitui exigência do próprio Estado de Direito.</w:t>
+      </w:r>
+    </w:p>
+    <w:p>
+      <w:pPr>
+        <w:spacing w:line="360" w:lineRule="auto"/>
+        <w:ind w:firstLine="709"/>
+        <w:jc w:val="both"/>
+      </w:pPr>
+      <w:r>
+        <w:rPr>
+          <w:rFonts w:ascii="Times New Roman" w:cs="Times New Roman" w:eastAsia="Times New Roman" w:hAnsi="Times New Roman"/>
+          <w:sz w:val="24"/>
+          <w:szCs w:val="24"/>
+        </w:rPr>
+        <w:t xml:space="preserve">O segundo é a dimensão temporal do Direito Ambiental. Ao classificarem as dimensões da ética ecológica, os autores escrevem: "Outra dimensão da ética ecológica é a ética intergeracional (ou intertemporal), de modo a pautar as nossas ações presentes em respeito e solidariedade para com as gerações humanas futuras" (SARLET; FENSTERSEIFER, 2026, p. 104).</w:t>
+      </w:r>
+    </w:p>
+    <w:p>
+      <w:pPr>
+        <w:spacing w:line="360" w:lineRule="auto"/>
+        <w:ind w:firstLine="709"/>
+        <w:jc w:val="both"/>
+      </w:pPr>
+      <w:r>
+        <w:rPr>
+          <w:rFonts w:ascii="Times New Roman" w:cs="Times New Roman" w:eastAsia="Times New Roman" w:hAnsi="Times New Roman"/>
+          <w:sz w:val="24"/>
+          <w:szCs w:val="24"/>
+        </w:rPr>
+        <w:t xml:space="preserve">Transposta para o plano jurídico, a formulação conduz à seguinte conclusão: a geração presente não é titular exclusiva do patrimônio ecológico, mas sua administradora temporária, vinculada ao dever de transmiti-lo. Quando o legislador reduz o nível de proteção já alcançado, dispõe de bem que pertence também a quem ainda não pode manifestar oposição.</w:t>
       </w:r>
     </w:p>
     <w:p>
@@ -431,7 +583,7 @@
           <w:sz w:val="24"/>
           <w:szCs w:val="24"/>
         </w:rPr>
-        <w:t xml:space="preserve">3 DA ÉTICA À DOGMÁTICA CONSTITUCIONAL</w:t>
+        <w:t xml:space="preserve">3 CONTEÚDO E LIMITES DO PRINCÍPIO</w:t>
       </w:r>
     </w:p>
     <w:p>
@@ -445,52 +597,37 @@
           <w:sz w:val="24"/>
           <w:szCs w:val="24"/>
         </w:rPr>
-        <w:t xml:space="preserve">3.1 O duplo fundamento</w:t>
-      </w:r>
-    </w:p>
-    <w:p>
-      <w:pPr>
-        <w:spacing w:line="360" w:lineRule="auto"/>
-        <w:ind w:firstLine="709"/>
-        <w:jc w:val="both"/>
-      </w:pPr>
-      <w:r>
-        <w:rPr>
-          <w:rFonts w:ascii="Times New Roman" w:cs="Times New Roman" w:eastAsia="Times New Roman" w:hAnsi="Times New Roman"/>
-          <w:sz w:val="24"/>
-          <w:szCs w:val="24"/>
-        </w:rPr>
-        <w:t xml:space="preserve">O primeiro fundamento é a segurança jurídica. De pouco valeria uma Constituição que assegurasse direitos cuja concretização pudesse ser revertida ao sabor de cada maioria parlamentar. A proibição de retrocesso é, nesse sentido, exigência do próprio Estado de Direito, e não adorno protetivo acrescentado à margem dele.</w:t>
-      </w:r>
-    </w:p>
-    <w:p>
-      <w:pPr>
-        <w:spacing w:line="360" w:lineRule="auto"/>
-        <w:ind w:firstLine="709"/>
-        <w:jc w:val="both"/>
-      </w:pPr>
-      <w:r>
-        <w:rPr>
-          <w:rFonts w:ascii="Times New Roman" w:cs="Times New Roman" w:eastAsia="Times New Roman" w:hAnsi="Times New Roman"/>
-          <w:sz w:val="24"/>
-          <w:szCs w:val="24"/>
-        </w:rPr>
-        <w:t xml:space="preserve">O segundo fundamento é a dimensão temporal do direito ambiental, e aqui a contribuição dos autores se mostra mais fértil. Ao classificarem as dimensões da ética ecológica, escrevem: "Outra dimensão da ética ecológica é a ética intergeracional (ou intertemporal), de modo a pautar as nossas ações presentes em respeito e solidariedade para com as gerações humanas futuras" (SARLET; FENSTERSEIFER, 2026, p. 104).</w:t>
-      </w:r>
-    </w:p>
-    <w:p>
-      <w:pPr>
-        <w:spacing w:line="360" w:lineRule="auto"/>
-        <w:ind w:firstLine="709"/>
-        <w:jc w:val="both"/>
-      </w:pPr>
-      <w:r>
-        <w:rPr>
-          <w:rFonts w:ascii="Times New Roman" w:cs="Times New Roman" w:eastAsia="Times New Roman" w:hAnsi="Times New Roman"/>
-          <w:sz w:val="24"/>
-          <w:szCs w:val="24"/>
-        </w:rPr>
-        <w:t xml:space="preserve">Transposta para o plano jurídico, a formulação produz resultado notável. O art. 225 impõe ao Poder Público e à coletividade o dever de defender e preservar o meio ambiente "para as presentes e futuras gerações". A geração viva não é proprietária plena do patrimônio ecológico: é sua administradora temporária, vinculada a um dever de repasse. Quando o legislador reduz o nível de proteção alcançado, não exerce apenas liberdade de conformação — dispõe de um bem que pertence também a quem ainda não pode se opor. O retrocesso é, sob esse ângulo, uma apropriação indevida no tempo.</w:t>
+        <w:t xml:space="preserve">3.1 O objeto de proteção: o bloco normativo ambiental</w:t>
+      </w:r>
+    </w:p>
+    <w:p>
+      <w:pPr>
+        <w:spacing w:line="360" w:lineRule="auto"/>
+        <w:ind w:firstLine="709"/>
+        <w:jc w:val="both"/>
+      </w:pPr>
+      <w:r>
+        <w:rPr>
+          <w:rFonts w:ascii="Times New Roman" w:cs="Times New Roman" w:eastAsia="Times New Roman" w:hAnsi="Times New Roman"/>
+          <w:sz w:val="24"/>
+          <w:szCs w:val="24"/>
+        </w:rPr>
+        <w:t xml:space="preserve">Delimitar o que o princípio efetivamente protege é o ponto mais delicado da matéria. Cabe afastar, desde logo, a leitura mais ampla, segundo a qual toda e qualquer alteração desfavorável ao meio ambiente seria inconstitucional. Tal entendimento levaria ao congelamento do ordenamento ambiental e tornaria uma legislação mal elaborada insuscetível de correção.</w:t>
+      </w:r>
+    </w:p>
+    <w:p>
+      <w:pPr>
+        <w:spacing w:line="360" w:lineRule="auto"/>
+        <w:ind w:firstLine="709"/>
+        <w:jc w:val="both"/>
+      </w:pPr>
+      <w:r>
+        <w:rPr>
+          <w:rFonts w:ascii="Times New Roman" w:cs="Times New Roman" w:eastAsia="Times New Roman" w:hAnsi="Times New Roman"/>
+          <w:sz w:val="24"/>
+          <w:szCs w:val="24"/>
+        </w:rPr>
+        <w:t xml:space="preserve">Critério mais adequado é fornecido pelo próprio Sarlet, ao analisar a revogação de resoluções do Conama ocorrida em 2020. Sustenta o autor que tais atos, ao lado do marco constitucional e legal, integram o "patrimônio jurídico ecológico" e o que denomina "bloco normativo ambiental", servindo "de parâmetro para o controle de ações e omissões do Estado e de particulares quando em desacordo com os seus preceitos normativos" (SARLET, 2020).</w:t>
       </w:r>
     </w:p>
     <w:p>
@@ -504,67 +641,52 @@
           <w:sz w:val="24"/>
           <w:szCs w:val="24"/>
         </w:rPr>
-        <w:t xml:space="preserve">3.2 O objeto de proteção: o bloco normativo ambiental</w:t>
-      </w:r>
-    </w:p>
-    <w:p>
-      <w:pPr>
-        <w:spacing w:line="360" w:lineRule="auto"/>
-        <w:ind w:firstLine="709"/>
-        <w:jc w:val="both"/>
-      </w:pPr>
-      <w:r>
-        <w:rPr>
-          <w:rFonts w:ascii="Times New Roman" w:cs="Times New Roman" w:eastAsia="Times New Roman" w:hAnsi="Times New Roman"/>
-          <w:sz w:val="24"/>
-          <w:szCs w:val="24"/>
-        </w:rPr>
-        <w:t xml:space="preserve">Aqui reside a maior dificuldade técnica da matéria, e não há como contorná-la. Se a proibição de retrocesso vedasse toda e qualquer alteração normativa desfavorável ao meio ambiente, o resultado seria o congelamento integral do ordenamento ambiental. O legislador ficaria reduzido a executor de suas próprias decisões pretéritas, e uma legislação mal desenhada tornar-se-ia, por absurdo, insuscetível de correção.</w:t>
-      </w:r>
-    </w:p>
-    <w:p>
-      <w:pPr>
-        <w:spacing w:line="360" w:lineRule="auto"/>
-        <w:ind w:firstLine="709"/>
-        <w:jc w:val="both"/>
-      </w:pPr>
-      <w:r>
-        <w:rPr>
-          <w:rFonts w:ascii="Times New Roman" w:cs="Times New Roman" w:eastAsia="Times New Roman" w:hAnsi="Times New Roman"/>
-          <w:sz w:val="24"/>
-          <w:szCs w:val="24"/>
-        </w:rPr>
-        <w:t xml:space="preserve">Não é disso que se trata, e o próprio Sarlet oferece a chave da delimitação ao analisar a revogação de resoluções do Conama em 2020. Sustenta ali que tais atos, ao lado do marco constitucional e legal, integram o "patrimônio jurídico ecológico" e o que denomina "bloco normativo ambiental", servindo "de parâmetro para o controle de ações e omissões do Estado e de particulares quando em desacordo com os seus preceitos normativos" (SARLET, 2020).</w:t>
-      </w:r>
-    </w:p>
-    <w:p>
-      <w:pPr>
-        <w:spacing w:line="360" w:lineRule="auto"/>
-        <w:ind w:firstLine="709"/>
-        <w:jc w:val="both"/>
-      </w:pPr>
-      <w:r>
-        <w:rPr>
-          <w:rFonts w:ascii="Times New Roman" w:cs="Times New Roman" w:eastAsia="Times New Roman" w:hAnsi="Times New Roman"/>
-          <w:sz w:val="24"/>
-          <w:szCs w:val="24"/>
-        </w:rPr>
-        <w:t xml:space="preserve">E extrai daí, expressamente, o critério que interessa: as resoluções "também estão blindadas contra retrocessos despidos de justificativas e fundamentos legítimos do ponto de vista jurídico, técnico e fático" (SARLET, 2020).</w:t>
-      </w:r>
-    </w:p>
-    <w:p>
-      <w:pPr>
-        <w:spacing w:line="360" w:lineRule="auto"/>
-        <w:ind w:firstLine="709"/>
-        <w:jc w:val="both"/>
-      </w:pPr>
-      <w:r>
-        <w:rPr>
-          <w:rFonts w:ascii="Times New Roman" w:cs="Times New Roman" w:eastAsia="Times New Roman" w:hAnsi="Times New Roman"/>
-          <w:sz w:val="24"/>
-          <w:szCs w:val="24"/>
-        </w:rPr>
-        <w:t xml:space="preserve">A fórmula merece ser lida devagar, porque nela está toda a operacionalidade do princípio. O que se proíbe não é o retrocesso: é o retrocesso despido de justificativa. A alteração normativa segue possível, desde que sustentada por fundamento idôneo em três planos — jurídico, técnico e fático. O princípio não interdita a mudança; submete-a a um ônus de justificação qualificado, invertendo o encargo argumentativo. Cabe ao Estado demonstrar que a medida restritiva é proporcional, tecnicamente fundamentada e acompanhada de compensações idôneas, e não ao cidadão demonstrar a inconstitucionalidade do retrocesso. O limite último dessa margem é o núcleo essencial do direito fundamental ao meio ambiente, que medidas de desproteção institucional, na expressão do autor, chegam a ferir "de morte" (SARLET, 2020).</w:t>
+        <w:t xml:space="preserve">3.2 O ônus de justificação</w:t>
+      </w:r>
+    </w:p>
+    <w:p>
+      <w:pPr>
+        <w:spacing w:line="360" w:lineRule="auto"/>
+        <w:ind w:firstLine="709"/>
+        <w:jc w:val="both"/>
+      </w:pPr>
+      <w:r>
+        <w:rPr>
+          <w:rFonts w:ascii="Times New Roman" w:cs="Times New Roman" w:eastAsia="Times New Roman" w:hAnsi="Times New Roman"/>
+          <w:sz w:val="24"/>
+          <w:szCs w:val="24"/>
+        </w:rPr>
+        <w:t xml:space="preserve">Do mesmo texto extrai-se o critério de aplicação do princípio. Afirma o autor que as resoluções "também estão blindadas contra retrocessos despidos de justificativas e fundamentos legítimos do ponto de vista jurídico, técnico e fático" (SARLET, 2020).</w:t>
+      </w:r>
+    </w:p>
+    <w:p>
+      <w:pPr>
+        <w:spacing w:line="360" w:lineRule="auto"/>
+        <w:ind w:firstLine="709"/>
+        <w:jc w:val="both"/>
+      </w:pPr>
+      <w:r>
+        <w:rPr>
+          <w:rFonts w:ascii="Times New Roman" w:cs="Times New Roman" w:eastAsia="Times New Roman" w:hAnsi="Times New Roman"/>
+          <w:sz w:val="24"/>
+          <w:szCs w:val="24"/>
+        </w:rPr>
+        <w:t xml:space="preserve">A fórmula merece exame atento. O que se proíbe não é o retrocesso em si, mas o retrocesso desprovido de justificativa. A alteração normativa continua sendo possível, desde que amparada em fundamento idôneo nos três planos indicados: o jurídico, o técnico e o fático.</w:t>
+      </w:r>
+    </w:p>
+    <w:p>
+      <w:pPr>
+        <w:spacing w:line="360" w:lineRule="auto"/>
+        <w:ind w:firstLine="709"/>
+        <w:jc w:val="both"/>
+      </w:pPr>
+      <w:r>
+        <w:rPr>
+          <w:rFonts w:ascii="Times New Roman" w:cs="Times New Roman" w:eastAsia="Times New Roman" w:hAnsi="Times New Roman"/>
+          <w:sz w:val="24"/>
+          <w:szCs w:val="24"/>
+        </w:rPr>
+        <w:t xml:space="preserve">Em termos práticos, o princípio opera uma inversão do ônus argumentativo. Compete ao Estado demonstrar que a medida restritiva é proporcional, tecnicamente fundamentada e acompanhada de compensações adequadas, e não ao cidadão demonstrar a sua inconstitucionalidade. O limite dessa margem de conformação é o núcleo essencial do direito fundamental ao meio ambiente, que medidas de desproteção institucional podem, segundo o autor, ferir "de morte" (SARLET, 2020).</w:t>
       </w:r>
     </w:p>
     <w:p>
@@ -578,37 +700,37 @@
           <w:sz w:val="24"/>
           <w:szCs w:val="24"/>
         </w:rPr>
-        <w:t xml:space="preserve">3.3 A face positiva: o dever de progressividade</w:t>
-      </w:r>
-    </w:p>
-    <w:p>
-      <w:pPr>
-        <w:spacing w:line="360" w:lineRule="auto"/>
-        <w:ind w:firstLine="709"/>
-        <w:jc w:val="both"/>
-      </w:pPr>
-      <w:r>
-        <w:rPr>
-          <w:rFonts w:ascii="Times New Roman" w:cs="Times New Roman" w:eastAsia="Times New Roman" w:hAnsi="Times New Roman"/>
-          <w:sz w:val="24"/>
-          <w:szCs w:val="24"/>
-        </w:rPr>
-        <w:t xml:space="preserve">Um aspecto que os manuais tratam de passagem merece destaque, porque completa o desenho. A proibição de retrocesso possui um correlato positivo. Ao enumerar os princípios que regem a competência legislativa concorrente em matéria ambiental, Sarlet arrola, lado a lado, "o princípio da proibição de retrocesso, princípio “in dubio pro natura” e o dever de progressividade ou aprimoramento em relação à legislação ambiental, com o objetivo de assegurar um marco jurídico mais protetivo e rígido" (SARLET, 2020).</w:t>
-      </w:r>
-    </w:p>
-    <w:p>
-      <w:pPr>
-        <w:spacing w:line="360" w:lineRule="auto"/>
-        <w:ind w:firstLine="709"/>
-        <w:jc w:val="both"/>
-      </w:pPr>
-      <w:r>
-        <w:rPr>
-          <w:rFonts w:ascii="Times New Roman" w:cs="Times New Roman" w:eastAsia="Times New Roman" w:hAnsi="Times New Roman"/>
-          <w:sz w:val="24"/>
-          <w:szCs w:val="24"/>
-        </w:rPr>
-        <w:t xml:space="preserve">O par é indissociável. Proibir o retrocesso, isoladamente, produziria apenas conservação — a manutenção indefinida do patamar existente, por melhor ou pior que fosse. Somado ao dever de progressividade, o princípio deixa de ser estático: não apenas veda a redução, mas orienta o ordenamento na direção do aprimoramento. Volta-se, com isso, ao ponto de partida deste trabalho. A sequência de Nash não descreve apenas uma série que se recusa a retroceder: descreve uma série que avança.</w:t>
+        <w:t xml:space="preserve">3.3 O dever de progressividade</w:t>
+      </w:r>
+    </w:p>
+    <w:p>
+      <w:pPr>
+        <w:spacing w:line="360" w:lineRule="auto"/>
+        <w:ind w:firstLine="709"/>
+        <w:jc w:val="both"/>
+      </w:pPr>
+      <w:r>
+        <w:rPr>
+          <w:rFonts w:ascii="Times New Roman" w:cs="Times New Roman" w:eastAsia="Times New Roman" w:hAnsi="Times New Roman"/>
+          <w:sz w:val="24"/>
+          <w:szCs w:val="24"/>
+        </w:rPr>
+        <w:t xml:space="preserve">Merece registro, ainda, um aspecto normalmente tratado de passagem pelos manuais. A proibição de retrocesso possui um correlato positivo. Ao enumerar os princípios que regem a competência legislativa concorrente em matéria ambiental, Sarlet arrola, lado a lado, "o princípio da proibição de retrocesso, princípio “in dubio pro natura” e o dever de progressividade ou aprimoramento em relação à legislação ambiental, com o objetivo de assegurar um marco jurídico mais protetivo e rígido" (SARLET, 2020).</w:t>
+      </w:r>
+    </w:p>
+    <w:p>
+      <w:pPr>
+        <w:spacing w:line="360" w:lineRule="auto"/>
+        <w:ind w:firstLine="709"/>
+        <w:jc w:val="both"/>
+      </w:pPr>
+      <w:r>
+        <w:rPr>
+          <w:rFonts w:ascii="Times New Roman" w:cs="Times New Roman" w:eastAsia="Times New Roman" w:hAnsi="Times New Roman"/>
+          <w:sz w:val="24"/>
+          <w:szCs w:val="24"/>
+        </w:rPr>
+        <w:t xml:space="preserve">Os dois deveres são complementares. A proibição de retrocesso, isoladamente considerada, produziria apenas a manutenção do patamar existente, qualquer que fosse ele. Somada ao dever de progressividade, passa a orientar o ordenamento no sentido do aprimoramento. Retoma-se, aqui, a ideia exposta no item 2.2: a sequência histórica descrita por Nash não é apenas uma série que não retrocede, mas uma série que avança.</w:t>
       </w:r>
     </w:p>
     <w:p>
@@ -622,37 +744,37 @@
           <w:sz w:val="24"/>
           <w:szCs w:val="24"/>
         </w:rPr>
-        <w:t xml:space="preserve">3.4 A objeção democrática</w:t>
-      </w:r>
-    </w:p>
-    <w:p>
-      <w:pPr>
-        <w:spacing w:line="360" w:lineRule="auto"/>
-        <w:ind w:firstLine="709"/>
-        <w:jc w:val="both"/>
-      </w:pPr>
-      <w:r>
-        <w:rPr>
-          <w:rFonts w:ascii="Times New Roman" w:cs="Times New Roman" w:eastAsia="Times New Roman" w:hAnsi="Times New Roman"/>
-          <w:sz w:val="24"/>
-          <w:szCs w:val="24"/>
-        </w:rPr>
-        <w:t xml:space="preserve">A crítica mais consistente ao princípio precisa ser enfrentada em seus próprios termos. Objeta-se que a vedação de retrocesso, levada às últimas consequências, sacrifica a liberdade de conformação de um legislador democraticamente eleito e desloca para o Judiciário a última palavra sobre políticas públicas ambientais — matéria intensamente técnica, atravessada por escolhas de conveniência e por conflitos distributivos legítimos.</w:t>
-      </w:r>
-    </w:p>
-    <w:p>
-      <w:pPr>
-        <w:spacing w:line="360" w:lineRule="auto"/>
-        <w:ind w:firstLine="709"/>
-        <w:jc w:val="both"/>
-      </w:pPr>
-      <w:r>
-        <w:rPr>
-          <w:rFonts w:ascii="Times New Roman" w:cs="Times New Roman" w:eastAsia="Times New Roman" w:hAnsi="Times New Roman"/>
-          <w:sz w:val="24"/>
-          <w:szCs w:val="24"/>
-        </w:rPr>
-        <w:t xml:space="preserve">A objeção tem peso, e o critério exposto no item 3.2 é justamente o que lhe responde. Exigir justificativa jurídica, técnica e fática não retira do Parlamento a competência para deliberar: apenas impede que a redução de proteção se faça sem razões. O legislador segue livre para substituir instrumentos, reorganizar a política ambiental e revogar mecanismos ineficazes. O que não lhe é dado é rebaixar o patamar de tutela em silêncio argumentativo. Sob essa leitura, o princípio não é antidemocrático — é técnica de preservação daquilo que a deliberação constituinte, e não a maioria de ocasião, decidiu proteger.</w:t>
+        <w:t xml:space="preserve">3.4 A crítica ao princípio</w:t>
+      </w:r>
+    </w:p>
+    <w:p>
+      <w:pPr>
+        <w:spacing w:line="360" w:lineRule="auto"/>
+        <w:ind w:firstLine="709"/>
+        <w:jc w:val="both"/>
+      </w:pPr>
+      <w:r>
+        <w:rPr>
+          <w:rFonts w:ascii="Times New Roman" w:cs="Times New Roman" w:eastAsia="Times New Roman" w:hAnsi="Times New Roman"/>
+          <w:sz w:val="24"/>
+          <w:szCs w:val="24"/>
+        </w:rPr>
+        <w:t xml:space="preserve">A doutrina que se opõe ao princípio apresenta objeção que não pode ser desconsiderada. Alega-se que a vedação de retrocesso, levada às últimas consequências, restringe a liberdade de conformação do legislador democraticamente eleito e transfere ao Poder Judiciário a decisão final sobre políticas públicas ambientais, matéria de elevada complexidade técnica e sujeita a escolhas de conveniência.</w:t>
+      </w:r>
+    </w:p>
+    <w:p>
+      <w:pPr>
+        <w:spacing w:line="360" w:lineRule="auto"/>
+        <w:ind w:firstLine="709"/>
+        <w:jc w:val="both"/>
+      </w:pPr>
+      <w:r>
+        <w:rPr>
+          <w:rFonts w:ascii="Times New Roman" w:cs="Times New Roman" w:eastAsia="Times New Roman" w:hAnsi="Times New Roman"/>
+          <w:sz w:val="24"/>
+          <w:szCs w:val="24"/>
+        </w:rPr>
+        <w:t xml:space="preserve">A crítica tem procedência parcial. Ela perde força, contudo, quando se considera o critério exposto no item 3.2. Exigir justificativa jurídica, técnica e fática não retira do Parlamento a competência para legislar; apenas impede que a redução do nível de proteção ocorra sem fundamentação. O legislador permanece livre para substituir instrumentos, reorganizar a política ambiental e revogar mecanismos ineficazes, desde que apresente as razões da alteração.</w:t>
       </w:r>
     </w:p>
     <w:p>
@@ -668,112 +790,154 @@
           <w:sz w:val="24"/>
           <w:szCs w:val="24"/>
         </w:rPr>
-        <w:t xml:space="preserve">4 A APLICAÇÃO CONCRETA: A ADI 4.717/DF</w:t>
-      </w:r>
-    </w:p>
-    <w:p>
-      <w:pPr>
-        <w:spacing w:line="360" w:lineRule="auto"/>
-        <w:ind w:firstLine="709"/>
-        <w:jc w:val="both"/>
-      </w:pPr>
-      <w:r>
-        <w:rPr>
-          <w:rFonts w:ascii="Times New Roman" w:cs="Times New Roman" w:eastAsia="Times New Roman" w:hAnsi="Times New Roman"/>
-          <w:sz w:val="24"/>
-          <w:szCs w:val="24"/>
-        </w:rPr>
-        <w:t xml:space="preserve">A aplicação mais expressiva do princípio na jurisprudência brasileira está no julgamento da Ação Direta de Inconstitucionalidade n. 4.717/DF, relatada pela Ministra Cármen Lúcia e apreciada pelo Plenário do Supremo Tribunal Federal em 5 de abril de 2018.</w:t>
-      </w:r>
-    </w:p>
-    <w:p>
-      <w:pPr>
-        <w:spacing w:line="360" w:lineRule="auto"/>
-        <w:ind w:firstLine="709"/>
-        <w:jc w:val="both"/>
-      </w:pPr>
-      <w:r>
-        <w:rPr>
-          <w:rFonts w:ascii="Times New Roman" w:cs="Times New Roman" w:eastAsia="Times New Roman" w:hAnsi="Times New Roman"/>
-          <w:sz w:val="24"/>
-          <w:szCs w:val="24"/>
-        </w:rPr>
-        <w:t xml:space="preserve">Discutia-se a Medida Provisória n. 558/2012, depois convertida na Lei n. 12.678/2012, que reduziu os limites de sete espaços territorialmente protegidos na Amazônia: as Florestas Nacionais de Itaituba I, Itaituba II e Crepori, os Parques Nacionais dos Campos Amazônicos, da Amazônia e do Mapinguari, e a Área de Proteção Ambiental do Tapajós. A finalidade da desafetação era declarada e instrumental — viabilizar o licenciamento e a instalação de cinco usinas hidrelétricas.</w:t>
-      </w:r>
-    </w:p>
-    <w:p>
-      <w:pPr>
-        <w:spacing w:line="360" w:lineRule="auto"/>
-        <w:ind w:firstLine="709"/>
-        <w:jc w:val="both"/>
-      </w:pPr>
-      <w:r>
-        <w:rPr>
-          <w:rFonts w:ascii="Times New Roman" w:cs="Times New Roman" w:eastAsia="Times New Roman" w:hAnsi="Times New Roman"/>
-          <w:sz w:val="24"/>
-          <w:szCs w:val="24"/>
-        </w:rPr>
-        <w:t xml:space="preserve">O Tribunal julgou procedente o pedido, com base em dois fundamentos que convém distinguir.</w:t>
-      </w:r>
-    </w:p>
-    <w:p>
-      <w:pPr>
-        <w:spacing w:line="360" w:lineRule="auto"/>
-        <w:ind w:firstLine="709"/>
-        <w:jc w:val="both"/>
-      </w:pPr>
-      <w:r>
-        <w:rPr>
-          <w:rFonts w:ascii="Times New Roman" w:cs="Times New Roman" w:eastAsia="Times New Roman" w:hAnsi="Times New Roman"/>
-          <w:sz w:val="24"/>
-          <w:szCs w:val="24"/>
-        </w:rPr>
-        <w:t xml:space="preserve">O primeiro é formal. O art. 225, § 1º, III, da Constituição exige lei em sentido estrito para a alteração ou supressão de espaços territorialmente protegidos. A medida provisória, ato normativo de iniciativa unipessoal do Chefe do Executivo, não atende a essa exigência. Reconheceu-se a proteção ambiental como limite material implícito à edição de medidas provisórias — tese de alcance que ultrapassa o caso julgado.</w:t>
-      </w:r>
-    </w:p>
-    <w:p>
-      <w:pPr>
-        <w:spacing w:line="360" w:lineRule="auto"/>
-        <w:ind w:firstLine="709"/>
-        <w:jc w:val="both"/>
-      </w:pPr>
-      <w:r>
-        <w:rPr>
-          <w:rFonts w:ascii="Times New Roman" w:cs="Times New Roman" w:eastAsia="Times New Roman" w:hAnsi="Times New Roman"/>
-          <w:sz w:val="24"/>
-          <w:szCs w:val="24"/>
-        </w:rPr>
-        <w:t xml:space="preserve">O segundo fundamento é material, e é o que interessa de perto. Assentou o acórdão que a norma impugnada contrariou o princípio da proibição de retrocesso socioambiental, na medida em que as alterações promovidas atingiram o núcleo essencial do direito fundamental ao meio ambiente ecologicamente equilibrado. O julgado corresponde ao que a dogmática exigia e ao que se expôs no item 3.2: não a proibição abstrata de alterar, mas a identificação, no caso concreto, de uma desproteção sem justificativa idônea, que ultrapassou o mínimo constitucionalmente devido. Nada nos autos indicava fundamento técnico ou fático para a redução: a motivação era a viabilização das obras.</w:t>
-      </w:r>
-    </w:p>
-    <w:p>
-      <w:pPr>
-        <w:spacing w:line="360" w:lineRule="auto"/>
-        <w:ind w:firstLine="709"/>
-        <w:jc w:val="both"/>
-      </w:pPr>
-      <w:r>
-        <w:rPr>
-          <w:rFonts w:ascii="Times New Roman" w:cs="Times New Roman" w:eastAsia="Times New Roman" w:hAnsi="Times New Roman"/>
-          <w:sz w:val="24"/>
-          <w:szCs w:val="24"/>
-        </w:rPr>
-        <w:t xml:space="preserve">Resta o desfecho, e ele é desconfortável. O Tribunal declarou a inconstitucionalidade sem pronúncia de nulidade, porque os efeitos da norma já se haviam consumado de modo irreversível — as usinas estavam construídas e em operação, as áreas alagadas, e nada disso comportava desfazimento.</w:t>
-      </w:r>
-    </w:p>
-    <w:p>
-      <w:pPr>
-        <w:spacing w:line="360" w:lineRule="auto"/>
-        <w:ind w:firstLine="709"/>
-        <w:jc w:val="both"/>
-      </w:pPr>
-      <w:r>
-        <w:rPr>
-          <w:rFonts w:ascii="Times New Roman" w:cs="Times New Roman" w:eastAsia="Times New Roman" w:hAnsi="Times New Roman"/>
-          <w:sz w:val="24"/>
-          <w:szCs w:val="24"/>
-        </w:rPr>
-        <w:t xml:space="preserve">É precisamente sobre essa hipótese que Sarlet formula sua tese mais forte: em situações que envolvam danos ecológicos irreversíveis, o princípio da proibição de retrocesso opera de modo absoluto, como verdadeira regra jurídica, e não como princípio sujeito a ponderação (SARLET, 2020). A ADI 4.717/DF ilustra a razão de ser dessa formulação — e, ao mesmo tempo, o custo de aplicá-la tarde. Reconhecida a irreversibilidade, não sobrou ao Tribunal margem de ponderação alguma; sobrou apenas a constatação.</w:t>
+        <w:t xml:space="preserve">4 A APLICAÇÃO CONCRETA NA ADI 4.717/DF</w:t>
+      </w:r>
+    </w:p>
+    <w:p>
+      <w:pPr>
+        <w:spacing w:after="180" w:before="280" w:line="360" w:lineRule="auto"/>
+        <w:jc w:val="left"/>
+      </w:pPr>
+      <w:r>
+        <w:rPr>
+          <w:rFonts w:ascii="Times New Roman" w:cs="Times New Roman" w:eastAsia="Times New Roman" w:hAnsi="Times New Roman"/>
+          <w:sz w:val="24"/>
+          <w:szCs w:val="24"/>
+        </w:rPr>
+        <w:t xml:space="preserve">4.1 O caso</w:t>
+      </w:r>
+    </w:p>
+    <w:p>
+      <w:pPr>
+        <w:spacing w:line="360" w:lineRule="auto"/>
+        <w:ind w:firstLine="709"/>
+        <w:jc w:val="both"/>
+      </w:pPr>
+      <w:r>
+        <w:rPr>
+          <w:rFonts w:ascii="Times New Roman" w:cs="Times New Roman" w:eastAsia="Times New Roman" w:hAnsi="Times New Roman"/>
+          <w:sz w:val="24"/>
+          <w:szCs w:val="24"/>
+        </w:rPr>
+        <w:t xml:space="preserve">A aplicação mais expressiva do princípio na jurisprudência brasileira encontra-se no julgamento da Ação Direta de Inconstitucionalidade n. 4.717/DF, de relatoria da Ministra Cármen Lúcia, apreciada pelo Plenário do Supremo Tribunal Federal em 5 de abril de 2018.</w:t>
+      </w:r>
+    </w:p>
+    <w:p>
+      <w:pPr>
+        <w:spacing w:line="360" w:lineRule="auto"/>
+        <w:ind w:firstLine="709"/>
+        <w:jc w:val="both"/>
+      </w:pPr>
+      <w:r>
+        <w:rPr>
+          <w:rFonts w:ascii="Times New Roman" w:cs="Times New Roman" w:eastAsia="Times New Roman" w:hAnsi="Times New Roman"/>
+          <w:sz w:val="24"/>
+          <w:szCs w:val="24"/>
+        </w:rPr>
+        <w:t xml:space="preserve">Discutia-se a constitucionalidade da Medida Provisória n. 558/2012, posteriormente convertida na Lei n. 12.678/2012, que reduziu os limites de sete espaços territorialmente protegidos na Amazônia: as Florestas Nacionais de Itaituba I, Itaituba II e Crepori, os Parques Nacionais dos Campos Amazônicos, da Amazônia e do Mapinguari e a Área de Proteção Ambiental do Tapajós. A finalidade da desafetação era expressa: viabilizar o licenciamento e a instalação de cinco usinas hidrelétricas.</w:t>
+      </w:r>
+    </w:p>
+    <w:p>
+      <w:pPr>
+        <w:spacing w:after="180" w:before="280" w:line="360" w:lineRule="auto"/>
+        <w:jc w:val="left"/>
+      </w:pPr>
+      <w:r>
+        <w:rPr>
+          <w:rFonts w:ascii="Times New Roman" w:cs="Times New Roman" w:eastAsia="Times New Roman" w:hAnsi="Times New Roman"/>
+          <w:sz w:val="24"/>
+          <w:szCs w:val="24"/>
+        </w:rPr>
+        <w:t xml:space="preserve">4.2 Os fundamentos da decisão</w:t>
+      </w:r>
+    </w:p>
+    <w:p>
+      <w:pPr>
+        <w:spacing w:line="360" w:lineRule="auto"/>
+        <w:ind w:firstLine="709"/>
+        <w:jc w:val="both"/>
+      </w:pPr>
+      <w:r>
+        <w:rPr>
+          <w:rFonts w:ascii="Times New Roman" w:cs="Times New Roman" w:eastAsia="Times New Roman" w:hAnsi="Times New Roman"/>
+          <w:sz w:val="24"/>
+          <w:szCs w:val="24"/>
+        </w:rPr>
+        <w:t xml:space="preserve">O Tribunal julgou procedente o pedido com base em dois fundamentos distintos, que convém separar.</w:t>
+      </w:r>
+    </w:p>
+    <w:p>
+      <w:pPr>
+        <w:spacing w:line="360" w:lineRule="auto"/>
+        <w:ind w:firstLine="709"/>
+        <w:jc w:val="both"/>
+      </w:pPr>
+      <w:r>
+        <w:rPr>
+          <w:rFonts w:ascii="Times New Roman" w:cs="Times New Roman" w:eastAsia="Times New Roman" w:hAnsi="Times New Roman"/>
+          <w:sz w:val="24"/>
+          <w:szCs w:val="24"/>
+        </w:rPr>
+        <w:t xml:space="preserve">O primeiro é de ordem formal. O art. 225, § 1º, III, da Constituição exige lei em sentido estrito para a alteração ou a supressão de espaços territorialmente protegidos, exigência que não é atendida por medida provisória, ato normativo de iniciativa exclusiva do Chefe do Poder Executivo. Reconheceu-se, com isso, a proteção ambiental como limite material implícito à edição de medidas provisórias.</w:t>
+      </w:r>
+    </w:p>
+    <w:p>
+      <w:pPr>
+        <w:spacing w:line="360" w:lineRule="auto"/>
+        <w:ind w:firstLine="709"/>
+        <w:jc w:val="both"/>
+      </w:pPr>
+      <w:r>
+        <w:rPr>
+          <w:rFonts w:ascii="Times New Roman" w:cs="Times New Roman" w:eastAsia="Times New Roman" w:hAnsi="Times New Roman"/>
+          <w:sz w:val="24"/>
+          <w:szCs w:val="24"/>
+        </w:rPr>
+        <w:t xml:space="preserve">O segundo fundamento é de ordem material e interessa mais diretamente ao objeto deste trabalho. Assentou o acórdão que a norma impugnada contrariou o princípio da proibição de retrocesso socioambiental, uma vez que as alterações promovidas atingiram o núcleo essencial do direito fundamental ao meio ambiente ecologicamente equilibrado. Verifica-se, no caso, exatamente a hipótese descrita no item 3.2: não a vedação abstrata de alterar, mas a constatação de uma desproteção sem justificativa idônea, já que a motivação apresentada consistia na viabilização das obras.</w:t>
+      </w:r>
+    </w:p>
+    <w:p>
+      <w:pPr>
+        <w:spacing w:after="180" w:before="280" w:line="360" w:lineRule="auto"/>
+        <w:jc w:val="left"/>
+      </w:pPr>
+      <w:r>
+        <w:rPr>
+          <w:rFonts w:ascii="Times New Roman" w:cs="Times New Roman" w:eastAsia="Times New Roman" w:hAnsi="Times New Roman"/>
+          <w:sz w:val="24"/>
+          <w:szCs w:val="24"/>
+        </w:rPr>
+        <w:t xml:space="preserve">4.3 A modulação dos efeitos</w:t>
+      </w:r>
+    </w:p>
+    <w:p>
+      <w:pPr>
+        <w:spacing w:line="360" w:lineRule="auto"/>
+        <w:ind w:firstLine="709"/>
+        <w:jc w:val="both"/>
+      </w:pPr>
+      <w:r>
+        <w:rPr>
+          <w:rFonts w:ascii="Times New Roman" w:cs="Times New Roman" w:eastAsia="Times New Roman" w:hAnsi="Times New Roman"/>
+          <w:sz w:val="24"/>
+          <w:szCs w:val="24"/>
+        </w:rPr>
+        <w:t xml:space="preserve">Cabe registrar, por fim, o desfecho do julgamento. O Tribunal declarou a inconstitucionalidade sem pronúncia de nulidade, tendo em vista que os efeitos da norma já se haviam consumado de forma irreversível: as usinas estavam construídas e em operação e as áreas já se encontravam alagadas.</w:t>
+      </w:r>
+    </w:p>
+    <w:p>
+      <w:pPr>
+        <w:spacing w:line="360" w:lineRule="auto"/>
+        <w:ind w:firstLine="709"/>
+        <w:jc w:val="both"/>
+      </w:pPr>
+      <w:r>
+        <w:rPr>
+          <w:rFonts w:ascii="Times New Roman" w:cs="Times New Roman" w:eastAsia="Times New Roman" w:hAnsi="Times New Roman"/>
+          <w:sz w:val="24"/>
+          <w:szCs w:val="24"/>
+        </w:rPr>
+        <w:t xml:space="preserve">A respeito de hipóteses dessa natureza, Sarlet sustenta que, quando envolvidos danos ecológicos irreversíveis, o princípio da proibição de retrocesso opera de modo absoluto, como verdadeira regra jurídica, e não como princípio sujeito a ponderação (SARLET, 2020). O caso confirma a pertinência dessa formulação e, ao mesmo tempo, revela o custo de sua aplicação tardia.</w:t>
       </w:r>
     </w:p>
     <w:p>
@@ -804,37 +968,52 @@
           <w:sz w:val="24"/>
           <w:szCs w:val="24"/>
         </w:rPr>
-        <w:t xml:space="preserve">A proibição de retrocesso socioambiental não confere ao ordenamento ambiental imutabilidade — o que seria, além de indesejável, incompatível com a natureza dinâmica da matéria. Impõe, sim, um ônus qualificado de justificação a toda medida que rebaixe o patamar de tutela alcançado, exigindo fundamento jurídico, técnico e fático, e tendo por limite último o núcleo essencial do direito assegurado pelo art. 225. Somada ao dever de progressividade, deixa de ser garantia meramente conservadora e passa a orientar o ordenamento na direção do aprimoramento.</w:t>
-      </w:r>
-    </w:p>
-    <w:p>
-      <w:pPr>
-        <w:spacing w:line="360" w:lineRule="auto"/>
-        <w:ind w:firstLine="709"/>
-        <w:jc w:val="both"/>
-      </w:pPr>
-      <w:r>
-        <w:rPr>
-          <w:rFonts w:ascii="Times New Roman" w:cs="Times New Roman" w:eastAsia="Times New Roman" w:hAnsi="Times New Roman"/>
-          <w:sz w:val="24"/>
-          <w:szCs w:val="24"/>
-        </w:rPr>
-        <w:t xml:space="preserve">A ADI 4.717/DF prova que esse conteúdo é operacionalizável em controle concentrado. Prova também algo menos animador. Reconhecer o retrocesso depois de erguidas as barragens é, ainda assim, reconhecê-lo, e o precedente vale para o futuro. Só que a floresta desafetada não volta, e a área alagada permanece alagada. A eficácia do princípio depende menos de sua formulação dogmática, hoje razoavelmente consolidada, do que do momento em que é invocado.</w:t>
-      </w:r>
-    </w:p>
-    <w:p>
-      <w:pPr>
-        <w:spacing w:line="360" w:lineRule="auto"/>
-        <w:ind w:firstLine="709"/>
-        <w:jc w:val="both"/>
-      </w:pPr>
-      <w:r>
-        <w:rPr>
-          <w:rFonts w:ascii="Times New Roman" w:cs="Times New Roman" w:eastAsia="Times New Roman" w:hAnsi="Times New Roman"/>
-          <w:sz w:val="24"/>
-          <w:szCs w:val="24"/>
-        </w:rPr>
-        <w:t xml:space="preserve">Sarlet e Fensterseifer advertem, no capítulo aqui examinado, ser preciso "reduzir a nossa “pegada ecológica”, tirando o pé do acelerador da locomotiva que tem nos levado rumo ao precipício civilizatório" (SARLET; FENSTERSEIFER, 2026, p. 100). A imagem cabe bem ao ponto: contra uma locomotiva em movimento, freio acionado tarde demais não evita o descarrilamento. Apenas documenta, com precisão, o instante em que ainda teria sido possível evitá-lo.</w:t>
+        <w:t xml:space="preserve">Do que foi exposto, extraem-se as seguintes conclusões.</w:t>
+      </w:r>
+    </w:p>
+    <w:p>
+      <w:pPr>
+        <w:spacing w:line="360" w:lineRule="auto"/>
+        <w:ind w:firstLine="709"/>
+        <w:jc w:val="both"/>
+      </w:pPr>
+      <w:r>
+        <w:rPr>
+          <w:rFonts w:ascii="Times New Roman" w:cs="Times New Roman" w:eastAsia="Times New Roman" w:hAnsi="Times New Roman"/>
+          <w:sz w:val="24"/>
+          <w:szCs w:val="24"/>
+        </w:rPr>
+        <w:t xml:space="preserve">A proibição de retrocesso socioambiental não torna imutável o ordenamento ambiental, o que seria incompatível com a natureza dinâmica da matéria. O que ela impõe é um ônus qualificado de justificação a toda medida que reduza o nível de proteção já alcançado, exigindo fundamentação jurídica, técnica e fática, e tendo por limite o núcleo essencial do direito assegurado pelo art. 225 da Constituição. Somada ao dever de progressividade, deixa de ser garantia meramente conservadora.</w:t>
+      </w:r>
+    </w:p>
+    <w:p>
+      <w:pPr>
+        <w:spacing w:line="360" w:lineRule="auto"/>
+        <w:ind w:firstLine="709"/>
+        <w:jc w:val="both"/>
+      </w:pPr>
+      <w:r>
+        <w:rPr>
+          <w:rFonts w:ascii="Times New Roman" w:cs="Times New Roman" w:eastAsia="Times New Roman" w:hAnsi="Times New Roman"/>
+          <w:sz w:val="24"/>
+          <w:szCs w:val="24"/>
+        </w:rPr>
+        <w:t xml:space="preserve">A ADI 4.717/DF demonstra que esse conteúdo é aplicável em sede de controle concentrado de constitucionalidade. Demonstra, contudo, uma limitação relevante. O reconhecimento do retrocesso após a consumação do dano preserva o valor do precedente para casos futuros, mas não recompõe a área desafetada. A efetividade do princípio depende, assim, menos da sua formulação teórica, hoje razoavelmente consolidada, do que do momento em que é invocado.</w:t>
+      </w:r>
+    </w:p>
+    <w:p>
+      <w:pPr>
+        <w:spacing w:line="360" w:lineRule="auto"/>
+        <w:ind w:firstLine="709"/>
+        <w:jc w:val="both"/>
+      </w:pPr>
+      <w:r>
+        <w:rPr>
+          <w:rFonts w:ascii="Times New Roman" w:cs="Times New Roman" w:eastAsia="Times New Roman" w:hAnsi="Times New Roman"/>
+          <w:sz w:val="24"/>
+          <w:szCs w:val="24"/>
+        </w:rPr>
+        <w:t xml:space="preserve">Por fim, cabe lembrar a advertência feita pelos autores no capítulo examinado, no sentido de ser preciso "reduzir a nossa “pegada ecológica”, tirando o pé do acelerador da locomotiva que tem nos levado rumo ao precipício civilizatório" (SARLET; FENSTERSEIFER, 2026, p. 100).</w:t>
       </w:r>
     </w:p>
     <w:p>
